--- a/plantilla.docx
+++ b/plantilla.docx
@@ -11,11 +11,6 @@
           <w:tab w:val="left" w:leader="hyphen" w:pos="7832"/>
         </w:tabs>
         <w:spacing w:line="360" w:lineRule="auto"/>
-        <w:rPr>
-          <w:b w:val="0"/>
-          <w:sz w:val="22"/>
-          <w:szCs w:val="22"/>
-        </w:rPr>
       </w:pPr>
       <w:r>
         <w:rPr>
@@ -392,26 +387,132 @@
       </w:r>
       <w:r>
         <w:rPr>
+          <w:sz w:val="22"/>
+          <w:szCs w:val="22"/>
+        </w:rPr>
+        <w:t xml:space="preserve">{{ </w:t>
+      </w:r>
+      <w:proofErr w:type="spellStart"/>
+      <w:r>
+        <w:rPr>
+          <w:sz w:val="22"/>
+          <w:szCs w:val="22"/>
+        </w:rPr>
+        <w:t>vendedor.nombre</w:t>
+      </w:r>
+      <w:proofErr w:type="spellEnd"/>
+      <w:r>
+        <w:rPr>
+          <w:sz w:val="22"/>
+          <w:szCs w:val="22"/>
+        </w:rPr>
+        <w:t xml:space="preserve"> }}</w:t>
+      </w:r>
+      <w:r>
+        <w:rPr>
+          <w:sz w:val="22"/>
+          <w:szCs w:val="22"/>
+          <w:u w:val="single"/>
+        </w:rPr>
+        <w:t>,</w:t>
+      </w:r>
+      <w:r>
+        <w:rPr>
           <w:b w:val="0"/>
           <w:bCs w:val="0"/>
           <w:sz w:val="22"/>
           <w:szCs w:val="22"/>
         </w:rPr>
+        <w:t xml:space="preserve"> </w:t>
+      </w:r>
+      <w:r>
+        <w:rPr>
+          <w:b w:val="0"/>
+          <w:sz w:val="22"/>
+          <w:szCs w:val="22"/>
+        </w:rPr>
+        <w:t xml:space="preserve">como </w:t>
+      </w:r>
+      <w:r>
+        <w:rPr>
+          <w:bCs w:val="0"/>
+          <w:sz w:val="22"/>
+          <w:szCs w:val="22"/>
+        </w:rPr>
+        <w:t xml:space="preserve">“VENDEDOR” </w:t>
+      </w:r>
+      <w:r>
+        <w:rPr>
+          <w:b w:val="0"/>
+          <w:sz w:val="22"/>
+          <w:szCs w:val="22"/>
+        </w:rPr>
+        <w:t>y de la otra parte</w:t>
+      </w:r>
+      <w:r>
+        <w:rPr>
+          <w:rStyle w:val="spellingerror"/>
+          <w:b w:val="0"/>
+          <w:sz w:val="22"/>
+          <w:szCs w:val="22"/>
+        </w:rPr>
+        <w:t xml:space="preserve"> </w:t>
+      </w:r>
+      <w:r>
+        <w:rPr>
+          <w:rStyle w:val="spellingerror"/>
+          <w:b w:val="0"/>
+          <w:sz w:val="22"/>
+          <w:szCs w:val="22"/>
+        </w:rPr>
+        <w:t>e</w:t>
+      </w:r>
+      <w:r>
+        <w:rPr>
+          <w:rStyle w:val="spellingerror"/>
+          <w:b w:val="0"/>
+          <w:sz w:val="22"/>
+          <w:szCs w:val="22"/>
+        </w:rPr>
+        <w:t>l s</w:t>
+      </w:r>
+      <w:r>
+        <w:rPr>
+          <w:rStyle w:val="spellingerror"/>
+          <w:b w:val="0"/>
+          <w:sz w:val="22"/>
+          <w:szCs w:val="22"/>
+        </w:rPr>
+        <w:t>eñor</w:t>
+      </w:r>
+      <w:r>
+        <w:rPr>
+          <w:rStyle w:val="spellingerror"/>
+          <w:b w:val="0"/>
+          <w:sz w:val="22"/>
+          <w:szCs w:val="22"/>
+        </w:rPr>
+        <w:t xml:space="preserve"> </w:t>
+      </w:r>
+      <w:r>
+        <w:rPr>
+          <w:bCs w:val="0"/>
+          <w:sz w:val="22"/>
+          <w:szCs w:val="22"/>
+        </w:rPr>
         <w:t xml:space="preserve">{{ </w:t>
       </w:r>
       <w:proofErr w:type="spellStart"/>
       <w:r>
         <w:rPr>
-          <w:b w:val="0"/>
           <w:bCs w:val="0"/>
           <w:sz w:val="22"/>
           <w:szCs w:val="22"/>
         </w:rPr>
-        <w:t>datosPV</w:t>
-      </w:r>
-      <w:r>
-        <w:rPr>
-          <w:b w:val="0"/>
+        <w:t>comprador</w:t>
+      </w:r>
+      <w:r>
+        <w:rPr>
           <w:bCs w:val="0"/>
           <w:sz w:val="22"/>
           <w:szCs w:val="22"/>
@@ -421,7 +522,6 @@
       <w:proofErr w:type="spellEnd"/>
       <w:r>
         <w:rPr>
-          <w:b w:val="0"/>
           <w:bCs w:val="0"/>
           <w:sz w:val="22"/>
           <w:szCs w:val="22"/>
@@ -430,254 +530,156 @@
       </w:r>
       <w:r>
         <w:rPr>
-          <w:b w:val="0"/>
           <w:bCs w:val="0"/>
           <w:sz w:val="22"/>
           <w:szCs w:val="22"/>
         </w:rPr>
-        <w:t xml:space="preserve"> </w:t>
-      </w:r>
-      <w:r>
-        <w:rPr>
-          <w:sz w:val="22"/>
-          <w:szCs w:val="22"/>
-          <w:u w:val="single"/>
-        </w:rPr>
         <w:t>,</w:t>
       </w:r>
       <w:r>
         <w:rPr>
-          <w:b w:val="0"/>
+          <w:rStyle w:val="normaltextrun"/>
+          <w:sz w:val="22"/>
+          <w:szCs w:val="22"/>
+        </w:rPr>
+        <w:t xml:space="preserve"> </w:t>
+      </w:r>
+      <w:r>
+        <w:rPr>
+          <w:rStyle w:val="Cuerpodeltexto310pto"/>
+          <w:sz w:val="22"/>
+          <w:szCs w:val="22"/>
+          <w:lang w:val="es-MX"/>
+        </w:rPr>
+        <w:t xml:space="preserve">como </w:t>
+      </w:r>
+      <w:r>
+        <w:rPr>
+          <w:sz w:val="22"/>
+          <w:szCs w:val="22"/>
+        </w:rPr>
+        <w:t xml:space="preserve">“COMPRADOR”, </w:t>
+      </w:r>
+      <w:r>
+        <w:rPr>
+          <w:rStyle w:val="Cuerpodeltexto310pto"/>
+          <w:sz w:val="22"/>
+          <w:szCs w:val="22"/>
+          <w:lang w:val="es-MX"/>
+        </w:rPr>
+        <w:t>en los términos</w:t>
+      </w:r>
+      <w:r>
+        <w:rPr>
+          <w:rStyle w:val="Cuerpodeltexto310pto"/>
+          <w:sz w:val="22"/>
+          <w:szCs w:val="22"/>
+          <w:lang w:val="es-MX"/>
+        </w:rPr>
+        <w:t xml:space="preserve"> </w:t>
+      </w:r>
+      <w:r>
+        <w:rPr>
+          <w:b w:val="0"/>
+          <w:sz w:val="22"/>
+          <w:szCs w:val="22"/>
+        </w:rPr>
+        <w:t>siguientes:</w:t>
+      </w:r>
+      <w:r>
+        <w:rPr>
+          <w:b w:val="0"/>
+          <w:sz w:val="22"/>
+          <w:szCs w:val="22"/>
+        </w:rPr>
+        <w:t xml:space="preserve"> - -</w:t>
+      </w:r>
+      <w:r>
+        <w:rPr>
+          <w:b w:val="0"/>
+          <w:sz w:val="22"/>
+          <w:szCs w:val="22"/>
+        </w:rPr>
+        <w:t xml:space="preserve"> - </w:t>
+      </w:r>
+      <w:r>
+        <w:rPr>
+          <w:b w:val="0"/>
+          <w:sz w:val="22"/>
+          <w:szCs w:val="22"/>
+        </w:rPr>
+        <w:t xml:space="preserve">- - - - - - - - - - - - - - - - - - - - - - - - - - - - - - - - - - - - - - - - - - - - - - - - - - </w:t>
+      </w:r>
+      <w:r>
+        <w:rPr>
+          <w:b w:val="0"/>
+          <w:sz w:val="22"/>
+          <w:szCs w:val="22"/>
+        </w:rPr>
+        <w:t xml:space="preserve">Respecto de </w:t>
+      </w:r>
+      <w:r>
+        <w:rPr>
+          <w:sz w:val="22"/>
+          <w:szCs w:val="22"/>
+        </w:rPr>
+        <w:t>“</w:t>
+      </w:r>
+      <w:r>
+        <w:rPr>
+          <w:sz w:val="22"/>
+          <w:szCs w:val="22"/>
+        </w:rPr>
+        <w:t>LA TOTALIDAD</w:t>
+      </w:r>
+      <w:r>
+        <w:rPr>
+          <w:sz w:val="22"/>
+          <w:szCs w:val="22"/>
+        </w:rPr>
+        <w:t>”</w:t>
+      </w:r>
+      <w:r>
+        <w:rPr>
+          <w:b w:val="0"/>
+          <w:sz w:val="22"/>
+          <w:szCs w:val="22"/>
+        </w:rPr>
+        <w:t xml:space="preserve"> </w:t>
+      </w:r>
+      <w:r>
+        <w:rPr>
           <w:bCs w:val="0"/>
           <w:sz w:val="22"/>
           <w:szCs w:val="22"/>
         </w:rPr>
-        <w:t xml:space="preserve"> </w:t>
-      </w:r>
-      <w:r>
-        <w:rPr>
-          <w:b w:val="0"/>
-          <w:sz w:val="22"/>
-          <w:szCs w:val="22"/>
-        </w:rPr>
-        <w:t xml:space="preserve">como </w:t>
-      </w:r>
+        <w:t>{{</w:t>
+      </w:r>
+      <w:proofErr w:type="spellStart"/>
       <w:r>
         <w:rPr>
           <w:bCs w:val="0"/>
           <w:sz w:val="22"/>
           <w:szCs w:val="22"/>
         </w:rPr>
-        <w:t xml:space="preserve">“VENDEDOR” </w:t>
-      </w:r>
-      <w:r>
-        <w:rPr>
-          <w:b w:val="0"/>
-          <w:sz w:val="22"/>
-          <w:szCs w:val="22"/>
-        </w:rPr>
-        <w:t>y de la otra parte</w:t>
-      </w:r>
-      <w:r>
-        <w:rPr>
-          <w:rStyle w:val="spellingerror"/>
-          <w:b w:val="0"/>
-          <w:sz w:val="22"/>
-          <w:szCs w:val="22"/>
-        </w:rPr>
-        <w:t xml:space="preserve"> </w:t>
-      </w:r>
-      <w:r>
-        <w:rPr>
-          <w:rStyle w:val="spellingerror"/>
-          <w:b w:val="0"/>
-          <w:sz w:val="22"/>
-          <w:szCs w:val="22"/>
-        </w:rPr>
-        <w:t>e</w:t>
-      </w:r>
-      <w:r>
-        <w:rPr>
-          <w:rStyle w:val="spellingerror"/>
-          <w:b w:val="0"/>
-          <w:sz w:val="22"/>
-          <w:szCs w:val="22"/>
-        </w:rPr>
-        <w:t>l s</w:t>
-      </w:r>
-      <w:r>
-        <w:rPr>
-          <w:rStyle w:val="spellingerror"/>
-          <w:b w:val="0"/>
-          <w:sz w:val="22"/>
-          <w:szCs w:val="22"/>
-        </w:rPr>
-        <w:t>eñor</w:t>
-      </w:r>
-      <w:r>
-        <w:rPr>
-          <w:rStyle w:val="spellingerror"/>
-          <w:b w:val="0"/>
-          <w:sz w:val="22"/>
-          <w:szCs w:val="22"/>
-        </w:rPr>
-        <w:t xml:space="preserve"> </w:t>
-      </w:r>
-      <w:r>
-        <w:rPr>
-          <w:b w:val="0"/>
-          <w:sz w:val="22"/>
-          <w:szCs w:val="22"/>
-        </w:rPr>
-        <w:t xml:space="preserve">{{ </w:t>
-      </w:r>
-      <w:proofErr w:type="spellStart"/>
-      <w:r>
-        <w:rPr>
-          <w:b w:val="0"/>
-          <w:sz w:val="22"/>
-          <w:szCs w:val="22"/>
-        </w:rPr>
-        <w:t>datosPC</w:t>
-      </w:r>
-      <w:r>
-        <w:rPr>
-          <w:b w:val="0"/>
-          <w:sz w:val="22"/>
-          <w:szCs w:val="22"/>
-        </w:rPr>
-        <w:t>.nombre</w:t>
+        <w:t>inmueble</w:t>
+      </w:r>
+      <w:r>
+        <w:rPr>
+          <w:bCs w:val="0"/>
+          <w:sz w:val="22"/>
+          <w:szCs w:val="22"/>
+        </w:rPr>
+        <w:t>.descripcion</w:t>
       </w:r>
       <w:proofErr w:type="spellEnd"/>
       <w:r>
         <w:rPr>
-          <w:b w:val="0"/>
-          <w:sz w:val="22"/>
-          <w:szCs w:val="22"/>
-        </w:rPr>
-        <w:t xml:space="preserve"> }}</w:t>
-      </w:r>
-      <w:r>
-        <w:rPr>
-          <w:b w:val="0"/>
           <w:bCs w:val="0"/>
           <w:sz w:val="22"/>
           <w:szCs w:val="22"/>
         </w:rPr>
-        <w:t>,</w:t>
-      </w:r>
-      <w:r>
-        <w:rPr>
-          <w:rStyle w:val="normaltextrun"/>
-          <w:sz w:val="22"/>
-          <w:szCs w:val="22"/>
-        </w:rPr>
-        <w:t xml:space="preserve"> </w:t>
-      </w:r>
-      <w:r>
-        <w:rPr>
-          <w:rStyle w:val="Cuerpodeltexto310pto"/>
-          <w:sz w:val="22"/>
-          <w:szCs w:val="22"/>
-          <w:lang w:val="es-MX"/>
-        </w:rPr>
-        <w:t xml:space="preserve">como </w:t>
-      </w:r>
-      <w:r>
-        <w:rPr>
-          <w:sz w:val="22"/>
-          <w:szCs w:val="22"/>
-        </w:rPr>
-        <w:t xml:space="preserve">“COMPRADOR”, </w:t>
-      </w:r>
-      <w:r>
-        <w:rPr>
-          <w:rStyle w:val="Cuerpodeltexto310pto"/>
-          <w:sz w:val="22"/>
-          <w:szCs w:val="22"/>
-          <w:lang w:val="es-MX"/>
-        </w:rPr>
-        <w:t>en los términos</w:t>
-      </w:r>
-      <w:r>
-        <w:rPr>
-          <w:rStyle w:val="Cuerpodeltexto310pto"/>
-          <w:sz w:val="22"/>
-          <w:szCs w:val="22"/>
-          <w:lang w:val="es-MX"/>
-        </w:rPr>
-        <w:t xml:space="preserve"> </w:t>
-      </w:r>
-      <w:r>
-        <w:rPr>
-          <w:b w:val="0"/>
-          <w:sz w:val="22"/>
-          <w:szCs w:val="22"/>
-        </w:rPr>
-        <w:t>siguientes:</w:t>
-      </w:r>
-      <w:r>
-        <w:rPr>
-          <w:b w:val="0"/>
-          <w:sz w:val="22"/>
-          <w:szCs w:val="22"/>
-        </w:rPr>
-        <w:t xml:space="preserve"> - -</w:t>
-      </w:r>
-      <w:r>
-        <w:rPr>
-          <w:b w:val="0"/>
-          <w:sz w:val="22"/>
-          <w:szCs w:val="22"/>
-        </w:rPr>
-        <w:t xml:space="preserve"> - </w:t>
-      </w:r>
-      <w:r>
-        <w:rPr>
-          <w:b w:val="0"/>
-          <w:sz w:val="22"/>
-          <w:szCs w:val="22"/>
-        </w:rPr>
-        <w:t xml:space="preserve">- - - - - - - - - - - - - - - - - - - - - - - - - - - - - - - - - - - - - - - - - - - - - - - - - - </w:t>
-      </w:r>
-      <w:r>
-        <w:rPr>
-          <w:b w:val="0"/>
-          <w:sz w:val="22"/>
-          <w:szCs w:val="22"/>
-        </w:rPr>
-        <w:t xml:space="preserve">Respecto de </w:t>
-      </w:r>
-      <w:r>
-        <w:rPr>
-          <w:sz w:val="22"/>
-          <w:szCs w:val="22"/>
-        </w:rPr>
-        <w:t>“LA TOTALIDAD”</w:t>
-      </w:r>
-      <w:r>
-        <w:rPr>
-          <w:b w:val="0"/>
-          <w:sz w:val="22"/>
-          <w:szCs w:val="22"/>
-        </w:rPr>
-        <w:t xml:space="preserve"> </w:t>
-      </w:r>
-      <w:r>
-        <w:rPr>
-          <w:bCs w:val="0"/>
-          <w:sz w:val="22"/>
-          <w:szCs w:val="22"/>
-        </w:rPr>
-        <w:t xml:space="preserve">DEL PREDIO </w:t>
-      </w:r>
-      <w:r>
-        <w:rPr>
-          <w:bCs w:val="0"/>
-          <w:sz w:val="22"/>
-          <w:szCs w:val="22"/>
-        </w:rPr>
-        <w:t>URBANO IDENTIFICADO COMO LOTE 10 DIEZ, DE LA MANZANA 08-412 OCHO GUION CUATROCIENTOS DOCE, DEL FRACCIONAMIENTO DENOMINADO “EXHACIENDA DE LA LUZ”, EN EL MUNICIPIO DE PACHUCA DE SOTO, ESTADO DE HIDALGO</w:t>
+        <w:t>}}</w:t>
       </w:r>
       <w:r>
         <w:rPr>
@@ -905,26 +907,28 @@
       <w:r>
         <w:rPr>
           <w:b w:val="0"/>
-          <w:bCs w:val="0"/>
-          <w:sz w:val="22"/>
-          <w:szCs w:val="22"/>
-        </w:rPr>
-        <w:t xml:space="preserve">{{ </w:t>
+          <w:sz w:val="22"/>
+          <w:szCs w:val="22"/>
+        </w:rPr>
+        <w:t xml:space="preserve">  </w:t>
+      </w:r>
+      <w:r>
+        <w:rPr>
+          <w:sz w:val="22"/>
+          <w:szCs w:val="22"/>
+        </w:rPr>
+        <w:t>{{</w:t>
       </w:r>
       <w:proofErr w:type="spellStart"/>
       <w:r>
         <w:rPr>
-          <w:b w:val="0"/>
-          <w:bCs w:val="0"/>
-          <w:sz w:val="22"/>
-          <w:szCs w:val="22"/>
-        </w:rPr>
-        <w:t>datosPV</w:t>
-      </w:r>
-      <w:r>
-        <w:rPr>
-          <w:b w:val="0"/>
-          <w:bCs w:val="0"/>
+          <w:sz w:val="22"/>
+          <w:szCs w:val="22"/>
+        </w:rPr>
+        <w:t>vendedor</w:t>
+      </w:r>
+      <w:r>
+        <w:rPr>
           <w:sz w:val="22"/>
           <w:szCs w:val="22"/>
         </w:rPr>
@@ -933,12 +937,10 @@
       <w:proofErr w:type="spellEnd"/>
       <w:r>
         <w:rPr>
-          <w:b w:val="0"/>
-          <w:bCs w:val="0"/>
-          <w:sz w:val="22"/>
-          <w:szCs w:val="22"/>
-        </w:rPr>
-        <w:t xml:space="preserve"> }}</w:t>
+          <w:sz w:val="22"/>
+          <w:szCs w:val="22"/>
+        </w:rPr>
+        <w:t>}}</w:t>
       </w:r>
       <w:r>
         <w:rPr>
@@ -1168,7 +1170,16 @@
           <w:sz w:val="22"/>
           <w:szCs w:val="22"/>
         </w:rPr>
-        <w:t>y superficie</w:t>
+        <w:t xml:space="preserve">y </w:t>
+      </w:r>
+      <w:r>
+        <w:rPr>
+          <w:b w:val="0"/>
+          <w:sz w:val="22"/>
+          <w:szCs w:val="22"/>
+          <w:u w:val="single"/>
+        </w:rPr>
+        <w:t>superficie</w:t>
       </w:r>
       <w:r>
         <w:rPr>
@@ -1208,7 +1219,7 @@
           <w:sz w:val="22"/>
           <w:szCs w:val="22"/>
         </w:rPr>
-        <w:t xml:space="preserve">- - - </w:t>
+        <w:t>- - -</w:t>
       </w:r>
       <w:r>
         <w:rPr>
@@ -1216,96 +1227,33 @@
           <w:sz w:val="22"/>
           <w:szCs w:val="22"/>
         </w:rPr>
-        <w:t>AL NORTE:</w:t>
-      </w:r>
-      <w:r>
-        <w:rPr>
-          <w:b w:val="0"/>
+        <w:t>{{</w:t>
+      </w:r>
+      <w:proofErr w:type="spellStart"/>
+      <w:proofErr w:type="gramStart"/>
+      <w:r>
+        <w:rPr>
+          <w:sz w:val="22"/>
+          <w:szCs w:val="22"/>
+        </w:rPr>
+        <w:t>inmueble.medidas</w:t>
+      </w:r>
+      <w:proofErr w:type="gramEnd"/>
+      <w:r>
+        <w:rPr>
+          <w:sz w:val="22"/>
+          <w:szCs w:val="22"/>
+        </w:rPr>
+        <w:t>_colindancias</w:t>
+      </w:r>
+      <w:proofErr w:type="spellEnd"/>
+      <w:r>
+        <w:rPr>
           <w:bCs w:val="0"/>
           <w:sz w:val="22"/>
           <w:szCs w:val="22"/>
         </w:rPr>
-        <w:t xml:space="preserve"> </w:t>
-      </w:r>
-      <w:r>
-        <w:rPr>
-          <w:b w:val="0"/>
-          <w:sz w:val="22"/>
-          <w:szCs w:val="22"/>
-        </w:rPr>
-        <w:t>En</w:t>
-      </w:r>
-      <w:r>
-        <w:rPr>
-          <w:b w:val="0"/>
-          <w:sz w:val="22"/>
-          <w:szCs w:val="22"/>
-        </w:rPr>
-        <w:t xml:space="preserve"> (</w:t>
-      </w:r>
-      <w:r>
-        <w:rPr>
-          <w:b w:val="0"/>
-          <w:sz w:val="22"/>
-          <w:szCs w:val="22"/>
-        </w:rPr>
-        <w:t>20.00</w:t>
-      </w:r>
-      <w:r>
-        <w:rPr>
-          <w:b w:val="0"/>
-          <w:sz w:val="22"/>
-          <w:szCs w:val="22"/>
-        </w:rPr>
-        <w:t xml:space="preserve">) </w:t>
-      </w:r>
-      <w:r>
-        <w:rPr>
-          <w:b w:val="0"/>
-          <w:sz w:val="22"/>
-          <w:szCs w:val="22"/>
-        </w:rPr>
-        <w:t xml:space="preserve">veinte </w:t>
-      </w:r>
-      <w:r>
-        <w:rPr>
-          <w:b w:val="0"/>
-          <w:sz w:val="22"/>
-          <w:szCs w:val="22"/>
-        </w:rPr>
-        <w:t xml:space="preserve">metros con </w:t>
-      </w:r>
-      <w:r>
-        <w:rPr>
-          <w:b w:val="0"/>
-          <w:sz w:val="22"/>
-          <w:szCs w:val="22"/>
-        </w:rPr>
-        <w:t>cero</w:t>
-      </w:r>
-      <w:r>
-        <w:rPr>
-          <w:b w:val="0"/>
-          <w:sz w:val="22"/>
-          <w:szCs w:val="22"/>
-        </w:rPr>
-        <w:t xml:space="preserve"> centímetros,</w:t>
-      </w:r>
-      <w:r>
-        <w:rPr>
-          <w:b w:val="0"/>
-          <w:sz w:val="22"/>
-          <w:szCs w:val="22"/>
-        </w:rPr>
-        <w:t xml:space="preserve"> </w:t>
-      </w:r>
-      <w:r>
-        <w:rPr>
-          <w:b w:val="0"/>
-          <w:sz w:val="22"/>
-          <w:szCs w:val="22"/>
-        </w:rPr>
-        <w:t xml:space="preserve">linda con </w:t>
+        <w:t>}}</w:t>
       </w:r>
       <w:r>
         <w:rPr>
@@ -1314,31 +1262,47 @@
           <w:sz w:val="22"/>
           <w:szCs w:val="22"/>
         </w:rPr>
-        <w:t>LOTE 9 NUEVE</w:t>
-      </w:r>
-      <w:r>
-        <w:rPr>
-          <w:b w:val="0"/>
-          <w:sz w:val="22"/>
-          <w:szCs w:val="22"/>
-        </w:rPr>
-        <w:t xml:space="preserve">. - - - - - </w:t>
-      </w:r>
-      <w:r>
-        <w:rPr>
-          <w:b w:val="0"/>
-          <w:sz w:val="22"/>
-          <w:szCs w:val="22"/>
-        </w:rPr>
-        <w:t xml:space="preserve">- - - - - - - - - - - - - - - - - - - - - - - - - - - - - - - - - - - - </w:t>
-      </w:r>
-      <w:r>
-        <w:rPr>
-          <w:b w:val="0"/>
-          <w:sz w:val="22"/>
-          <w:szCs w:val="22"/>
-        </w:rPr>
-        <w:t xml:space="preserve">- - - - - - - - - - - - - </w:t>
+        <w:t>.</w:t>
+      </w:r>
+      <w:r>
+        <w:rPr>
+          <w:b w:val="0"/>
+          <w:sz w:val="22"/>
+          <w:szCs w:val="22"/>
+        </w:rPr>
+        <w:t xml:space="preserve"> - -</w:t>
+      </w:r>
+      <w:r>
+        <w:rPr>
+          <w:b w:val="0"/>
+          <w:sz w:val="22"/>
+          <w:szCs w:val="22"/>
+        </w:rPr>
+        <w:t xml:space="preserve"> - - - - - - - - - - - - - - - - - - - - - -</w:t>
+      </w:r>
+      <w:r>
+        <w:rPr>
+          <w:b w:val="0"/>
+          <w:sz w:val="22"/>
+          <w:szCs w:val="22"/>
+        </w:rPr>
+        <w:t xml:space="preserve"> - - - - - - - - - </w:t>
+      </w:r>
+      <w:r>
+        <w:rPr>
+          <w:b w:val="0"/>
+          <w:sz w:val="22"/>
+          <w:szCs w:val="22"/>
+        </w:rPr>
+        <w:t xml:space="preserve">- - - - - - - - - </w:t>
+      </w:r>
+      <w:r>
+        <w:rPr>
+          <w:b w:val="0"/>
+          <w:sz w:val="22"/>
+          <w:szCs w:val="22"/>
+        </w:rPr>
+        <w:t xml:space="preserve">- - - - - - Con una superficie aproximada de: </w:t>
       </w:r>
       <w:r>
         <w:rPr>
@@ -1346,7 +1310,47 @@
           <w:sz w:val="22"/>
           <w:szCs w:val="22"/>
         </w:rPr>
-        <w:t xml:space="preserve">AL </w:t>
+        <w:t>{{</w:t>
+      </w:r>
+      <w:proofErr w:type="spellStart"/>
+      <w:proofErr w:type="gramStart"/>
+      <w:r>
+        <w:rPr>
+          <w:sz w:val="22"/>
+          <w:szCs w:val="22"/>
+        </w:rPr>
+        <w:t>inmueble.superficie</w:t>
+      </w:r>
+      <w:proofErr w:type="spellEnd"/>
+      <w:proofErr w:type="gramEnd"/>
+      <w:r>
+        <w:rPr>
+          <w:sz w:val="22"/>
+          <w:szCs w:val="22"/>
+        </w:rPr>
+        <w:t>}}</w:t>
+      </w:r>
+      <w:r>
+        <w:rPr>
+          <w:sz w:val="22"/>
+          <w:szCs w:val="22"/>
+        </w:rPr>
+        <w:t xml:space="preserve"> M2</w:t>
+      </w:r>
+      <w:r>
+        <w:rPr>
+          <w:sz w:val="22"/>
+          <w:szCs w:val="22"/>
+        </w:rPr>
+        <w:t>.</w:t>
+      </w:r>
+      <w:r>
+        <w:rPr>
+          <w:b w:val="0"/>
+          <w:sz w:val="22"/>
+          <w:szCs w:val="22"/>
+        </w:rPr>
+        <w:t xml:space="preserve"> </w:t>
       </w:r>
       <w:r>
         <w:rPr>
@@ -1354,59 +1358,39 @@
           <w:sz w:val="22"/>
           <w:szCs w:val="22"/>
         </w:rPr>
-        <w:t>SUR</w:t>
+        <w:t>(</w:t>
       </w:r>
       <w:r>
         <w:rPr>
           <w:bCs w:val="0"/>
-          <w:sz w:val="22"/>
-          <w:szCs w:val="22"/>
-        </w:rPr>
-        <w:t>:</w:t>
-      </w:r>
-      <w:r>
-        <w:rPr>
-          <w:b w:val="0"/>
+        </w:rPr>
+        <w:t>{{</w:t>
+      </w:r>
+      <w:proofErr w:type="spellStart"/>
+      <w:proofErr w:type="gramStart"/>
+      <w:r>
+        <w:rPr>
           <w:bCs w:val="0"/>
-          <w:sz w:val="22"/>
-          <w:szCs w:val="22"/>
-        </w:rPr>
-        <w:t xml:space="preserve"> </w:t>
-      </w:r>
-      <w:r>
-        <w:rPr>
-          <w:b w:val="0"/>
-          <w:sz w:val="22"/>
-          <w:szCs w:val="22"/>
-        </w:rPr>
-        <w:t>En</w:t>
-      </w:r>
-      <w:r>
-        <w:rPr>
-          <w:sz w:val="22"/>
-          <w:szCs w:val="22"/>
-        </w:rPr>
-        <w:t xml:space="preserve"> </w:t>
-      </w:r>
-      <w:r>
-        <w:rPr>
-          <w:b w:val="0"/>
-          <w:sz w:val="22"/>
-          <w:szCs w:val="22"/>
-        </w:rPr>
-        <w:t>(</w:t>
-      </w:r>
-      <w:r>
-        <w:rPr>
-          <w:b w:val="0"/>
-          <w:sz w:val="22"/>
-          <w:szCs w:val="22"/>
-        </w:rPr>
-        <w:t>15.00</w:t>
-      </w:r>
-      <w:r>
-        <w:rPr>
-          <w:b w:val="0"/>
+        </w:rPr>
+        <w:t>operacion.precio</w:t>
+      </w:r>
+      <w:proofErr w:type="gramEnd"/>
+      <w:r>
+        <w:rPr>
+          <w:bCs w:val="0"/>
+        </w:rPr>
+        <w:t>_letra</w:t>
+      </w:r>
+      <w:proofErr w:type="spellEnd"/>
+      <w:r>
+        <w:rPr>
+          <w:bCs w:val="0"/>
+        </w:rPr>
+        <w:t>}}</w:t>
+      </w:r>
+      <w:r>
+        <w:rPr>
+          <w:bCs w:val="0"/>
           <w:sz w:val="22"/>
           <w:szCs w:val="22"/>
         </w:rPr>
@@ -1414,520 +1398,11 @@
       </w:r>
       <w:r>
         <w:rPr>
-          <w:sz w:val="22"/>
-          <w:szCs w:val="22"/>
-        </w:rPr>
-        <w:t xml:space="preserve"> </w:t>
-      </w:r>
-      <w:r>
-        <w:rPr>
-          <w:b w:val="0"/>
-          <w:sz w:val="22"/>
-          <w:szCs w:val="22"/>
-        </w:rPr>
-        <w:t>quince</w:t>
-      </w:r>
-      <w:r>
-        <w:rPr>
-          <w:sz w:val="22"/>
-          <w:szCs w:val="22"/>
-        </w:rPr>
-        <w:t xml:space="preserve"> </w:t>
-      </w:r>
-      <w:r>
-        <w:rPr>
-          <w:b w:val="0"/>
-          <w:sz w:val="22"/>
-          <w:szCs w:val="22"/>
-        </w:rPr>
-        <w:t xml:space="preserve">metros con </w:t>
-      </w:r>
-      <w:r>
-        <w:rPr>
-          <w:b w:val="0"/>
-          <w:sz w:val="22"/>
-          <w:szCs w:val="22"/>
-        </w:rPr>
-        <w:t>cero</w:t>
-      </w:r>
-      <w:r>
-        <w:rPr>
-          <w:b w:val="0"/>
-          <w:sz w:val="22"/>
-          <w:szCs w:val="22"/>
-        </w:rPr>
-        <w:t xml:space="preserve"> centímetros, </w:t>
-      </w:r>
-      <w:r>
-        <w:rPr>
-          <w:b w:val="0"/>
-          <w:bCs w:val="0"/>
-          <w:sz w:val="22"/>
-          <w:szCs w:val="22"/>
-        </w:rPr>
-        <w:t xml:space="preserve">linda con </w:t>
-      </w:r>
-      <w:r>
-        <w:rPr>
-          <w:b w:val="0"/>
-          <w:bCs w:val="0"/>
-          <w:sz w:val="22"/>
-          <w:szCs w:val="22"/>
-        </w:rPr>
-        <w:t>LOTE 11 ONCE</w:t>
-      </w:r>
-      <w:r>
-        <w:rPr>
-          <w:b w:val="0"/>
-          <w:bCs w:val="0"/>
-          <w:sz w:val="22"/>
-          <w:szCs w:val="22"/>
-        </w:rPr>
-        <w:t xml:space="preserve">. </w:t>
-      </w:r>
-      <w:r>
-        <w:rPr>
-          <w:b w:val="0"/>
-          <w:sz w:val="22"/>
-          <w:szCs w:val="22"/>
-        </w:rPr>
-        <w:t>- - - - - - - - - - - - - -</w:t>
-      </w:r>
-      <w:r>
-        <w:rPr>
-          <w:b w:val="0"/>
-          <w:sz w:val="22"/>
-          <w:szCs w:val="22"/>
-        </w:rPr>
-        <w:t xml:space="preserve"> - - - - - - - - - - - - - - - - - - - - - - - - - - - - - - - - - - -</w:t>
-      </w:r>
-      <w:r>
-        <w:rPr>
-          <w:b w:val="0"/>
-          <w:sz w:val="22"/>
-          <w:szCs w:val="22"/>
-        </w:rPr>
-        <w:t xml:space="preserve"> - - - - - - - </w:t>
-      </w:r>
-      <w:r>
-        <w:rPr>
-          <w:bCs w:val="0"/>
-          <w:sz w:val="22"/>
-          <w:szCs w:val="22"/>
-        </w:rPr>
-        <w:t xml:space="preserve">AL </w:t>
-      </w:r>
-      <w:r>
-        <w:rPr>
-          <w:bCs w:val="0"/>
-          <w:sz w:val="22"/>
-          <w:szCs w:val="22"/>
-        </w:rPr>
-        <w:t>ORIENTE</w:t>
-      </w:r>
-      <w:r>
-        <w:rPr>
-          <w:bCs w:val="0"/>
-          <w:sz w:val="22"/>
-          <w:szCs w:val="22"/>
-        </w:rPr>
-        <w:t>:</w:t>
-      </w:r>
-      <w:r>
-        <w:rPr>
-          <w:b w:val="0"/>
-          <w:bCs w:val="0"/>
-          <w:sz w:val="22"/>
-          <w:szCs w:val="22"/>
-        </w:rPr>
-        <w:t xml:space="preserve"> </w:t>
-      </w:r>
-      <w:r>
-        <w:rPr>
-          <w:b w:val="0"/>
-          <w:sz w:val="22"/>
-          <w:szCs w:val="22"/>
-        </w:rPr>
-        <w:t>En dos líneas; la primera de</w:t>
-      </w:r>
-      <w:r>
-        <w:rPr>
-          <w:b w:val="0"/>
-          <w:sz w:val="22"/>
-          <w:szCs w:val="22"/>
-        </w:rPr>
-        <w:t xml:space="preserve"> (</w:t>
-      </w:r>
-      <w:r>
-        <w:rPr>
-          <w:b w:val="0"/>
-          <w:sz w:val="22"/>
-          <w:szCs w:val="22"/>
-        </w:rPr>
-        <w:t>4.16</w:t>
-      </w:r>
-      <w:r>
-        <w:rPr>
-          <w:b w:val="0"/>
-          <w:sz w:val="22"/>
-          <w:szCs w:val="22"/>
-        </w:rPr>
-        <w:t xml:space="preserve">) </w:t>
-      </w:r>
-      <w:r>
-        <w:rPr>
-          <w:b w:val="0"/>
-          <w:sz w:val="22"/>
-          <w:szCs w:val="22"/>
-        </w:rPr>
-        <w:t>cuatro</w:t>
-      </w:r>
-      <w:r>
-        <w:rPr>
-          <w:b w:val="0"/>
-          <w:sz w:val="22"/>
-          <w:szCs w:val="22"/>
-        </w:rPr>
-        <w:t xml:space="preserve"> metros con </w:t>
-      </w:r>
-      <w:r>
-        <w:rPr>
-          <w:b w:val="0"/>
-          <w:sz w:val="22"/>
-          <w:szCs w:val="22"/>
-        </w:rPr>
-        <w:t>dieciséis</w:t>
-      </w:r>
-      <w:r>
-        <w:rPr>
-          <w:b w:val="0"/>
-          <w:sz w:val="22"/>
-          <w:szCs w:val="22"/>
-        </w:rPr>
-        <w:t xml:space="preserve"> centímetros, </w:t>
-      </w:r>
-      <w:r>
-        <w:rPr>
-          <w:b w:val="0"/>
-          <w:sz w:val="22"/>
-          <w:szCs w:val="22"/>
-        </w:rPr>
-        <w:t xml:space="preserve">y </w:t>
-      </w:r>
-      <w:r>
-        <w:rPr>
-          <w:b w:val="0"/>
-          <w:sz w:val="22"/>
-          <w:szCs w:val="22"/>
-        </w:rPr>
-        <w:t>la segunda de (</w:t>
-      </w:r>
-      <w:r>
-        <w:rPr>
-          <w:b w:val="0"/>
-          <w:sz w:val="22"/>
-          <w:szCs w:val="22"/>
-        </w:rPr>
-        <w:t>8.72</w:t>
-      </w:r>
-      <w:r>
-        <w:rPr>
-          <w:b w:val="0"/>
-          <w:sz w:val="22"/>
-          <w:szCs w:val="22"/>
-        </w:rPr>
-        <w:t xml:space="preserve">) </w:t>
-      </w:r>
-      <w:r>
-        <w:rPr>
-          <w:b w:val="0"/>
-          <w:sz w:val="22"/>
-          <w:szCs w:val="22"/>
-        </w:rPr>
-        <w:t>ocho</w:t>
-      </w:r>
-      <w:r>
-        <w:rPr>
-          <w:b w:val="0"/>
-          <w:sz w:val="22"/>
-          <w:szCs w:val="22"/>
-        </w:rPr>
-        <w:t xml:space="preserve"> metros con </w:t>
-      </w:r>
-      <w:r>
-        <w:rPr>
-          <w:b w:val="0"/>
-          <w:sz w:val="22"/>
-          <w:szCs w:val="22"/>
-        </w:rPr>
-        <w:t>setenta y dos</w:t>
-      </w:r>
-      <w:r>
-        <w:rPr>
-          <w:b w:val="0"/>
-          <w:sz w:val="22"/>
-          <w:szCs w:val="22"/>
-        </w:rPr>
-        <w:t xml:space="preserve"> centímetros, </w:t>
-      </w:r>
-      <w:r>
-        <w:rPr>
-          <w:b w:val="0"/>
-          <w:bCs w:val="0"/>
-          <w:sz w:val="22"/>
-          <w:szCs w:val="22"/>
-        </w:rPr>
-        <w:t xml:space="preserve">linda con </w:t>
-      </w:r>
-      <w:r>
-        <w:rPr>
-          <w:b w:val="0"/>
-          <w:bCs w:val="0"/>
-          <w:sz w:val="22"/>
-          <w:szCs w:val="22"/>
-        </w:rPr>
-        <w:t>HACIENDA SANTA RITA</w:t>
-      </w:r>
-      <w:r>
-        <w:rPr>
-          <w:b w:val="0"/>
-          <w:bCs w:val="0"/>
-          <w:sz w:val="22"/>
-          <w:szCs w:val="22"/>
-        </w:rPr>
-        <w:t xml:space="preserve">. </w:t>
-      </w:r>
-      <w:r>
-        <w:rPr>
-          <w:b w:val="0"/>
-          <w:sz w:val="22"/>
-          <w:szCs w:val="22"/>
-        </w:rPr>
-        <w:t>- - - - - - - - - -</w:t>
-      </w:r>
-      <w:r>
-        <w:rPr>
-          <w:b w:val="0"/>
-          <w:sz w:val="22"/>
-          <w:szCs w:val="22"/>
-        </w:rPr>
-        <w:t xml:space="preserve"> - - - - - - - - - - - - - - - - - - - - - - - -</w:t>
-      </w:r>
-      <w:r>
-        <w:rPr>
-          <w:b w:val="0"/>
-          <w:sz w:val="22"/>
-          <w:szCs w:val="22"/>
-        </w:rPr>
-        <w:t xml:space="preserve"> - </w:t>
-      </w:r>
-      <w:r>
-        <w:rPr>
-          <w:bCs w:val="0"/>
-          <w:sz w:val="22"/>
-          <w:szCs w:val="22"/>
-        </w:rPr>
-        <w:t xml:space="preserve">AL </w:t>
-      </w:r>
-      <w:r>
-        <w:rPr>
-          <w:bCs w:val="0"/>
-          <w:sz w:val="22"/>
-          <w:szCs w:val="22"/>
-        </w:rPr>
-        <w:t>PONIENTE</w:t>
-      </w:r>
-      <w:r>
-        <w:rPr>
-          <w:bCs w:val="0"/>
-          <w:sz w:val="22"/>
-          <w:szCs w:val="22"/>
-        </w:rPr>
-        <w:t>:</w:t>
-      </w:r>
-      <w:r>
-        <w:rPr>
-          <w:b w:val="0"/>
-          <w:bCs w:val="0"/>
-          <w:sz w:val="22"/>
-          <w:szCs w:val="22"/>
-        </w:rPr>
-        <w:t xml:space="preserve"> </w:t>
-      </w:r>
-      <w:r>
-        <w:rPr>
-          <w:b w:val="0"/>
-          <w:sz w:val="22"/>
-          <w:szCs w:val="22"/>
-        </w:rPr>
-        <w:t>En</w:t>
-      </w:r>
-      <w:r>
-        <w:rPr>
-          <w:b w:val="0"/>
-          <w:sz w:val="22"/>
-          <w:szCs w:val="22"/>
-        </w:rPr>
-        <w:t xml:space="preserve"> </w:t>
-      </w:r>
-      <w:r>
-        <w:rPr>
-          <w:b w:val="0"/>
-          <w:bCs w:val="0"/>
-          <w:sz w:val="22"/>
-          <w:szCs w:val="22"/>
-        </w:rPr>
-        <w:t>(</w:t>
-      </w:r>
-      <w:r>
-        <w:rPr>
-          <w:b w:val="0"/>
-          <w:bCs w:val="0"/>
-          <w:sz w:val="22"/>
-          <w:szCs w:val="22"/>
-        </w:rPr>
-        <w:t>11.00</w:t>
-      </w:r>
-      <w:r>
-        <w:rPr>
-          <w:b w:val="0"/>
-          <w:bCs w:val="0"/>
-          <w:sz w:val="22"/>
-          <w:szCs w:val="22"/>
-        </w:rPr>
-        <w:t>)</w:t>
-      </w:r>
-      <w:r>
-        <w:rPr>
-          <w:b w:val="0"/>
-          <w:sz w:val="22"/>
-          <w:szCs w:val="22"/>
-        </w:rPr>
-        <w:t xml:space="preserve"> </w:t>
-      </w:r>
-      <w:r>
-        <w:rPr>
-          <w:b w:val="0"/>
-          <w:sz w:val="22"/>
-          <w:szCs w:val="22"/>
-        </w:rPr>
-        <w:t>once</w:t>
-      </w:r>
-      <w:r>
-        <w:rPr>
-          <w:b w:val="0"/>
-          <w:sz w:val="22"/>
-          <w:szCs w:val="22"/>
-        </w:rPr>
-        <w:t xml:space="preserve"> metros con </w:t>
-      </w:r>
-      <w:r>
-        <w:rPr>
-          <w:b w:val="0"/>
-          <w:sz w:val="22"/>
-          <w:szCs w:val="22"/>
-        </w:rPr>
-        <w:t>cero</w:t>
-      </w:r>
-      <w:r>
-        <w:rPr>
-          <w:b w:val="0"/>
-          <w:sz w:val="22"/>
-          <w:szCs w:val="22"/>
-        </w:rPr>
-        <w:t xml:space="preserve"> centímetros, linda con </w:t>
-      </w:r>
-      <w:r>
-        <w:rPr>
-          <w:b w:val="0"/>
-          <w:bCs w:val="0"/>
-          <w:sz w:val="22"/>
-          <w:szCs w:val="22"/>
-        </w:rPr>
-        <w:lastRenderedPageBreak/>
-        <w:t>LOTE 13 TRECE</w:t>
-      </w:r>
-      <w:r>
-        <w:rPr>
-          <w:b w:val="0"/>
-          <w:bCs w:val="0"/>
+          <w:b w:val="0"/>
           <w:sz w:val="22"/>
           <w:szCs w:val="22"/>
         </w:rPr>
         <w:t>.</w:t>
-      </w:r>
-      <w:r>
-        <w:rPr>
-          <w:b w:val="0"/>
-          <w:sz w:val="22"/>
-          <w:szCs w:val="22"/>
-        </w:rPr>
-        <w:t xml:space="preserve"> - -</w:t>
-      </w:r>
-      <w:r>
-        <w:rPr>
-          <w:b w:val="0"/>
-          <w:sz w:val="22"/>
-          <w:szCs w:val="22"/>
-        </w:rPr>
-        <w:t xml:space="preserve"> - - - - - - - - - - - - - - - - - - - - - -</w:t>
-      </w:r>
-      <w:r>
-        <w:rPr>
-          <w:b w:val="0"/>
-          <w:sz w:val="22"/>
-          <w:szCs w:val="22"/>
-        </w:rPr>
-        <w:t xml:space="preserve"> - - - - - - - - - </w:t>
-      </w:r>
-      <w:r>
-        <w:rPr>
-          <w:b w:val="0"/>
-          <w:sz w:val="22"/>
-          <w:szCs w:val="22"/>
-        </w:rPr>
-        <w:t xml:space="preserve">- - - - - - - - - </w:t>
-      </w:r>
-      <w:r>
-        <w:rPr>
-          <w:b w:val="0"/>
-          <w:sz w:val="22"/>
-          <w:szCs w:val="22"/>
-        </w:rPr>
-        <w:t xml:space="preserve">- - - - - - Con una superficie aproximada de: </w:t>
-      </w:r>
-      <w:r>
-        <w:rPr>
-          <w:sz w:val="22"/>
-          <w:szCs w:val="22"/>
-        </w:rPr>
-        <w:t>197.80 M2</w:t>
-      </w:r>
-      <w:r>
-        <w:rPr>
-          <w:sz w:val="22"/>
-          <w:szCs w:val="22"/>
-        </w:rPr>
-        <w:t>.</w:t>
-      </w:r>
-      <w:r>
-        <w:rPr>
-          <w:b w:val="0"/>
-          <w:sz w:val="22"/>
-          <w:szCs w:val="22"/>
-        </w:rPr>
-        <w:t xml:space="preserve"> (</w:t>
-      </w:r>
-      <w:r>
-        <w:t>ciento noventa y siete metros con ochenta centímetros cuadrados</w:t>
-      </w:r>
-      <w:r>
-        <w:rPr>
-          <w:b w:val="0"/>
-          <w:sz w:val="22"/>
-          <w:szCs w:val="22"/>
-        </w:rPr>
-        <w:t>).</w:t>
       </w:r>
       <w:r>
         <w:rPr>
@@ -1994,8 +1469,17 @@
           <w:b w:val="0"/>
           <w:sz w:val="22"/>
           <w:szCs w:val="22"/>
-        </w:rPr>
-        <w:t xml:space="preserve">Dicha propiedad se encuentra inscrita ante el Registro Público de la Propiedad y del </w:t>
+          <w:u w:val="single"/>
+        </w:rPr>
+        <w:t>Dicha</w:t>
+      </w:r>
+      <w:r>
+        <w:rPr>
+          <w:b w:val="0"/>
+          <w:sz w:val="22"/>
+          <w:szCs w:val="22"/>
+        </w:rPr>
+        <w:t xml:space="preserve"> propiedad se encuentra inscrita ante el Registro Público de la Propiedad y del </w:t>
       </w:r>
       <w:r>
         <w:rPr>
@@ -2416,7 +1900,16 @@
           <w:sz w:val="22"/>
           <w:szCs w:val="22"/>
         </w:rPr>
-        <w:t xml:space="preserve">- - - - - - - - - - - - - - - - - - - - - - - - </w:t>
+        <w:t xml:space="preserve">- - - - - - - - - - - - - - - </w:t>
+      </w:r>
+      <w:r>
+        <w:rPr>
+          <w:b w:val="0"/>
+          <w:sz w:val="22"/>
+          <w:szCs w:val="22"/>
+        </w:rPr>
+        <w:lastRenderedPageBreak/>
+        <w:t xml:space="preserve">- - - - - - - - - </w:t>
       </w:r>
       <w:r>
         <w:rPr>
@@ -2628,23 +2121,25 @@
           <w:sz w:val="22"/>
           <w:szCs w:val="22"/>
         </w:rPr>
-        <w:t>1,600,000</w:t>
-      </w:r>
-      <w:r>
-        <w:rPr>
-          <w:color w:val="auto"/>
-          <w:sz w:val="22"/>
-          <w:szCs w:val="22"/>
-        </w:rPr>
-        <w:t>.</w:t>
-      </w:r>
-      <w:r>
-        <w:rPr>
-          <w:color w:val="auto"/>
-          <w:sz w:val="22"/>
-          <w:szCs w:val="22"/>
-        </w:rPr>
-        <w:t>00</w:t>
+        <w:t>{{</w:t>
+      </w:r>
+      <w:proofErr w:type="spellStart"/>
+      <w:r>
+        <w:rPr>
+          <w:color w:val="auto"/>
+          <w:sz w:val="22"/>
+          <w:szCs w:val="22"/>
+        </w:rPr>
+        <w:t>operacion.precio</w:t>
+      </w:r>
+      <w:proofErr w:type="spellEnd"/>
+      <w:r>
+        <w:rPr>
+          <w:color w:val="auto"/>
+          <w:sz w:val="22"/>
+          <w:szCs w:val="22"/>
+        </w:rPr>
+        <w:t>}}</w:t>
       </w:r>
       <w:r>
         <w:rPr>
@@ -2660,7 +2155,57 @@
           <w:sz w:val="22"/>
           <w:szCs w:val="22"/>
         </w:rPr>
-        <w:t>un millón seiscientos mil pesos</w:t>
+        <w:t>{{</w:t>
+      </w:r>
+      <w:proofErr w:type="spellStart"/>
+      <w:r>
+        <w:rPr>
+          <w:color w:val="auto"/>
+          <w:sz w:val="22"/>
+          <w:szCs w:val="22"/>
+        </w:rPr>
+        <w:t>operacio</w:t>
+      </w:r>
+      <w:r>
+        <w:rPr>
+          <w:color w:val="auto"/>
+          <w:sz w:val="22"/>
+          <w:szCs w:val="22"/>
+        </w:rPr>
+        <w:t>n</w:t>
+      </w:r>
+      <w:r>
+        <w:rPr>
+          <w:color w:val="auto"/>
+          <w:sz w:val="22"/>
+          <w:szCs w:val="22"/>
+        </w:rPr>
+        <w:t>.precio_letra</w:t>
+      </w:r>
+      <w:proofErr w:type="spellEnd"/>
+      <w:r>
+        <w:rPr>
+          <w:color w:val="auto"/>
+          <w:sz w:val="22"/>
+          <w:szCs w:val="22"/>
+        </w:rPr>
+        <w:t>}}</w:t>
+      </w:r>
+      <w:r>
+        <w:rPr>
+          <w:color w:val="auto"/>
+          <w:sz w:val="22"/>
+          <w:szCs w:val="22"/>
+        </w:rPr>
+        <w:t>)</w:t>
+      </w:r>
+      <w:r>
+        <w:rPr>
+          <w:color w:val="auto"/>
+          <w:sz w:val="22"/>
+          <w:szCs w:val="22"/>
+        </w:rPr>
+        <w:t xml:space="preserve"> pesos</w:t>
       </w:r>
       <w:r>
         <w:rPr>
@@ -3382,16 +2927,7 @@
           <w:sz w:val="22"/>
           <w:szCs w:val="22"/>
         </w:rPr>
-        <w:t xml:space="preserve">alguno por concepto de impuesto predial, según lo justifica </w:t>
-      </w:r>
-      <w:r>
-        <w:rPr>
-          <w:rFonts w:ascii="Arial" w:hAnsi="Arial" w:cs="Arial"/>
-          <w:sz w:val="22"/>
-          <w:szCs w:val="22"/>
-        </w:rPr>
-        <w:lastRenderedPageBreak/>
-        <w:t>con la tarjeta con</w:t>
+        <w:t>alguno por concepto de impuesto predial, según lo justifica con la tarjeta con</w:t>
       </w:r>
       <w:r>
         <w:rPr>
@@ -3781,6 +3317,7 @@
           <w:sz w:val="22"/>
           <w:szCs w:val="22"/>
         </w:rPr>
+        <w:lastRenderedPageBreak/>
         <w:t>escritura de compraventa, consignándola bajo las siguientes cláusulas.</w:t>
       </w:r>
       <w:r>
@@ -4700,7 +4237,6 @@
           <w:sz w:val="22"/>
           <w:szCs w:val="22"/>
         </w:rPr>
-        <w:lastRenderedPageBreak/>
         <w:t xml:space="preserve">- - - </w:t>
       </w:r>
       <w:r>
@@ -5114,7 +4650,16 @@
           <w:sz w:val="22"/>
           <w:szCs w:val="22"/>
         </w:rPr>
-        <w:t xml:space="preserve">Para efectos de lo dispuesto por la Ley Federal para la Prevención e Identificación de Operaciones con Recursos de Procedencia Ilícita los otorgantes manifiestan que el otorgamiento del presente instrumento no implica el establecimiento de una relación de negocios, por tratarse de un acto u operación que se celebra ocasionalmente y no como producto de una relación formal y cotidiana entre el suscrito notario y los otorgantes.- - - - - - - - - - - - - - - - - - - - - - - - - - - - - </w:t>
+        <w:t xml:space="preserve">Para efectos de lo dispuesto por la Ley Federal para la Prevención e </w:t>
+      </w:r>
+      <w:r>
+        <w:rPr>
+          <w:rFonts w:ascii="Arial" w:hAnsi="Arial" w:cs="Arial"/>
+          <w:sz w:val="22"/>
+          <w:szCs w:val="22"/>
+        </w:rPr>
+        <w:lastRenderedPageBreak/>
+        <w:t xml:space="preserve">Identificación de Operaciones con Recursos de Procedencia Ilícita los otorgantes manifiestan que el otorgamiento del presente instrumento no implica el establecimiento de una relación de negocios, por tratarse de un acto u operación que se celebra ocasionalmente y no como producto de una relación formal y cotidiana entre el suscrito notario y los otorgantes.- - - - - - - - - - - - - - - - - - - - - - - - - - - - - </w:t>
       </w:r>
       <w:r>
         <w:rPr>
@@ -5323,16 +4868,7 @@
           <w:sz w:val="22"/>
           <w:szCs w:val="22"/>
         </w:rPr>
-        <w:t xml:space="preserve">Declara la parte vendedora, respecto al Impuesto sobre la renta por enajenación de bienes, enterará el pago provisional de conformidad con la liquidación que contiene la información relativa a la determinación del cálculo del impuesto, de la que un ejemplar entregué a la parte vendedora, quien en otro ejemplar igual firmó de recibido, y que agrego al apéndice de este instrumento con la letra “B”.- - - - - - - - - - - - - - - - - - - - - - - - - - - - - - - - - - - - - - - - - - - - - - - </w:t>
-      </w:r>
-      <w:r>
-        <w:rPr>
-          <w:rFonts w:ascii="Arial" w:hAnsi="Arial" w:cs="Arial"/>
-          <w:sz w:val="22"/>
-          <w:szCs w:val="22"/>
-        </w:rPr>
-        <w:lastRenderedPageBreak/>
-        <w:t>- - - - - - - - - - - - - - - - -</w:t>
+        <w:t>Declara la parte vendedora, respecto al Impuesto sobre la renta por enajenación de bienes, enterará el pago provisional de conformidad con la liquidación que contiene la información relativa a la determinación del cálculo del impuesto, de la que un ejemplar entregué a la parte vendedora, quien en otro ejemplar igual firmó de recibido, y que agrego al apéndice de este instrumento con la letra “B”.- - - - - - - - - - - - - - - - - - - - - - - - - - - - - - - - - - - - - - - - - - - - - - - - - - - - - - - - - - - - - - - -</w:t>
       </w:r>
       <w:r>
         <w:rPr>
@@ -5426,7 +4962,16 @@
           <w:sz w:val="22"/>
           <w:szCs w:val="22"/>
         </w:rPr>
-        <w:t xml:space="preserve"> - - - - - - - - - - - - - - - - - - - - - - - - - - - - Los gastos, impuestos, derechos y honorarios que en general se eroguen con motivo del otorgamiento de esta escritura, hasta inscribir su primer testimonio en el Registro Público de la Propiedad y Comercio, correspondiente serán cubiertos en forma exclusiva por la parte compradora, a excepción del impuesto Sobre la Renta, que por ley lo cubre la parte vendedora.- - - - - - - - - - - - - - - - - - - - - - - - - - - - -</w:t>
+        <w:t xml:space="preserve"> - - - - - - - - - - - - - - - - - - - - - - - - - - - - Los gastos, impuestos, derechos y honorarios que en general se eroguen con motivo del otorgamiento de esta escritura, hasta inscribir su primer testimonio en el Registro Público de la Propiedad y Comercio, correspondiente serán cubiertos en forma exclusiva por la parte compradora, a excepción del impuesto Sobre la Renta, que por ley lo cubre la parte vendedora.- - - - - - - - - - - - - - - - - - </w:t>
+      </w:r>
+      <w:r>
+        <w:rPr>
+          <w:rFonts w:ascii="Arial" w:hAnsi="Arial" w:cs="Arial"/>
+          <w:sz w:val="22"/>
+          <w:szCs w:val="22"/>
+        </w:rPr>
+        <w:lastRenderedPageBreak/>
+        <w:t>- - - - - - - - - - -</w:t>
       </w:r>
       <w:r>
         <w:rPr>
@@ -6352,280 +5897,278 @@
           <w:sz w:val="22"/>
           <w:szCs w:val="22"/>
         </w:rPr>
-        <w:t xml:space="preserve">, numero sin número, código postal 43409, con fecha de nacimiento el día 16 dieciséis de julio  de 1982 mil novecientos ochenta y dos, de 43 cuarenta y tres años de edad, soltero, abogado, con Registro Federal de Contribuyentes número “SOHC820716”, exento en el Pago del Impuesto Sobre la Renta, sin comprobarlo al momento, con Clave Única de Registro de Población número </w:t>
+        <w:t xml:space="preserve">, numero sin número, código postal 43409, con fecha de nacimiento el día 16 dieciséis de julio  de 1982 mil novecientos ochenta y dos, de 43 cuarenta y tres años de edad, soltero, abogado, con Registro Federal de Contribuyentes número “SOHC820716”, exento en el Pago del Impuesto Sobre la Renta, sin comprobarlo al momento, con Clave Única de Registro de Población número “SOHC820716HHGLRR00”, de nacionalidad mexicana, misma que conserva y declara saber firmar; quien se identifica con Credencial para Votar con Fotografía con número “0668063869790”,  expedida por el Instituto Nacional Electoral, de paso por esta ciudad. </w:t>
       </w:r>
       <w:r>
         <w:rPr>
           <w:rFonts w:ascii="Arial" w:hAnsi="Arial" w:cs="Arial"/>
           <w:bCs/>
           <w:color w:val="auto"/>
+        </w:rPr>
+        <w:t xml:space="preserve">- - </w:t>
+      </w:r>
+      <w:r>
+        <w:rPr>
+          <w:rFonts w:ascii="Arial" w:hAnsi="Arial" w:cs="Arial"/>
+          <w:color w:val="auto"/>
+          <w:sz w:val="22"/>
+          <w:szCs w:val="22"/>
+        </w:rPr>
+        <w:t xml:space="preserve">- - - - - </w:t>
+      </w:r>
+      <w:r>
+        <w:rPr>
+          <w:rFonts w:ascii="Arial" w:hAnsi="Arial" w:cs="Arial"/>
+          <w:color w:val="auto"/>
+          <w:sz w:val="22"/>
+          <w:szCs w:val="22"/>
+        </w:rPr>
+        <w:t xml:space="preserve">- </w:t>
+      </w:r>
+      <w:r>
+        <w:rPr>
+          <w:rFonts w:ascii="Arial" w:hAnsi="Arial" w:cs="Arial"/>
+          <w:color w:val="auto"/>
+          <w:sz w:val="22"/>
+          <w:szCs w:val="22"/>
+        </w:rPr>
+        <w:t xml:space="preserve">- - - - - - - </w:t>
+      </w:r>
+      <w:r>
+        <w:rPr>
+          <w:rFonts w:ascii="Arial" w:hAnsi="Arial" w:cs="Arial"/>
+          <w:color w:val="auto"/>
+          <w:sz w:val="22"/>
+          <w:szCs w:val="22"/>
+        </w:rPr>
+        <w:t xml:space="preserve">- - - - - - - </w:t>
+      </w:r>
+      <w:r>
+        <w:rPr>
+          <w:rFonts w:ascii="Arial" w:hAnsi="Arial" w:cs="Arial"/>
+          <w:sz w:val="22"/>
+          <w:szCs w:val="22"/>
+        </w:rPr>
+        <w:t xml:space="preserve">- - - - - - - - - - - - - - - - - - - - - </w:t>
+      </w:r>
+      <w:r>
+        <w:rPr>
+          <w:rFonts w:ascii="Arial" w:hAnsi="Arial" w:cs="Arial"/>
+          <w:sz w:val="22"/>
+          <w:szCs w:val="22"/>
+        </w:rPr>
+        <w:t xml:space="preserve">- </w:t>
+      </w:r>
+      <w:r>
+        <w:rPr>
+          <w:rFonts w:ascii="Arial" w:hAnsi="Arial" w:cs="Arial"/>
+          <w:sz w:val="22"/>
+          <w:szCs w:val="22"/>
+        </w:rPr>
+        <w:t xml:space="preserve">- </w:t>
+      </w:r>
+      <w:r>
+        <w:rPr>
+          <w:rFonts w:ascii="Arial" w:hAnsi="Arial" w:cs="Arial"/>
+          <w:sz w:val="22"/>
+          <w:szCs w:val="22"/>
+        </w:rPr>
+        <w:t xml:space="preserve">- </w:t>
+      </w:r>
+      <w:r>
+        <w:rPr>
+          <w:rStyle w:val="Cuerpodeltexto2105pto0"/>
+          <w:sz w:val="22"/>
+          <w:szCs w:val="22"/>
+          <w:lang w:val="es-MX"/>
+        </w:rPr>
+        <w:t>GARANTÍA DE SECRECÍA.-</w:t>
+      </w:r>
+      <w:r>
+        <w:rPr>
+          <w:rStyle w:val="Cuerpodeltexto2105pto"/>
+          <w:sz w:val="22"/>
+          <w:szCs w:val="22"/>
+          <w:lang w:val="es-MX"/>
+        </w:rPr>
+        <w:t xml:space="preserve"> </w:t>
+      </w:r>
+      <w:r>
+        <w:rPr>
+          <w:rFonts w:ascii="Arial" w:hAnsi="Arial" w:cs="Arial"/>
+          <w:sz w:val="22"/>
+          <w:szCs w:val="22"/>
+        </w:rPr>
+        <w:t>Para los efectos de los artículos 19</w:t>
+      </w:r>
+      <w:r>
+        <w:rPr>
+          <w:rFonts w:ascii="Arial" w:hAnsi="Arial" w:cs="Arial"/>
+          <w:sz w:val="22"/>
+          <w:szCs w:val="22"/>
+        </w:rPr>
+        <w:t xml:space="preserve"> </w:t>
+      </w:r>
+      <w:r>
+        <w:rPr>
+          <w:rFonts w:ascii="Arial" w:hAnsi="Arial" w:cs="Arial"/>
+          <w:sz w:val="22"/>
+          <w:szCs w:val="22"/>
+        </w:rPr>
+        <w:t>diecinueve</w:t>
+      </w:r>
+      <w:r>
+        <w:rPr>
+          <w:rFonts w:ascii="Arial" w:hAnsi="Arial" w:cs="Arial"/>
+          <w:sz w:val="22"/>
+          <w:szCs w:val="22"/>
+        </w:rPr>
+        <w:t xml:space="preserve"> </w:t>
+      </w:r>
+      <w:r>
+        <w:rPr>
+          <w:rFonts w:ascii="Arial" w:hAnsi="Arial" w:cs="Arial"/>
+          <w:sz w:val="22"/>
+          <w:szCs w:val="22"/>
+        </w:rPr>
+        <w:t>y 20 veinte de la Ley de Trasparencia y Acceso a la Información Pública</w:t>
+      </w:r>
+      <w:r>
+        <w:rPr>
+          <w:rFonts w:ascii="Arial" w:hAnsi="Arial" w:cs="Arial"/>
+          <w:sz w:val="22"/>
+          <w:szCs w:val="22"/>
+        </w:rPr>
+        <w:t xml:space="preserve"> </w:t>
+      </w:r>
+      <w:r>
+        <w:rPr>
+          <w:rFonts w:ascii="Arial" w:hAnsi="Arial" w:cs="Arial"/>
+          <w:sz w:val="22"/>
+          <w:szCs w:val="22"/>
+        </w:rPr>
+        <w:t>Gubernamental, se informa a los comparecientes que los datos personales</w:t>
+      </w:r>
+      <w:r>
+        <w:rPr>
+          <w:rFonts w:ascii="Arial" w:hAnsi="Arial" w:cs="Arial"/>
+          <w:sz w:val="22"/>
+          <w:szCs w:val="22"/>
+        </w:rPr>
+        <w:t xml:space="preserve"> </w:t>
+      </w:r>
+      <w:r>
+        <w:rPr>
+          <w:rFonts w:ascii="Arial" w:hAnsi="Arial" w:cs="Arial"/>
+          <w:sz w:val="22"/>
+          <w:szCs w:val="22"/>
+        </w:rPr>
+        <w:t>que</w:t>
+      </w:r>
+      <w:r>
+        <w:rPr>
+          <w:rFonts w:ascii="Arial" w:hAnsi="Arial" w:cs="Arial"/>
+          <w:sz w:val="22"/>
+          <w:szCs w:val="22"/>
+        </w:rPr>
+        <w:t xml:space="preserve"> </w:t>
+      </w:r>
+      <w:r>
+        <w:rPr>
+          <w:rFonts w:ascii="Arial" w:hAnsi="Arial" w:cs="Arial"/>
+          <w:sz w:val="22"/>
+          <w:szCs w:val="22"/>
+        </w:rPr>
+        <w:t>fueron proporcionados en este instrumento quedan protegidos, se garantiza a</w:t>
+      </w:r>
+      <w:r>
+        <w:rPr>
+          <w:rFonts w:ascii="Arial" w:hAnsi="Arial" w:cs="Arial"/>
+          <w:sz w:val="22"/>
+          <w:szCs w:val="22"/>
+        </w:rPr>
+        <w:t xml:space="preserve"> </w:t>
+      </w:r>
+      <w:r>
+        <w:rPr>
+          <w:rFonts w:ascii="Arial" w:hAnsi="Arial" w:cs="Arial"/>
+          <w:sz w:val="22"/>
+          <w:szCs w:val="22"/>
+        </w:rPr>
+        <w:t>quien los emite que se evitara acceso a esta información y solo con su</w:t>
+      </w:r>
+      <w:r>
+        <w:rPr>
+          <w:rFonts w:ascii="Arial" w:hAnsi="Arial" w:cs="Arial"/>
+          <w:sz w:val="22"/>
+          <w:szCs w:val="22"/>
+        </w:rPr>
+        <w:t xml:space="preserve"> </w:t>
+      </w:r>
+      <w:r>
+        <w:rPr>
+          <w:rFonts w:ascii="Arial" w:hAnsi="Arial" w:cs="Arial"/>
+          <w:sz w:val="22"/>
+          <w:szCs w:val="22"/>
+        </w:rPr>
+        <w:t>autorización o por disposición de las autoridades competentes serán</w:t>
+      </w:r>
+      <w:r>
+        <w:rPr>
+          <w:rFonts w:ascii="Arial" w:hAnsi="Arial" w:cs="Arial"/>
+          <w:sz w:val="22"/>
+          <w:szCs w:val="22"/>
+        </w:rPr>
+        <w:t xml:space="preserve"> </w:t>
+      </w:r>
+      <w:r>
+        <w:rPr>
+          <w:rFonts w:ascii="Arial" w:hAnsi="Arial" w:cs="Arial"/>
+          <w:sz w:val="22"/>
+          <w:szCs w:val="22"/>
+        </w:rPr>
+        <w:t>proporcionados a quien los solicite.</w:t>
+      </w:r>
+      <w:r>
+        <w:rPr>
+          <w:rFonts w:ascii="Arial" w:hAnsi="Arial" w:cs="Arial"/>
+          <w:sz w:val="22"/>
+          <w:szCs w:val="22"/>
+        </w:rPr>
+        <w:t xml:space="preserve"> - - - - - - - - - - - - - - - - - - - - - - - - -</w:t>
+      </w:r>
+      <w:r>
+        <w:rPr>
+          <w:rFonts w:ascii="Arial" w:hAnsi="Arial" w:cs="Arial"/>
+          <w:sz w:val="22"/>
+          <w:szCs w:val="22"/>
+        </w:rPr>
+        <w:t xml:space="preserve"> - - - - -</w:t>
+      </w:r>
+      <w:r>
+        <w:rPr>
+          <w:rFonts w:ascii="Arial" w:hAnsi="Arial" w:cs="Arial"/>
+          <w:sz w:val="22"/>
+          <w:szCs w:val="22"/>
+        </w:rPr>
+        <w:t xml:space="preserve"> </w:t>
+      </w:r>
+      <w:r>
+        <w:rPr>
+          <w:rFonts w:ascii="Arial" w:hAnsi="Arial" w:cs="Arial"/>
+          <w:sz w:val="22"/>
+          <w:szCs w:val="22"/>
+        </w:rPr>
+        <w:t xml:space="preserve">- - - </w:t>
+      </w:r>
+      <w:r>
+        <w:rPr>
+          <w:rFonts w:ascii="Arial" w:hAnsi="Arial" w:cs="Arial"/>
           <w:sz w:val="22"/>
           <w:szCs w:val="22"/>
         </w:rPr>
         <w:lastRenderedPageBreak/>
-        <w:t xml:space="preserve">“SOHC820716HHGLRR00”, de nacionalidad mexicana, misma que conserva y declara saber firmar; quien se identifica con Credencial para Votar con Fotografía con número “0668063869790”,  expedida por el Instituto Nacional Electoral, de paso por esta ciudad. </w:t>
-      </w:r>
-      <w:r>
-        <w:rPr>
-          <w:rFonts w:ascii="Arial" w:hAnsi="Arial" w:cs="Arial"/>
-          <w:bCs/>
-          <w:color w:val="auto"/>
-        </w:rPr>
-        <w:t xml:space="preserve">- - </w:t>
-      </w:r>
-      <w:r>
-        <w:rPr>
-          <w:rFonts w:ascii="Arial" w:hAnsi="Arial" w:cs="Arial"/>
-          <w:color w:val="auto"/>
-          <w:sz w:val="22"/>
-          <w:szCs w:val="22"/>
-        </w:rPr>
-        <w:t xml:space="preserve">- - - - - </w:t>
-      </w:r>
-      <w:r>
-        <w:rPr>
-          <w:rFonts w:ascii="Arial" w:hAnsi="Arial" w:cs="Arial"/>
-          <w:color w:val="auto"/>
-          <w:sz w:val="22"/>
-          <w:szCs w:val="22"/>
-        </w:rPr>
-        <w:t xml:space="preserve">- </w:t>
-      </w:r>
-      <w:r>
-        <w:rPr>
-          <w:rFonts w:ascii="Arial" w:hAnsi="Arial" w:cs="Arial"/>
-          <w:color w:val="auto"/>
-          <w:sz w:val="22"/>
-          <w:szCs w:val="22"/>
-        </w:rPr>
-        <w:t xml:space="preserve">- - - - - - - </w:t>
-      </w:r>
-      <w:r>
-        <w:rPr>
-          <w:rFonts w:ascii="Arial" w:hAnsi="Arial" w:cs="Arial"/>
-          <w:color w:val="auto"/>
-          <w:sz w:val="22"/>
-          <w:szCs w:val="22"/>
-        </w:rPr>
-        <w:t xml:space="preserve">- - - - - - - </w:t>
-      </w:r>
-      <w:r>
-        <w:rPr>
-          <w:rFonts w:ascii="Arial" w:hAnsi="Arial" w:cs="Arial"/>
-          <w:sz w:val="22"/>
-          <w:szCs w:val="22"/>
-        </w:rPr>
-        <w:t xml:space="preserve">- - - - - - - - - - - - - - - - - - - - - </w:t>
-      </w:r>
-      <w:r>
-        <w:rPr>
-          <w:rFonts w:ascii="Arial" w:hAnsi="Arial" w:cs="Arial"/>
-          <w:sz w:val="22"/>
-          <w:szCs w:val="22"/>
-        </w:rPr>
-        <w:t xml:space="preserve">- </w:t>
-      </w:r>
-      <w:r>
-        <w:rPr>
-          <w:rFonts w:ascii="Arial" w:hAnsi="Arial" w:cs="Arial"/>
-          <w:sz w:val="22"/>
-          <w:szCs w:val="22"/>
-        </w:rPr>
-        <w:t xml:space="preserve">- </w:t>
-      </w:r>
-      <w:r>
-        <w:rPr>
-          <w:rFonts w:ascii="Arial" w:hAnsi="Arial" w:cs="Arial"/>
-          <w:sz w:val="22"/>
-          <w:szCs w:val="22"/>
-        </w:rPr>
-        <w:t xml:space="preserve">- </w:t>
-      </w:r>
-      <w:r>
-        <w:rPr>
-          <w:rStyle w:val="Cuerpodeltexto2105pto0"/>
-          <w:sz w:val="22"/>
-          <w:szCs w:val="22"/>
-          <w:lang w:val="es-MX"/>
-        </w:rPr>
-        <w:t>GARANTÍA DE SECRECÍA.-</w:t>
-      </w:r>
-      <w:r>
-        <w:rPr>
-          <w:rStyle w:val="Cuerpodeltexto2105pto"/>
-          <w:sz w:val="22"/>
-          <w:szCs w:val="22"/>
-          <w:lang w:val="es-MX"/>
-        </w:rPr>
-        <w:t xml:space="preserve"> </w:t>
-      </w:r>
-      <w:r>
-        <w:rPr>
-          <w:rFonts w:ascii="Arial" w:hAnsi="Arial" w:cs="Arial"/>
-          <w:sz w:val="22"/>
-          <w:szCs w:val="22"/>
-        </w:rPr>
-        <w:t>Para los efectos de los artículos 19</w:t>
-      </w:r>
-      <w:r>
-        <w:rPr>
-          <w:rFonts w:ascii="Arial" w:hAnsi="Arial" w:cs="Arial"/>
-          <w:sz w:val="22"/>
-          <w:szCs w:val="22"/>
-        </w:rPr>
-        <w:t xml:space="preserve"> </w:t>
-      </w:r>
-      <w:r>
-        <w:rPr>
-          <w:rFonts w:ascii="Arial" w:hAnsi="Arial" w:cs="Arial"/>
-          <w:sz w:val="22"/>
-          <w:szCs w:val="22"/>
-        </w:rPr>
-        <w:t>diecinueve</w:t>
-      </w:r>
-      <w:r>
-        <w:rPr>
-          <w:rFonts w:ascii="Arial" w:hAnsi="Arial" w:cs="Arial"/>
-          <w:sz w:val="22"/>
-          <w:szCs w:val="22"/>
-        </w:rPr>
-        <w:t xml:space="preserve"> </w:t>
-      </w:r>
-      <w:r>
-        <w:rPr>
-          <w:rFonts w:ascii="Arial" w:hAnsi="Arial" w:cs="Arial"/>
-          <w:sz w:val="22"/>
-          <w:szCs w:val="22"/>
-        </w:rPr>
-        <w:t>y 20 veinte de la Ley de Trasparencia y Acceso a la Información Pública</w:t>
-      </w:r>
-      <w:r>
-        <w:rPr>
-          <w:rFonts w:ascii="Arial" w:hAnsi="Arial" w:cs="Arial"/>
-          <w:sz w:val="22"/>
-          <w:szCs w:val="22"/>
-        </w:rPr>
-        <w:t xml:space="preserve"> </w:t>
-      </w:r>
-      <w:r>
-        <w:rPr>
-          <w:rFonts w:ascii="Arial" w:hAnsi="Arial" w:cs="Arial"/>
-          <w:sz w:val="22"/>
-          <w:szCs w:val="22"/>
-        </w:rPr>
-        <w:t>Gubernamental, se informa a los comparecientes que los datos personales</w:t>
-      </w:r>
-      <w:r>
-        <w:rPr>
-          <w:rFonts w:ascii="Arial" w:hAnsi="Arial" w:cs="Arial"/>
-          <w:sz w:val="22"/>
-          <w:szCs w:val="22"/>
-        </w:rPr>
-        <w:t xml:space="preserve"> </w:t>
-      </w:r>
-      <w:r>
-        <w:rPr>
-          <w:rFonts w:ascii="Arial" w:hAnsi="Arial" w:cs="Arial"/>
-          <w:sz w:val="22"/>
-          <w:szCs w:val="22"/>
-        </w:rPr>
-        <w:t>que</w:t>
-      </w:r>
-      <w:r>
-        <w:rPr>
-          <w:rFonts w:ascii="Arial" w:hAnsi="Arial" w:cs="Arial"/>
-          <w:sz w:val="22"/>
-          <w:szCs w:val="22"/>
-        </w:rPr>
-        <w:t xml:space="preserve"> </w:t>
-      </w:r>
-      <w:r>
-        <w:rPr>
-          <w:rFonts w:ascii="Arial" w:hAnsi="Arial" w:cs="Arial"/>
-          <w:sz w:val="22"/>
-          <w:szCs w:val="22"/>
-        </w:rPr>
-        <w:t>fueron proporcionados en este instrumento quedan protegidos, se garantiza a</w:t>
-      </w:r>
-      <w:r>
-        <w:rPr>
-          <w:rFonts w:ascii="Arial" w:hAnsi="Arial" w:cs="Arial"/>
-          <w:sz w:val="22"/>
-          <w:szCs w:val="22"/>
-        </w:rPr>
-        <w:t xml:space="preserve"> </w:t>
-      </w:r>
-      <w:r>
-        <w:rPr>
-          <w:rFonts w:ascii="Arial" w:hAnsi="Arial" w:cs="Arial"/>
-          <w:sz w:val="22"/>
-          <w:szCs w:val="22"/>
-        </w:rPr>
-        <w:t>quien los emite que se evitara acceso a esta información y solo con su</w:t>
-      </w:r>
-      <w:r>
-        <w:rPr>
-          <w:rFonts w:ascii="Arial" w:hAnsi="Arial" w:cs="Arial"/>
-          <w:sz w:val="22"/>
-          <w:szCs w:val="22"/>
-        </w:rPr>
-        <w:t xml:space="preserve"> </w:t>
-      </w:r>
-      <w:r>
-        <w:rPr>
-          <w:rFonts w:ascii="Arial" w:hAnsi="Arial" w:cs="Arial"/>
-          <w:sz w:val="22"/>
-          <w:szCs w:val="22"/>
-        </w:rPr>
-        <w:t>autorización o por disposición de las autoridades competentes serán</w:t>
-      </w:r>
-      <w:r>
-        <w:rPr>
-          <w:rFonts w:ascii="Arial" w:hAnsi="Arial" w:cs="Arial"/>
-          <w:sz w:val="22"/>
-          <w:szCs w:val="22"/>
-        </w:rPr>
-        <w:t xml:space="preserve"> </w:t>
-      </w:r>
-      <w:r>
-        <w:rPr>
-          <w:rFonts w:ascii="Arial" w:hAnsi="Arial" w:cs="Arial"/>
-          <w:sz w:val="22"/>
-          <w:szCs w:val="22"/>
-        </w:rPr>
-        <w:t>proporcionados a quien los solicite.</w:t>
-      </w:r>
-      <w:r>
-        <w:rPr>
-          <w:rFonts w:ascii="Arial" w:hAnsi="Arial" w:cs="Arial"/>
-          <w:sz w:val="22"/>
-          <w:szCs w:val="22"/>
-        </w:rPr>
-        <w:t xml:space="preserve"> - - - - - - - - - - - - - - - - - - - - - - - - -</w:t>
-      </w:r>
-      <w:r>
-        <w:rPr>
-          <w:rFonts w:ascii="Arial" w:hAnsi="Arial" w:cs="Arial"/>
-          <w:sz w:val="22"/>
-          <w:szCs w:val="22"/>
-        </w:rPr>
-        <w:t xml:space="preserve"> - - - - -</w:t>
-      </w:r>
-      <w:r>
-        <w:rPr>
-          <w:rFonts w:ascii="Arial" w:hAnsi="Arial" w:cs="Arial"/>
-          <w:sz w:val="22"/>
-          <w:szCs w:val="22"/>
-        </w:rPr>
-        <w:t xml:space="preserve"> </w:t>
-      </w:r>
-      <w:r>
-        <w:rPr>
-          <w:rFonts w:ascii="Arial" w:hAnsi="Arial" w:cs="Arial"/>
-          <w:sz w:val="22"/>
-          <w:szCs w:val="22"/>
-        </w:rPr>
-        <w:t>- - - - - - - -</w:t>
+        <w:t>- - - - -</w:t>
       </w:r>
       <w:r>
         <w:rPr>
@@ -7994,7 +7537,6 @@
           <w:sz w:val="22"/>
           <w:szCs w:val="22"/>
         </w:rPr>
-        <w:lastRenderedPageBreak/>
         <w:t xml:space="preserve">- - - Anexo “A”.- Certificado de libertad de Gravamen.- - - - - - - - - - - - - - - - - - - -- - - Anexo “B”.- Avalúo Catastral.- - - - - - - - - - - - - - - - - - - - - - - - - - - - - - - - - - - - - Anexo “C”.- Traslado de dominio.- - - - - - - - - - - - - - - - - - - - - - - - - - - - - - - - - - Anexo “D”.- Impuesto Sobre la Renta.- - - - - - - - - - - - - - - - - - - - - - - - - - - -- - - Anexo “E”.- Certificado de valor fiscal.- - - - - - - - - - - - - - - - - - - - - - - - - - - -- - - Anexo “F”.- Certificado de no adeudo predial.- - - - - - - - - - - - - - - - - - - - - - - - - - Anexo “G”.- Identificaciones.- - - - - - - - - - - - - - - - - - - - - - - - - - - - - - - - - - - - - </w:t>
       </w:r>
       <w:r>
@@ -8060,7 +7602,18 @@
           <w:szCs w:val="22"/>
           <w:lang w:val="es-ES_tradnl" w:bidi="ar-SA"/>
         </w:rPr>
-        <w:t>12 doce días del mes de Septiembre del año 2024 dos mil veinticuatro</w:t>
+        <w:t xml:space="preserve">12 doce </w:t>
+      </w:r>
+      <w:r>
+        <w:rPr>
+          <w:rFonts w:ascii="Arial" w:eastAsia="Times New Roman" w:hAnsi="Arial" w:cs="Arial"/>
+          <w:color w:val="4472C4" w:themeColor="accent5"/>
+          <w:sz w:val="22"/>
+          <w:szCs w:val="22"/>
+          <w:lang w:val="es-ES_tradnl" w:bidi="ar-SA"/>
+        </w:rPr>
+        <w:lastRenderedPageBreak/>
+        <w:t>días del mes de Septiembre del año 2024 dos mil veinticuatro</w:t>
       </w:r>
       <w:r>
         <w:rPr>
@@ -9181,7 +8734,6 @@
   <w:style w:type="character" w:default="1" w:styleId="Fuentedeprrafopredeter">
     <w:name w:val="Default Paragraph Font"/>
     <w:uiPriority w:val="1"/>
-    <w:semiHidden/>
     <w:unhideWhenUsed/>
   </w:style>
   <w:style w:type="table" w:default="1" w:styleId="Tablanormal">

--- a/plantilla.docx
+++ b/plantilla.docx
@@ -1267,6 +1267,55 @@
       <w:r>
         <w:rPr>
           <w:b w:val="0"/>
+          <w:bCs w:val="0"/>
+          <w:sz w:val="22"/>
+          <w:szCs w:val="22"/>
+        </w:rPr>
+        <w:t xml:space="preserve"> </w:t>
+      </w:r>
+      <w:r>
+        <w:rPr>
+          <w:b w:val="0"/>
+          <w:sz w:val="22"/>
+          <w:szCs w:val="22"/>
+        </w:rPr>
+        <w:t>-</w:t>
+      </w:r>
+      <w:r>
+        <w:rPr>
+          <w:b w:val="0"/>
+          <w:sz w:val="22"/>
+          <w:szCs w:val="22"/>
+        </w:rPr>
+        <w:t xml:space="preserve"> </w:t>
+      </w:r>
+      <w:r>
+        <w:rPr>
+          <w:b w:val="0"/>
+          <w:sz w:val="22"/>
+          <w:szCs w:val="22"/>
+        </w:rPr>
+        <w:t>-</w:t>
+      </w:r>
+      <w:r>
+        <w:rPr>
+          <w:b w:val="0"/>
+          <w:sz w:val="22"/>
+          <w:szCs w:val="22"/>
+        </w:rPr>
+        <w:t xml:space="preserve"> - - - - - - - - - - - - - - - - - - - - - - - - - - - - - - - - - - - - - - - - - - - - - - - - - - - - - - - - - - - - - - - - </w:t>
+      </w:r>
+      <w:r>
+        <w:rPr>
+          <w:b w:val="0"/>
+          <w:sz w:val="22"/>
+          <w:szCs w:val="22"/>
+        </w:rPr>
+        <w:t>-</w:t>
+      </w:r>
+      <w:r>
+        <w:rPr>
+          <w:b w:val="0"/>
           <w:sz w:val="22"/>
           <w:szCs w:val="22"/>
         </w:rPr>
@@ -1372,7 +1421,19 @@
         <w:rPr>
           <w:bCs w:val="0"/>
         </w:rPr>
-        <w:t>operacion.precio</w:t>
+        <w:t>inmueble</w:t>
+      </w:r>
+      <w:r>
+        <w:rPr>
+          <w:bCs w:val="0"/>
+        </w:rPr>
+        <w:t>.</w:t>
+      </w:r>
+      <w:r>
+        <w:rPr>
+          <w:bCs w:val="0"/>
+        </w:rPr>
+        <w:t>superficie</w:t>
       </w:r>
       <w:proofErr w:type="gramEnd"/>
       <w:r>
@@ -1876,7 +1937,17 @@
           <w:sz w:val="22"/>
           <w:szCs w:val="22"/>
         </w:rPr>
-        <w:t>De conformidad con lo dispuesto por el articulo 112 ciento doce, de la Ley del Registro Público de la Propiedad y del Comercio, se solicitó y se obtuvo de dicha Institución Registral el certificado de libertad de gravamen correspondiente al inmueble materia de este otorgamiento</w:t>
+        <w:t xml:space="preserve">De conformidad con lo dispuesto por el articulo 112 ciento doce, de la Ley del Registro Público de la Propiedad y del Comercio, se solicitó y se obtuvo de dicha Institución Registral el certificado de libertad de gravamen </w:t>
+      </w:r>
+      <w:r>
+        <w:rPr>
+          <w:b w:val="0"/>
+          <w:noProof/>
+          <w:sz w:val="22"/>
+          <w:szCs w:val="22"/>
+        </w:rPr>
+        <w:lastRenderedPageBreak/>
+        <w:t>correspondiente al inmueble materia de este otorgamiento</w:t>
       </w:r>
       <w:r>
         <w:rPr>
@@ -1900,16 +1971,7 @@
           <w:sz w:val="22"/>
           <w:szCs w:val="22"/>
         </w:rPr>
-        <w:t xml:space="preserve">- - - - - - - - - - - - - - - </w:t>
-      </w:r>
-      <w:r>
-        <w:rPr>
-          <w:b w:val="0"/>
-          <w:sz w:val="22"/>
-          <w:szCs w:val="22"/>
-        </w:rPr>
-        <w:lastRenderedPageBreak/>
-        <w:t xml:space="preserve">- - - - - - - - - </w:t>
+        <w:t xml:space="preserve">- - - - - - - - - - - - - - - - - - - - - - - - </w:t>
       </w:r>
       <w:r>
         <w:rPr>
@@ -2484,7 +2546,6 @@
         <w:jc w:val="both"/>
         <w:rPr>
           <w:rFonts w:ascii="Arial" w:hAnsi="Arial" w:cs="Arial"/>
-          <w:bCs/>
           <w:sz w:val="22"/>
           <w:szCs w:val="22"/>
         </w:rPr>
@@ -3075,14 +3136,23 @@
         <w:rPr>
           <w:rStyle w:val="spellingerror"/>
           <w:rFonts w:ascii="Arial" w:hAnsi="Arial" w:cs="Arial"/>
+          <w:sz w:val="22"/>
+          <w:szCs w:val="22"/>
+        </w:rPr>
+        <w:t xml:space="preserve"> </w:t>
+      </w:r>
+      <w:r>
+        <w:rPr>
+          <w:rStyle w:val="spellingerror"/>
+          <w:rFonts w:ascii="Arial" w:hAnsi="Arial" w:cs="Arial"/>
           <w:b/>
           <w:bCs/>
           <w:sz w:val="22"/>
           <w:szCs w:val="22"/>
-          <w:u w:val="single"/>
-        </w:rPr>
-        <w:t>CARMEN DAVID SOLIS HERNANDEZ</w:t>
-      </w:r>
+        </w:rPr>
+        <w:t>{{</w:t>
+      </w:r>
+      <w:proofErr w:type="spellStart"/>
       <w:r>
         <w:rPr>
           <w:rStyle w:val="spellingerror"/>
@@ -3091,325 +3161,10 @@
           <w:bCs/>
           <w:sz w:val="22"/>
           <w:szCs w:val="22"/>
-          <w:u w:val="single"/>
-        </w:rPr>
-        <w:t>,</w:t>
-      </w:r>
-      <w:r>
-        <w:rPr>
-          <w:rFonts w:ascii="Arial" w:hAnsi="Arial" w:cs="Arial"/>
-          <w:sz w:val="22"/>
-          <w:szCs w:val="22"/>
-        </w:rPr>
-        <w:t xml:space="preserve"> </w:t>
-      </w:r>
-      <w:r>
-        <w:rPr>
-          <w:rFonts w:ascii="Arial" w:hAnsi="Arial" w:cs="Arial"/>
-          <w:sz w:val="22"/>
-          <w:szCs w:val="22"/>
-        </w:rPr>
-        <w:t>que no ha adquirido en un periodo de 24 veinticuatro</w:t>
-      </w:r>
-      <w:r>
-        <w:rPr>
-          <w:rFonts w:ascii="Arial" w:hAnsi="Arial" w:cs="Arial"/>
-          <w:sz w:val="22"/>
-          <w:szCs w:val="22"/>
-        </w:rPr>
-        <w:t xml:space="preserve"> </w:t>
-      </w:r>
-      <w:r>
-        <w:rPr>
-          <w:rFonts w:ascii="Arial" w:hAnsi="Arial" w:cs="Arial"/>
-          <w:sz w:val="22"/>
-          <w:szCs w:val="22"/>
-        </w:rPr>
-        <w:t>meses anteriores a la celebración del presente otorgamiento en ningún concepto</w:t>
-      </w:r>
-      <w:r>
-        <w:rPr>
-          <w:rFonts w:ascii="Arial" w:hAnsi="Arial" w:cs="Arial"/>
-          <w:sz w:val="22"/>
-          <w:szCs w:val="22"/>
-        </w:rPr>
-        <w:t xml:space="preserve"> </w:t>
-      </w:r>
-      <w:r>
-        <w:rPr>
-          <w:rFonts w:ascii="Arial" w:hAnsi="Arial" w:cs="Arial"/>
-          <w:sz w:val="22"/>
-          <w:szCs w:val="22"/>
-        </w:rPr>
-        <w:t>algún predio que resulte colindante con el que es materia del</w:t>
-      </w:r>
-      <w:r>
-        <w:rPr>
-          <w:rFonts w:ascii="Arial" w:hAnsi="Arial" w:cs="Arial"/>
-          <w:sz w:val="22"/>
-          <w:szCs w:val="22"/>
-        </w:rPr>
-        <w:t xml:space="preserve"> </w:t>
-      </w:r>
-      <w:r>
-        <w:rPr>
-          <w:rFonts w:ascii="Arial" w:hAnsi="Arial" w:cs="Arial"/>
-          <w:sz w:val="22"/>
-          <w:szCs w:val="22"/>
-        </w:rPr>
-        <w:t>presente contrato</w:t>
-      </w:r>
-      <w:r>
-        <w:rPr>
-          <w:rFonts w:ascii="Arial" w:hAnsi="Arial" w:cs="Arial"/>
-          <w:sz w:val="22"/>
-          <w:szCs w:val="22"/>
-        </w:rPr>
-        <w:t xml:space="preserve"> </w:t>
-      </w:r>
-      <w:r>
-        <w:rPr>
-          <w:rFonts w:ascii="Arial" w:hAnsi="Arial" w:cs="Arial"/>
-          <w:sz w:val="22"/>
-          <w:szCs w:val="22"/>
-        </w:rPr>
-        <w:t xml:space="preserve">y que hoy adquiere en propiedad, por lo que de conformidad </w:t>
-      </w:r>
-      <w:r>
-        <w:rPr>
-          <w:rFonts w:ascii="Arial" w:hAnsi="Arial" w:cs="Arial"/>
-          <w:sz w:val="22"/>
-          <w:szCs w:val="22"/>
-        </w:rPr>
-        <w:t xml:space="preserve"> </w:t>
-      </w:r>
-      <w:r>
-        <w:rPr>
-          <w:rFonts w:ascii="Arial" w:hAnsi="Arial" w:cs="Arial"/>
-          <w:sz w:val="22"/>
-          <w:szCs w:val="22"/>
-        </w:rPr>
-        <w:t>con lo dispuesto por</w:t>
-      </w:r>
-      <w:r>
-        <w:rPr>
-          <w:rFonts w:ascii="Arial" w:hAnsi="Arial" w:cs="Arial"/>
-          <w:sz w:val="22"/>
-          <w:szCs w:val="22"/>
-        </w:rPr>
-        <w:t xml:space="preserve"> </w:t>
-      </w:r>
-      <w:r>
-        <w:rPr>
-          <w:rFonts w:ascii="Arial" w:hAnsi="Arial" w:cs="Arial"/>
-          <w:sz w:val="22"/>
-          <w:szCs w:val="22"/>
-        </w:rPr>
-        <w:t>los 28 veintiocho fracción I primera, Articulo 31 treinta y uno fracción I primera, II</w:t>
-      </w:r>
-      <w:r>
-        <w:rPr>
-          <w:rFonts w:ascii="Arial" w:hAnsi="Arial" w:cs="Arial"/>
-          <w:sz w:val="22"/>
-          <w:szCs w:val="22"/>
-        </w:rPr>
-        <w:t xml:space="preserve"> </w:t>
-      </w:r>
-      <w:r>
-        <w:rPr>
-          <w:rFonts w:ascii="Arial" w:hAnsi="Arial" w:cs="Arial"/>
-          <w:sz w:val="22"/>
-          <w:szCs w:val="22"/>
-        </w:rPr>
-        <w:t>segunda, III tercera y IV cuarto de la ley de la materia, así como lo dispuesto por</w:t>
-      </w:r>
-      <w:r>
-        <w:rPr>
-          <w:rFonts w:ascii="Arial" w:hAnsi="Arial" w:cs="Arial"/>
-          <w:sz w:val="22"/>
-          <w:szCs w:val="22"/>
-        </w:rPr>
-        <w:t xml:space="preserve"> </w:t>
-      </w:r>
-      <w:r>
-        <w:rPr>
-          <w:rFonts w:ascii="Arial" w:hAnsi="Arial" w:cs="Arial"/>
-          <w:sz w:val="22"/>
-          <w:szCs w:val="22"/>
-        </w:rPr>
-        <w:t>la ley de traslación de dominio en el estado, procede efectuar la reducción</w:t>
-      </w:r>
-      <w:r>
-        <w:rPr>
-          <w:rFonts w:ascii="Arial" w:hAnsi="Arial" w:cs="Arial"/>
-          <w:sz w:val="22"/>
-          <w:szCs w:val="22"/>
-        </w:rPr>
-        <w:t xml:space="preserve"> </w:t>
-      </w:r>
-      <w:r>
-        <w:rPr>
-          <w:rFonts w:ascii="Arial" w:hAnsi="Arial" w:cs="Arial"/>
-          <w:sz w:val="22"/>
-          <w:szCs w:val="22"/>
-        </w:rPr>
-        <w:t>correspondiente.</w:t>
-      </w:r>
-      <w:r>
-        <w:rPr>
-          <w:rFonts w:ascii="Arial" w:hAnsi="Arial" w:cs="Arial"/>
-          <w:sz w:val="22"/>
-          <w:szCs w:val="22"/>
-        </w:rPr>
-        <w:t xml:space="preserve"> </w:t>
-      </w:r>
-      <w:r>
-        <w:rPr>
-          <w:rFonts w:ascii="Arial" w:hAnsi="Arial" w:cs="Arial"/>
-          <w:sz w:val="22"/>
-          <w:szCs w:val="22"/>
-        </w:rPr>
-        <w:t>-</w:t>
-      </w:r>
-      <w:r>
-        <w:rPr>
-          <w:rFonts w:ascii="Arial" w:hAnsi="Arial" w:cs="Arial"/>
-          <w:sz w:val="22"/>
-          <w:szCs w:val="22"/>
-        </w:rPr>
-        <w:t xml:space="preserve"> - - </w:t>
-      </w:r>
-      <w:r>
-        <w:rPr>
-          <w:rFonts w:ascii="Arial" w:hAnsi="Arial" w:cs="Arial"/>
-          <w:sz w:val="22"/>
-          <w:szCs w:val="22"/>
-        </w:rPr>
-        <w:t>- - - - - - - - -</w:t>
-      </w:r>
-      <w:r>
-        <w:rPr>
-          <w:rFonts w:ascii="Arial" w:hAnsi="Arial" w:cs="Arial"/>
-          <w:sz w:val="22"/>
-          <w:szCs w:val="22"/>
-        </w:rPr>
-        <w:t xml:space="preserve"> - - - - - - - - - - - - - - - - - - - - - </w:t>
-      </w:r>
-      <w:r>
-        <w:rPr>
-          <w:rFonts w:ascii="Arial" w:hAnsi="Arial" w:cs="Arial"/>
-          <w:sz w:val="22"/>
-          <w:szCs w:val="22"/>
-        </w:rPr>
-        <w:t>Que atentos a estos antecedentes los contratantes otorgan la presente</w:t>
-      </w:r>
-      <w:r>
-        <w:rPr>
-          <w:rFonts w:ascii="Arial" w:hAnsi="Arial" w:cs="Arial"/>
-          <w:sz w:val="22"/>
-          <w:szCs w:val="22"/>
-        </w:rPr>
-        <w:t xml:space="preserve"> </w:t>
-      </w:r>
-      <w:r>
-        <w:rPr>
-          <w:rFonts w:ascii="Arial" w:hAnsi="Arial" w:cs="Arial"/>
-          <w:sz w:val="22"/>
-          <w:szCs w:val="22"/>
-        </w:rPr>
-        <w:lastRenderedPageBreak/>
-        <w:t>escritura de compraventa, consignándola bajo las siguientes cláusulas.</w:t>
-      </w:r>
-      <w:r>
-        <w:rPr>
-          <w:rFonts w:ascii="Arial" w:hAnsi="Arial" w:cs="Arial"/>
-          <w:sz w:val="22"/>
-          <w:szCs w:val="22"/>
-        </w:rPr>
-        <w:t xml:space="preserve"> - - - - - - - - - - - - - - - - - - - - -</w:t>
-      </w:r>
-      <w:r>
-        <w:rPr>
-          <w:rFonts w:ascii="Arial" w:hAnsi="Arial" w:cs="Arial"/>
-          <w:sz w:val="22"/>
-          <w:szCs w:val="22"/>
-        </w:rPr>
-        <w:t xml:space="preserve"> - </w:t>
-      </w:r>
-      <w:r>
-        <w:rPr>
-          <w:rFonts w:ascii="Arial" w:hAnsi="Arial" w:cs="Arial"/>
-          <w:sz w:val="22"/>
-          <w:szCs w:val="22"/>
-        </w:rPr>
-        <w:t xml:space="preserve">- - - - - - </w:t>
-      </w:r>
-      <w:r>
-        <w:rPr>
-          <w:rStyle w:val="Cuerpodeltexto4Espaciado7pto"/>
-          <w:sz w:val="22"/>
-          <w:szCs w:val="22"/>
-          <w:lang w:val="es-MX"/>
-        </w:rPr>
-        <w:t>PRIMER</w:t>
-      </w:r>
-      <w:r>
-        <w:rPr>
-          <w:rStyle w:val="Cuerpodeltexto4Espaciado7pto"/>
-          <w:sz w:val="22"/>
-          <w:szCs w:val="22"/>
-          <w:lang w:val="es-MX"/>
-        </w:rPr>
-        <w:t>A</w:t>
-      </w:r>
-      <w:r>
-        <w:rPr>
-          <w:rFonts w:ascii="Arial" w:hAnsi="Arial" w:cs="Arial"/>
-          <w:sz w:val="22"/>
-          <w:szCs w:val="22"/>
-        </w:rPr>
-        <w:t>- - - -</w:t>
-      </w:r>
-      <w:r>
-        <w:rPr>
-          <w:rFonts w:ascii="Arial" w:hAnsi="Arial" w:cs="Arial"/>
-          <w:sz w:val="22"/>
-          <w:szCs w:val="22"/>
-        </w:rPr>
-        <w:t xml:space="preserve"> - - -</w:t>
-      </w:r>
-      <w:r>
-        <w:rPr>
-          <w:rFonts w:ascii="Arial" w:hAnsi="Arial" w:cs="Arial"/>
-          <w:sz w:val="22"/>
-          <w:szCs w:val="22"/>
-        </w:rPr>
-        <w:t xml:space="preserve"> - - - - </w:t>
-      </w:r>
-      <w:r>
-        <w:rPr>
-          <w:rFonts w:ascii="Arial" w:hAnsi="Arial" w:cs="Arial"/>
-          <w:sz w:val="22"/>
-          <w:szCs w:val="22"/>
-        </w:rPr>
-        <w:t>- - - - - - - - - - - - -</w:t>
-      </w:r>
-      <w:r>
-        <w:rPr>
-          <w:rFonts w:ascii="Arial" w:hAnsi="Arial" w:cs="Arial"/>
-          <w:sz w:val="22"/>
-          <w:szCs w:val="22"/>
-        </w:rPr>
-        <w:t xml:space="preserve"> </w:t>
-      </w:r>
-      <w:r>
-        <w:rPr>
-          <w:rFonts w:ascii="Arial" w:hAnsi="Arial" w:cs="Arial"/>
-          <w:sz w:val="22"/>
-          <w:szCs w:val="22"/>
-        </w:rPr>
-        <w:t xml:space="preserve">El señor </w:t>
-      </w:r>
+        </w:rPr>
+        <w:t>comprador.nombre</w:t>
+      </w:r>
+      <w:proofErr w:type="spellEnd"/>
       <w:r>
         <w:rPr>
           <w:rStyle w:val="spellingerror"/>
@@ -3420,12 +3175,392 @@
           <w:szCs w:val="22"/>
           <w:u w:val="single"/>
         </w:rPr>
-        <w:t>MAURICIO CARRASCO BRIHUEGA</w:t>
+        <w:t>}}</w:t>
+      </w:r>
+      <w:r>
+        <w:rPr>
+          <w:rStyle w:val="spellingerror"/>
+          <w:rFonts w:ascii="Arial" w:hAnsi="Arial" w:cs="Arial"/>
+          <w:b/>
+          <w:bCs/>
+          <w:sz w:val="22"/>
+          <w:szCs w:val="22"/>
+          <w:u w:val="single"/>
+        </w:rPr>
+        <w:t>,</w:t>
+      </w:r>
+      <w:r>
+        <w:rPr>
+          <w:rFonts w:ascii="Arial" w:hAnsi="Arial" w:cs="Arial"/>
+          <w:sz w:val="22"/>
+          <w:szCs w:val="22"/>
+        </w:rPr>
+        <w:t xml:space="preserve"> </w:t>
+      </w:r>
+      <w:r>
+        <w:rPr>
+          <w:rFonts w:ascii="Arial" w:hAnsi="Arial" w:cs="Arial"/>
+          <w:sz w:val="22"/>
+          <w:szCs w:val="22"/>
+        </w:rPr>
+        <w:t>que no ha adquirido en un periodo de 24 veinticuatro</w:t>
+      </w:r>
+      <w:r>
+        <w:rPr>
+          <w:rFonts w:ascii="Arial" w:hAnsi="Arial" w:cs="Arial"/>
+          <w:sz w:val="22"/>
+          <w:szCs w:val="22"/>
+        </w:rPr>
+        <w:t xml:space="preserve"> </w:t>
+      </w:r>
+      <w:r>
+        <w:rPr>
+          <w:rFonts w:ascii="Arial" w:hAnsi="Arial" w:cs="Arial"/>
+          <w:sz w:val="22"/>
+          <w:szCs w:val="22"/>
+        </w:rPr>
+        <w:t>meses anteriores a la celebración del presente otorgamiento en ningún concepto</w:t>
+      </w:r>
+      <w:r>
+        <w:rPr>
+          <w:rFonts w:ascii="Arial" w:hAnsi="Arial" w:cs="Arial"/>
+          <w:sz w:val="22"/>
+          <w:szCs w:val="22"/>
+        </w:rPr>
+        <w:t xml:space="preserve"> </w:t>
+      </w:r>
+      <w:r>
+        <w:rPr>
+          <w:rFonts w:ascii="Arial" w:hAnsi="Arial" w:cs="Arial"/>
+          <w:sz w:val="22"/>
+          <w:szCs w:val="22"/>
+        </w:rPr>
+        <w:t>algún predio que resulte colindante con el que es materia del</w:t>
+      </w:r>
+      <w:r>
+        <w:rPr>
+          <w:rFonts w:ascii="Arial" w:hAnsi="Arial" w:cs="Arial"/>
+          <w:sz w:val="22"/>
+          <w:szCs w:val="22"/>
+        </w:rPr>
+        <w:t xml:space="preserve"> </w:t>
+      </w:r>
+      <w:r>
+        <w:rPr>
+          <w:rFonts w:ascii="Arial" w:hAnsi="Arial" w:cs="Arial"/>
+          <w:sz w:val="22"/>
+          <w:szCs w:val="22"/>
+        </w:rPr>
+        <w:t>presente contrato</w:t>
+      </w:r>
+      <w:r>
+        <w:rPr>
+          <w:rFonts w:ascii="Arial" w:hAnsi="Arial" w:cs="Arial"/>
+          <w:sz w:val="22"/>
+          <w:szCs w:val="22"/>
+        </w:rPr>
+        <w:t xml:space="preserve"> </w:t>
+      </w:r>
+      <w:r>
+        <w:rPr>
+          <w:rFonts w:ascii="Arial" w:hAnsi="Arial" w:cs="Arial"/>
+          <w:sz w:val="22"/>
+          <w:szCs w:val="22"/>
+        </w:rPr>
+        <w:t xml:space="preserve">y que hoy adquiere en propiedad, por lo que de conformidad </w:t>
+      </w:r>
+      <w:r>
+        <w:rPr>
+          <w:rFonts w:ascii="Arial" w:hAnsi="Arial" w:cs="Arial"/>
+          <w:sz w:val="22"/>
+          <w:szCs w:val="22"/>
+        </w:rPr>
+        <w:t xml:space="preserve"> </w:t>
+      </w:r>
+      <w:r>
+        <w:rPr>
+          <w:rFonts w:ascii="Arial" w:hAnsi="Arial" w:cs="Arial"/>
+          <w:sz w:val="22"/>
+          <w:szCs w:val="22"/>
+        </w:rPr>
+        <w:t>con lo dispuesto por</w:t>
+      </w:r>
+      <w:r>
+        <w:rPr>
+          <w:rFonts w:ascii="Arial" w:hAnsi="Arial" w:cs="Arial"/>
+          <w:sz w:val="22"/>
+          <w:szCs w:val="22"/>
+        </w:rPr>
+        <w:t xml:space="preserve"> </w:t>
+      </w:r>
+      <w:r>
+        <w:rPr>
+          <w:rFonts w:ascii="Arial" w:hAnsi="Arial" w:cs="Arial"/>
+          <w:sz w:val="22"/>
+          <w:szCs w:val="22"/>
+        </w:rPr>
+        <w:t>los 28 veintiocho fracción I primera, Articulo 31 treinta y uno fracción I primera, II</w:t>
+      </w:r>
+      <w:r>
+        <w:rPr>
+          <w:rFonts w:ascii="Arial" w:hAnsi="Arial" w:cs="Arial"/>
+          <w:sz w:val="22"/>
+          <w:szCs w:val="22"/>
+        </w:rPr>
+        <w:t xml:space="preserve"> </w:t>
+      </w:r>
+      <w:r>
+        <w:rPr>
+          <w:rFonts w:ascii="Arial" w:hAnsi="Arial" w:cs="Arial"/>
+          <w:sz w:val="22"/>
+          <w:szCs w:val="22"/>
+        </w:rPr>
+        <w:t>segunda, III tercera y IV cuarto de la ley de la materia, así como lo dispuesto por</w:t>
+      </w:r>
+      <w:r>
+        <w:rPr>
+          <w:rFonts w:ascii="Arial" w:hAnsi="Arial" w:cs="Arial"/>
+          <w:sz w:val="22"/>
+          <w:szCs w:val="22"/>
+        </w:rPr>
+        <w:t xml:space="preserve"> </w:t>
+      </w:r>
+      <w:r>
+        <w:rPr>
+          <w:rFonts w:ascii="Arial" w:hAnsi="Arial" w:cs="Arial"/>
+          <w:sz w:val="22"/>
+          <w:szCs w:val="22"/>
+        </w:rPr>
+        <w:t>la ley de traslación de dominio en el estado, procede efectuar la reducción</w:t>
+      </w:r>
+      <w:r>
+        <w:rPr>
+          <w:rFonts w:ascii="Arial" w:hAnsi="Arial" w:cs="Arial"/>
+          <w:sz w:val="22"/>
+          <w:szCs w:val="22"/>
+        </w:rPr>
+        <w:t xml:space="preserve"> </w:t>
+      </w:r>
+      <w:r>
+        <w:rPr>
+          <w:rFonts w:ascii="Arial" w:hAnsi="Arial" w:cs="Arial"/>
+          <w:sz w:val="22"/>
+          <w:szCs w:val="22"/>
+        </w:rPr>
+        <w:t>correspondiente.</w:t>
+      </w:r>
+      <w:r>
+        <w:rPr>
+          <w:rFonts w:ascii="Arial" w:hAnsi="Arial" w:cs="Arial"/>
+          <w:sz w:val="22"/>
+          <w:szCs w:val="22"/>
+        </w:rPr>
+        <w:t xml:space="preserve"> </w:t>
+      </w:r>
+      <w:r>
+        <w:rPr>
+          <w:rFonts w:ascii="Arial" w:hAnsi="Arial" w:cs="Arial"/>
+          <w:sz w:val="22"/>
+          <w:szCs w:val="22"/>
+        </w:rPr>
+        <w:t>-</w:t>
+      </w:r>
+      <w:r>
+        <w:rPr>
+          <w:rFonts w:ascii="Arial" w:hAnsi="Arial" w:cs="Arial"/>
+          <w:sz w:val="22"/>
+          <w:szCs w:val="22"/>
+        </w:rPr>
+        <w:t xml:space="preserve"> - - </w:t>
+      </w:r>
+      <w:r>
+        <w:rPr>
+          <w:rFonts w:ascii="Arial" w:hAnsi="Arial" w:cs="Arial"/>
+          <w:sz w:val="22"/>
+          <w:szCs w:val="22"/>
+        </w:rPr>
+        <w:t>- - - - - - - - -</w:t>
+      </w:r>
+      <w:r>
+        <w:rPr>
+          <w:rFonts w:ascii="Arial" w:hAnsi="Arial" w:cs="Arial"/>
+          <w:sz w:val="22"/>
+          <w:szCs w:val="22"/>
+        </w:rPr>
+        <w:t xml:space="preserve"> - - - - - - - - - - - - - - - - - - - - - </w:t>
+      </w:r>
+      <w:r>
+        <w:rPr>
+          <w:rFonts w:ascii="Arial" w:hAnsi="Arial" w:cs="Arial"/>
+          <w:sz w:val="22"/>
+          <w:szCs w:val="22"/>
+        </w:rPr>
+        <w:t xml:space="preserve">Que atentos a </w:t>
+      </w:r>
+      <w:r>
+        <w:rPr>
+          <w:rFonts w:ascii="Arial" w:hAnsi="Arial" w:cs="Arial"/>
+          <w:sz w:val="22"/>
+          <w:szCs w:val="22"/>
+        </w:rPr>
+        <w:lastRenderedPageBreak/>
+        <w:t>estos antecedentes los contratantes otorgan la presente</w:t>
+      </w:r>
+      <w:r>
+        <w:rPr>
+          <w:rFonts w:ascii="Arial" w:hAnsi="Arial" w:cs="Arial"/>
+          <w:sz w:val="22"/>
+          <w:szCs w:val="22"/>
+        </w:rPr>
+        <w:t xml:space="preserve"> </w:t>
+      </w:r>
+      <w:r>
+        <w:rPr>
+          <w:rFonts w:ascii="Arial" w:hAnsi="Arial" w:cs="Arial"/>
+          <w:sz w:val="22"/>
+          <w:szCs w:val="22"/>
+        </w:rPr>
+        <w:t>escritura de compraventa, consignándola bajo las siguientes cláusulas.</w:t>
+      </w:r>
+      <w:r>
+        <w:rPr>
+          <w:rFonts w:ascii="Arial" w:hAnsi="Arial" w:cs="Arial"/>
+          <w:sz w:val="22"/>
+          <w:szCs w:val="22"/>
+        </w:rPr>
+        <w:t xml:space="preserve"> - - - - - - - - - - - - - - - - - - - - -</w:t>
+      </w:r>
+      <w:r>
+        <w:rPr>
+          <w:rFonts w:ascii="Arial" w:hAnsi="Arial" w:cs="Arial"/>
+          <w:sz w:val="22"/>
+          <w:szCs w:val="22"/>
+        </w:rPr>
+        <w:t xml:space="preserve"> - </w:t>
+      </w:r>
+      <w:r>
+        <w:rPr>
+          <w:rFonts w:ascii="Arial" w:hAnsi="Arial" w:cs="Arial"/>
+          <w:sz w:val="22"/>
+          <w:szCs w:val="22"/>
+        </w:rPr>
+        <w:t xml:space="preserve">- - - - - - </w:t>
+      </w:r>
+      <w:r>
+        <w:rPr>
+          <w:rStyle w:val="Cuerpodeltexto4Espaciado7pto"/>
+          <w:sz w:val="22"/>
+          <w:szCs w:val="22"/>
+          <w:lang w:val="es-MX"/>
+        </w:rPr>
+        <w:t>PRIMER</w:t>
+      </w:r>
+      <w:r>
+        <w:rPr>
+          <w:rStyle w:val="Cuerpodeltexto4Espaciado7pto"/>
+          <w:sz w:val="22"/>
+          <w:szCs w:val="22"/>
+          <w:lang w:val="es-MX"/>
+        </w:rPr>
+        <w:t>A</w:t>
+      </w:r>
+      <w:r>
+        <w:rPr>
+          <w:rFonts w:ascii="Arial" w:hAnsi="Arial" w:cs="Arial"/>
+          <w:sz w:val="22"/>
+          <w:szCs w:val="22"/>
+        </w:rPr>
+        <w:t>- - - -</w:t>
+      </w:r>
+      <w:r>
+        <w:rPr>
+          <w:rFonts w:ascii="Arial" w:hAnsi="Arial" w:cs="Arial"/>
+          <w:sz w:val="22"/>
+          <w:szCs w:val="22"/>
+        </w:rPr>
+        <w:t xml:space="preserve"> - - -</w:t>
+      </w:r>
+      <w:r>
+        <w:rPr>
+          <w:rFonts w:ascii="Arial" w:hAnsi="Arial" w:cs="Arial"/>
+          <w:sz w:val="22"/>
+          <w:szCs w:val="22"/>
+        </w:rPr>
+        <w:t xml:space="preserve"> - - - - </w:t>
+      </w:r>
+      <w:r>
+        <w:rPr>
+          <w:rFonts w:ascii="Arial" w:hAnsi="Arial" w:cs="Arial"/>
+          <w:sz w:val="22"/>
+          <w:szCs w:val="22"/>
+        </w:rPr>
+        <w:t>- - - - - - - - - - - - -</w:t>
+      </w:r>
+      <w:r>
+        <w:rPr>
+          <w:rFonts w:ascii="Arial" w:hAnsi="Arial" w:cs="Arial"/>
+          <w:sz w:val="22"/>
+          <w:szCs w:val="22"/>
+        </w:rPr>
+        <w:t xml:space="preserve"> </w:t>
+      </w:r>
+      <w:r>
+        <w:rPr>
+          <w:rFonts w:ascii="Arial" w:hAnsi="Arial" w:cs="Arial"/>
+          <w:sz w:val="22"/>
+          <w:szCs w:val="22"/>
+        </w:rPr>
+        <w:t xml:space="preserve">El señor </w:t>
+      </w:r>
+      <w:r>
+        <w:rPr>
+          <w:rFonts w:ascii="Arial" w:hAnsi="Arial" w:cs="Arial"/>
+          <w:sz w:val="22"/>
+          <w:szCs w:val="22"/>
+        </w:rPr>
+        <w:t xml:space="preserve">  </w:t>
+      </w:r>
+      <w:r>
+        <w:rPr>
+          <w:rFonts w:ascii="Arial" w:hAnsi="Arial" w:cs="Arial"/>
+          <w:b/>
+          <w:bCs/>
+          <w:sz w:val="22"/>
+          <w:szCs w:val="22"/>
+        </w:rPr>
+        <w:t>{{</w:t>
+      </w:r>
+      <w:proofErr w:type="spellStart"/>
+      <w:r>
+        <w:rPr>
+          <w:rStyle w:val="spellingerror"/>
+          <w:rFonts w:ascii="Arial" w:hAnsi="Arial" w:cs="Arial"/>
+          <w:b/>
+          <w:bCs/>
+          <w:sz w:val="22"/>
+          <w:szCs w:val="22"/>
+          <w:u w:val="single"/>
+        </w:rPr>
+        <w:t>vendedor.nombre</w:t>
+      </w:r>
+      <w:proofErr w:type="spellEnd"/>
+      <w:r>
+        <w:rPr>
+          <w:rStyle w:val="spellingerror"/>
+          <w:rFonts w:ascii="Arial" w:hAnsi="Arial" w:cs="Arial"/>
+          <w:b/>
+          <w:bCs/>
+          <w:sz w:val="22"/>
+          <w:szCs w:val="22"/>
+          <w:u w:val="single"/>
+        </w:rPr>
+        <w:t>}}</w:t>
       </w:r>
       <w:r>
         <w:rPr>
           <w:rStyle w:val="Cuerpodeltexto2105pto0"/>
           <w:b w:val="0"/>
+          <w:bCs w:val="0"/>
           <w:sz w:val="22"/>
           <w:szCs w:val="22"/>
           <w:u w:val="none"/>
@@ -3500,7 +3635,15 @@
           <w:sz w:val="22"/>
           <w:szCs w:val="22"/>
         </w:rPr>
-        <w:t xml:space="preserve">el Señor </w:t>
+        <w:t>el Señor</w:t>
+      </w:r>
+      <w:r>
+        <w:rPr>
+          <w:rFonts w:ascii="Arial" w:hAnsi="Arial" w:cs="Arial"/>
+          <w:sz w:val="22"/>
+          <w:szCs w:val="22"/>
+        </w:rPr>
+        <w:t xml:space="preserve"> </w:t>
       </w:r>
       <w:r>
         <w:rPr>
@@ -3513,924 +3656,47 @@
           <w:szCs w:val="22"/>
           <w:u w:val="single"/>
         </w:rPr>
-        <w:t>CARMEN DAVID SOLIS HERNANDEZ</w:t>
-      </w:r>
+        <w:t>{{</w:t>
+      </w:r>
+      <w:proofErr w:type="spellStart"/>
       <w:r>
         <w:rPr>
           <w:rStyle w:val="spellingerror"/>
           <w:rFonts w:ascii="Arial" w:hAnsi="Arial" w:cs="Arial"/>
           <w:b/>
           <w:bCs/>
+          <w:color w:val="auto"/>
           <w:sz w:val="22"/>
           <w:szCs w:val="22"/>
           <w:u w:val="single"/>
         </w:rPr>
-        <w:t>,</w:t>
-      </w:r>
+        <w:t>comprador.nombre</w:t>
+      </w:r>
+      <w:proofErr w:type="spellEnd"/>
       <w:r>
         <w:rPr>
           <w:rStyle w:val="spellingerror"/>
           <w:rFonts w:ascii="Arial" w:hAnsi="Arial" w:cs="Arial"/>
           <w:b/>
           <w:bCs/>
-          <w:sz w:val="22"/>
-          <w:szCs w:val="22"/>
-        </w:rPr>
-        <w:t xml:space="preserve"> </w:t>
-      </w:r>
-      <w:r>
-        <w:rPr>
-          <w:rStyle w:val="Cuerpodeltexto2105pto4"/>
-          <w:sz w:val="22"/>
-          <w:szCs w:val="22"/>
-          <w:lang w:val="es-MX"/>
-        </w:rPr>
-        <w:t>COMPRA</w:t>
-      </w:r>
-      <w:r>
-        <w:rPr>
-          <w:rFonts w:ascii="Arial" w:hAnsi="Arial" w:cs="Arial"/>
-        </w:rPr>
-        <w:t xml:space="preserve"> </w:t>
-      </w:r>
-      <w:r>
-        <w:rPr>
-          <w:rFonts w:ascii="Arial" w:hAnsi="Arial" w:cs="Arial"/>
-          <w:b/>
-          <w:sz w:val="22"/>
-          <w:szCs w:val="22"/>
-        </w:rPr>
-        <w:t>“LA TOTALIDAD” DEL PREDIO URBANO IDENTIFICADO COMO LOTE 10 DIEZ, DE LA MANZANA 08-412 OCHO GUION CUATROCIENTOS DOCE, DEL FRACCIONAMIENTO DENOMINADO “EXHACIENDA DE LA LUZ”, EN EL MUNICIPIO DE PACHUCA DE SOTO, ESTADO DE HIDALGO</w:t>
-      </w:r>
-      <w:r>
-        <w:rPr>
-          <w:rFonts w:ascii="Arial" w:hAnsi="Arial" w:cs="Arial"/>
-          <w:sz w:val="22"/>
-          <w:szCs w:val="22"/>
-        </w:rPr>
-        <w:t>,</w:t>
-      </w:r>
-      <w:r>
-        <w:rPr>
-          <w:rFonts w:ascii="Arial" w:hAnsi="Arial" w:cs="Arial"/>
-          <w:b/>
-          <w:sz w:val="22"/>
-          <w:szCs w:val="22"/>
-        </w:rPr>
-        <w:t xml:space="preserve"> </w:t>
-      </w:r>
-      <w:r>
-        <w:rPr>
-          <w:rFonts w:ascii="Arial" w:hAnsi="Arial" w:cs="Arial"/>
-          <w:sz w:val="22"/>
-          <w:szCs w:val="22"/>
-        </w:rPr>
-        <w:t>escrito y deslind</w:t>
-      </w:r>
-      <w:r>
-        <w:rPr>
-          <w:rFonts w:ascii="Arial" w:hAnsi="Arial" w:cs="Arial"/>
-          <w:sz w:val="22"/>
-          <w:szCs w:val="22"/>
-        </w:rPr>
-        <w:t>ado en el antecedente I</w:t>
-      </w:r>
-      <w:r>
-        <w:rPr>
-          <w:rFonts w:ascii="Arial" w:hAnsi="Arial" w:cs="Arial"/>
-          <w:sz w:val="22"/>
-          <w:szCs w:val="22"/>
-        </w:rPr>
-        <w:t xml:space="preserve"> </w:t>
-      </w:r>
-      <w:r>
-        <w:rPr>
-          <w:rFonts w:ascii="Arial" w:hAnsi="Arial" w:cs="Arial"/>
-          <w:sz w:val="22"/>
-          <w:szCs w:val="22"/>
-        </w:rPr>
-        <w:t>primero</w:t>
-      </w:r>
-      <w:r>
-        <w:rPr>
-          <w:rFonts w:ascii="Arial" w:hAnsi="Arial" w:cs="Arial"/>
-          <w:sz w:val="22"/>
-          <w:szCs w:val="22"/>
-        </w:rPr>
-        <w:t xml:space="preserve"> </w:t>
-      </w:r>
-      <w:r>
-        <w:rPr>
-          <w:rFonts w:ascii="Arial" w:hAnsi="Arial" w:cs="Arial"/>
-          <w:sz w:val="22"/>
-          <w:szCs w:val="22"/>
-        </w:rPr>
-        <w:t>de esta</w:t>
-      </w:r>
-      <w:r>
-        <w:rPr>
-          <w:rFonts w:ascii="Arial" w:hAnsi="Arial" w:cs="Arial"/>
-          <w:sz w:val="22"/>
-          <w:szCs w:val="22"/>
-        </w:rPr>
-        <w:t xml:space="preserve"> </w:t>
-      </w:r>
-      <w:r>
-        <w:rPr>
-          <w:rFonts w:ascii="Arial" w:hAnsi="Arial" w:cs="Arial"/>
-          <w:sz w:val="22"/>
-          <w:szCs w:val="22"/>
-        </w:rPr>
-        <w:t>escritura, cuyas medidas, colindancias y superficie, se tienen por reproducidas</w:t>
-      </w:r>
-      <w:r>
-        <w:rPr>
-          <w:rFonts w:ascii="Arial" w:hAnsi="Arial" w:cs="Arial"/>
-          <w:sz w:val="22"/>
-          <w:szCs w:val="22"/>
-        </w:rPr>
-        <w:t xml:space="preserve"> </w:t>
-      </w:r>
-      <w:r>
-        <w:rPr>
-          <w:rFonts w:ascii="Arial" w:hAnsi="Arial" w:cs="Arial"/>
-          <w:sz w:val="22"/>
-          <w:szCs w:val="22"/>
-        </w:rPr>
-        <w:t>en esta cláusula como si estuvieran literalmente insertas a la letra para todos los</w:t>
-      </w:r>
-      <w:r>
-        <w:rPr>
-          <w:rFonts w:ascii="Arial" w:hAnsi="Arial" w:cs="Arial"/>
-          <w:sz w:val="22"/>
-          <w:szCs w:val="22"/>
-        </w:rPr>
-        <w:t xml:space="preserve">  </w:t>
-      </w:r>
-      <w:r>
-        <w:rPr>
-          <w:rFonts w:ascii="Arial" w:hAnsi="Arial" w:cs="Arial"/>
-          <w:sz w:val="22"/>
-          <w:szCs w:val="22"/>
-        </w:rPr>
-        <w:t>efectos legales y regístrales a que hubiere lugar, con todo cuanto de hecho</w:t>
-      </w:r>
-      <w:r>
-        <w:rPr>
-          <w:rFonts w:ascii="Arial" w:hAnsi="Arial" w:cs="Arial"/>
-          <w:sz w:val="22"/>
-          <w:szCs w:val="22"/>
-        </w:rPr>
-        <w:t xml:space="preserve"> </w:t>
-      </w:r>
-      <w:r>
-        <w:rPr>
-          <w:rFonts w:ascii="Arial" w:hAnsi="Arial" w:cs="Arial"/>
-          <w:sz w:val="22"/>
-          <w:szCs w:val="22"/>
-        </w:rPr>
-        <w:t>y por</w:t>
-      </w:r>
-      <w:r>
-        <w:rPr>
-          <w:rFonts w:ascii="Arial" w:hAnsi="Arial" w:cs="Arial"/>
-          <w:sz w:val="22"/>
-          <w:szCs w:val="22"/>
-        </w:rPr>
-        <w:t xml:space="preserve"> </w:t>
-      </w:r>
-      <w:r>
-        <w:rPr>
-          <w:rFonts w:ascii="Arial" w:hAnsi="Arial" w:cs="Arial"/>
-          <w:sz w:val="22"/>
-          <w:szCs w:val="22"/>
-        </w:rPr>
-        <w:t>derecho le corresponda al inmueble enajenado dentro de sus dimensiones</w:t>
-      </w:r>
-      <w:r>
-        <w:rPr>
-          <w:rFonts w:ascii="Arial" w:hAnsi="Arial" w:cs="Arial"/>
-          <w:sz w:val="22"/>
-          <w:szCs w:val="22"/>
-        </w:rPr>
-        <w:t xml:space="preserve"> </w:t>
-      </w:r>
-      <w:r>
-        <w:rPr>
-          <w:rFonts w:ascii="Arial" w:hAnsi="Arial" w:cs="Arial"/>
-          <w:sz w:val="22"/>
-          <w:szCs w:val="22"/>
-        </w:rPr>
-        <w:t>especificadas.</w:t>
-      </w:r>
-      <w:r>
-        <w:rPr>
-          <w:rFonts w:ascii="Arial" w:hAnsi="Arial" w:cs="Arial"/>
-          <w:sz w:val="22"/>
-          <w:szCs w:val="22"/>
-        </w:rPr>
-        <w:t xml:space="preserve"> - </w:t>
-      </w:r>
-      <w:r>
-        <w:rPr>
-          <w:rFonts w:ascii="Arial" w:hAnsi="Arial" w:cs="Arial"/>
-          <w:sz w:val="22"/>
-          <w:szCs w:val="22"/>
-        </w:rPr>
-        <w:t>- - - -</w:t>
-      </w:r>
-      <w:r>
-        <w:rPr>
-          <w:rFonts w:ascii="Arial" w:hAnsi="Arial" w:cs="Arial"/>
-          <w:sz w:val="22"/>
-          <w:szCs w:val="22"/>
-        </w:rPr>
-        <w:t xml:space="preserve"> - -</w:t>
-      </w:r>
-      <w:r>
-        <w:rPr>
-          <w:rFonts w:ascii="Arial" w:hAnsi="Arial" w:cs="Arial"/>
-          <w:sz w:val="22"/>
-          <w:szCs w:val="22"/>
-        </w:rPr>
-        <w:t xml:space="preserve"> - - - - - - - </w:t>
-      </w:r>
-      <w:r>
-        <w:rPr>
-          <w:rFonts w:ascii="Arial" w:hAnsi="Arial" w:cs="Arial"/>
-          <w:sz w:val="22"/>
-          <w:szCs w:val="22"/>
-        </w:rPr>
-        <w:t xml:space="preserve">- - - - - - - - - - - - - - - - - - - - - - - - - - - - - - - - - - - - - - - - - - - - - - - - </w:t>
-      </w:r>
-      <w:r>
-        <w:rPr>
-          <w:rFonts w:ascii="Arial" w:hAnsi="Arial" w:cs="Arial"/>
-          <w:sz w:val="22"/>
-          <w:szCs w:val="22"/>
-        </w:rPr>
-        <w:t xml:space="preserve">- </w:t>
-      </w:r>
-      <w:r>
-        <w:rPr>
-          <w:rFonts w:ascii="Arial" w:hAnsi="Arial" w:cs="Arial"/>
-          <w:sz w:val="22"/>
-          <w:szCs w:val="22"/>
-        </w:rPr>
-        <w:t xml:space="preserve">- - - - </w:t>
-      </w:r>
-      <w:r>
-        <w:rPr>
-          <w:rFonts w:ascii="Arial" w:hAnsi="Arial" w:cs="Arial"/>
-          <w:sz w:val="22"/>
-          <w:szCs w:val="22"/>
-        </w:rPr>
-        <w:t>-</w:t>
-      </w:r>
-      <w:r>
-        <w:rPr>
-          <w:rFonts w:ascii="Arial" w:hAnsi="Arial" w:cs="Arial"/>
-          <w:sz w:val="22"/>
-          <w:szCs w:val="22"/>
-        </w:rPr>
-        <w:t xml:space="preserve"> </w:t>
-      </w:r>
-      <w:r>
-        <w:rPr>
-          <w:rStyle w:val="Cuerpodeltexto51"/>
-          <w:sz w:val="22"/>
-          <w:szCs w:val="22"/>
-          <w:lang w:val="es-MX"/>
-        </w:rPr>
-        <w:t>SEGUNDA</w:t>
-      </w:r>
-      <w:r>
-        <w:rPr>
-          <w:rFonts w:ascii="Arial" w:hAnsi="Arial" w:cs="Arial"/>
-          <w:sz w:val="22"/>
-          <w:szCs w:val="22"/>
-        </w:rPr>
-        <w:t>- - - - - -</w:t>
-      </w:r>
-      <w:r>
-        <w:rPr>
-          <w:rFonts w:ascii="Arial" w:hAnsi="Arial" w:cs="Arial"/>
-          <w:sz w:val="22"/>
-          <w:szCs w:val="22"/>
-        </w:rPr>
-        <w:t xml:space="preserve"> - - - - - - - -</w:t>
-      </w:r>
-      <w:r>
-        <w:rPr>
-          <w:rFonts w:ascii="Arial" w:hAnsi="Arial" w:cs="Arial"/>
-          <w:sz w:val="22"/>
-          <w:szCs w:val="22"/>
-        </w:rPr>
-        <w:t xml:space="preserve"> -</w:t>
-      </w:r>
-      <w:r>
-        <w:rPr>
-          <w:rFonts w:ascii="Arial" w:hAnsi="Arial" w:cs="Arial"/>
-          <w:sz w:val="22"/>
-          <w:szCs w:val="22"/>
-        </w:rPr>
-        <w:t xml:space="preserve"> - - - - </w:t>
-      </w:r>
-      <w:r>
-        <w:rPr>
-          <w:rFonts w:ascii="Arial" w:hAnsi="Arial" w:cs="Arial"/>
-          <w:sz w:val="22"/>
-          <w:szCs w:val="22"/>
-        </w:rPr>
-        <w:t xml:space="preserve">- - </w:t>
-      </w:r>
-      <w:r>
-        <w:rPr>
-          <w:rFonts w:ascii="Arial" w:hAnsi="Arial" w:cs="Arial"/>
-          <w:sz w:val="22"/>
-          <w:szCs w:val="22"/>
-        </w:rPr>
-        <w:t xml:space="preserve">- </w:t>
-      </w:r>
-      <w:r>
-        <w:rPr>
-          <w:rFonts w:ascii="Arial" w:hAnsi="Arial" w:cs="Arial"/>
-          <w:sz w:val="22"/>
-          <w:szCs w:val="22"/>
-        </w:rPr>
-        <w:t>-</w:t>
-      </w:r>
-      <w:r>
-        <w:rPr>
-          <w:rFonts w:ascii="Arial" w:hAnsi="Arial" w:cs="Arial"/>
-          <w:sz w:val="22"/>
-          <w:szCs w:val="22"/>
-        </w:rPr>
-        <w:t xml:space="preserve"> </w:t>
-      </w:r>
-      <w:r>
-        <w:rPr>
-          <w:rFonts w:ascii="Arial" w:hAnsi="Arial" w:cs="Arial"/>
-          <w:sz w:val="22"/>
-          <w:szCs w:val="22"/>
-        </w:rPr>
-        <w:t>Las partes contratantes manifiestan de manera expresa que el precio que</w:t>
-      </w:r>
-      <w:r>
-        <w:rPr>
-          <w:rFonts w:ascii="Arial" w:hAnsi="Arial" w:cs="Arial"/>
-          <w:sz w:val="22"/>
-          <w:szCs w:val="22"/>
-        </w:rPr>
-        <w:t xml:space="preserve"> </w:t>
-      </w:r>
-      <w:r>
-        <w:rPr>
-          <w:rFonts w:ascii="Arial" w:hAnsi="Arial" w:cs="Arial"/>
-          <w:color w:val="auto"/>
-          <w:sz w:val="22"/>
-          <w:szCs w:val="22"/>
-        </w:rPr>
-        <w:t>tienen pactado para la presente operación de compra venta es la canti</w:t>
-      </w:r>
-      <w:r>
-        <w:rPr>
-          <w:rFonts w:ascii="Arial" w:hAnsi="Arial" w:cs="Arial"/>
-          <w:color w:val="auto"/>
-          <w:sz w:val="22"/>
-          <w:szCs w:val="22"/>
-        </w:rPr>
-        <w:t xml:space="preserve">dad de </w:t>
-      </w:r>
-      <w:r>
-        <w:rPr>
-          <w:rFonts w:ascii="Arial" w:hAnsi="Arial" w:cs="Arial"/>
-          <w:b/>
-          <w:color w:val="auto"/>
-          <w:sz w:val="22"/>
-          <w:szCs w:val="22"/>
-        </w:rPr>
-        <w:t>$1,600,000.00 (un millón seiscientos mil pesos 00/100 moneda nacional)</w:t>
-      </w:r>
-      <w:r>
-        <w:rPr>
+          <w:color w:val="auto"/>
+          <w:sz w:val="22"/>
+          <w:szCs w:val="22"/>
+          <w:u w:val="single"/>
+        </w:rPr>
+        <w:t>}}</w:t>
+      </w:r>
+      <w:r>
+        <w:rPr>
+          <w:rStyle w:val="spellingerror"/>
           <w:rFonts w:ascii="Arial" w:hAnsi="Arial" w:cs="Arial"/>
           <w:b/>
           <w:bCs/>
-          <w:color w:val="auto"/>
-          <w:sz w:val="22"/>
-          <w:szCs w:val="22"/>
+          <w:sz w:val="22"/>
+          <w:szCs w:val="22"/>
+          <w:u w:val="single"/>
         </w:rPr>
         <w:t>,</w:t>
-      </w:r>
-      <w:r>
-        <w:rPr>
-          <w:rFonts w:ascii="Arial" w:hAnsi="Arial" w:cs="Arial"/>
-          <w:color w:val="auto"/>
-          <w:sz w:val="22"/>
-          <w:szCs w:val="22"/>
-        </w:rPr>
-        <w:t xml:space="preserve"> </w:t>
-      </w:r>
-      <w:r>
-        <w:rPr>
-          <w:rFonts w:ascii="Arial" w:hAnsi="Arial" w:cs="Arial"/>
-          <w:color w:val="auto"/>
-          <w:sz w:val="22"/>
-          <w:szCs w:val="22"/>
-        </w:rPr>
-        <w:t>misma que la parte compradora declara de manera expresa y bajo</w:t>
-      </w:r>
-      <w:r>
-        <w:rPr>
-          <w:rFonts w:ascii="Arial" w:hAnsi="Arial" w:cs="Arial"/>
-          <w:color w:val="auto"/>
-          <w:sz w:val="22"/>
-          <w:szCs w:val="22"/>
-        </w:rPr>
-        <w:t xml:space="preserve"> </w:t>
-      </w:r>
-      <w:r>
-        <w:rPr>
-          <w:rFonts w:ascii="Arial" w:hAnsi="Arial" w:cs="Arial"/>
-          <w:color w:val="auto"/>
-          <w:sz w:val="22"/>
-          <w:szCs w:val="22"/>
-        </w:rPr>
-        <w:t xml:space="preserve">protesta de decir </w:t>
-      </w:r>
-      <w:r>
-        <w:rPr>
-          <w:rFonts w:ascii="Arial" w:hAnsi="Arial" w:cs="Arial"/>
-          <w:sz w:val="22"/>
-          <w:szCs w:val="22"/>
-        </w:rPr>
-        <w:t>verdad que el pago correspondiente de dicho predio lo hace a</w:t>
-      </w:r>
-      <w:r>
-        <w:rPr>
-          <w:rFonts w:ascii="Arial" w:hAnsi="Arial" w:cs="Arial"/>
-          <w:sz w:val="22"/>
-          <w:szCs w:val="22"/>
-        </w:rPr>
-        <w:t xml:space="preserve"> </w:t>
-      </w:r>
-      <w:r>
-        <w:rPr>
-          <w:rFonts w:ascii="Arial" w:hAnsi="Arial" w:cs="Arial"/>
-          <w:sz w:val="22"/>
-          <w:szCs w:val="22"/>
-        </w:rPr>
-        <w:t>la parte vendedora en efectivo</w:t>
-      </w:r>
-      <w:r>
-        <w:rPr>
-          <w:rFonts w:ascii="Arial" w:hAnsi="Arial" w:cs="Arial"/>
-          <w:sz w:val="22"/>
-          <w:szCs w:val="22"/>
-        </w:rPr>
-        <w:t xml:space="preserve"> </w:t>
-      </w:r>
-      <w:r>
-        <w:rPr>
-          <w:rFonts w:ascii="Arial" w:hAnsi="Arial" w:cs="Arial"/>
-          <w:sz w:val="22"/>
-          <w:szCs w:val="22"/>
-        </w:rPr>
-        <w:t>en mone</w:t>
-      </w:r>
-      <w:r>
-        <w:rPr>
-          <w:rFonts w:ascii="Arial" w:hAnsi="Arial" w:cs="Arial"/>
-          <w:sz w:val="22"/>
-          <w:szCs w:val="22"/>
-        </w:rPr>
-        <w:t xml:space="preserve">da nacional; misma que la parte </w:t>
-      </w:r>
-      <w:r>
-        <w:rPr>
-          <w:rFonts w:ascii="Arial" w:hAnsi="Arial" w:cs="Arial"/>
-          <w:sz w:val="22"/>
-          <w:szCs w:val="22"/>
-        </w:rPr>
-        <w:t>vended</w:t>
-      </w:r>
-      <w:r>
-        <w:rPr>
-          <w:rFonts w:ascii="Arial" w:hAnsi="Arial" w:cs="Arial"/>
-          <w:sz w:val="22"/>
-          <w:szCs w:val="22"/>
-        </w:rPr>
-        <w:t xml:space="preserve">ora declara tener recibida a su </w:t>
-      </w:r>
-      <w:r>
-        <w:rPr>
-          <w:rFonts w:ascii="Arial" w:hAnsi="Arial" w:cs="Arial"/>
-          <w:sz w:val="22"/>
-          <w:szCs w:val="22"/>
-        </w:rPr>
-        <w:t>entera sa</w:t>
-      </w:r>
-      <w:r>
-        <w:rPr>
-          <w:rFonts w:ascii="Arial" w:hAnsi="Arial" w:cs="Arial"/>
-          <w:sz w:val="22"/>
-          <w:szCs w:val="22"/>
-        </w:rPr>
-        <w:t xml:space="preserve">tisfacción de manos de la parte </w:t>
-      </w:r>
-      <w:r>
-        <w:rPr>
-          <w:rFonts w:ascii="Arial" w:hAnsi="Arial" w:cs="Arial"/>
-          <w:sz w:val="22"/>
-          <w:szCs w:val="22"/>
-        </w:rPr>
-        <w:t>compradora en esta fecha de la celebración del presente otorgamiento y por estar</w:t>
-      </w:r>
-      <w:r>
-        <w:rPr>
-          <w:rFonts w:ascii="Arial" w:hAnsi="Arial" w:cs="Arial"/>
-          <w:sz w:val="22"/>
-          <w:szCs w:val="22"/>
-        </w:rPr>
-        <w:t xml:space="preserve"> </w:t>
-      </w:r>
-      <w:r>
-        <w:rPr>
-          <w:rFonts w:ascii="Arial" w:hAnsi="Arial" w:cs="Arial"/>
-          <w:sz w:val="22"/>
-          <w:szCs w:val="22"/>
-        </w:rPr>
-        <w:t>satisfecho de su entrega extiende y</w:t>
-      </w:r>
-      <w:r>
-        <w:rPr>
-          <w:rFonts w:ascii="Arial" w:hAnsi="Arial" w:cs="Arial"/>
-          <w:sz w:val="22"/>
-          <w:szCs w:val="22"/>
-        </w:rPr>
-        <w:t xml:space="preserve"> formaliza en favor de la parte</w:t>
-      </w:r>
-      <w:r>
-        <w:rPr>
-          <w:rFonts w:ascii="Arial" w:hAnsi="Arial" w:cs="Arial"/>
-          <w:sz w:val="22"/>
-          <w:szCs w:val="22"/>
-        </w:rPr>
-        <w:t xml:space="preserve"> </w:t>
-      </w:r>
-      <w:r>
-        <w:rPr>
-          <w:rFonts w:ascii="Arial" w:hAnsi="Arial" w:cs="Arial"/>
-          <w:sz w:val="22"/>
-          <w:szCs w:val="22"/>
-        </w:rPr>
-        <w:t>compradora el</w:t>
-      </w:r>
-      <w:r>
-        <w:rPr>
-          <w:rFonts w:ascii="Arial" w:hAnsi="Arial" w:cs="Arial"/>
-          <w:sz w:val="22"/>
-          <w:szCs w:val="22"/>
-        </w:rPr>
-        <w:t xml:space="preserve"> </w:t>
-      </w:r>
-      <w:r>
-        <w:rPr>
-          <w:rFonts w:ascii="Arial" w:hAnsi="Arial" w:cs="Arial"/>
-          <w:sz w:val="22"/>
-          <w:szCs w:val="22"/>
-        </w:rPr>
-        <w:t>recibo de pago más eficaz y valedero que en derecho proceda por medio de esta</w:t>
-      </w:r>
-      <w:r>
-        <w:rPr>
-          <w:rFonts w:ascii="Arial" w:hAnsi="Arial" w:cs="Arial"/>
-          <w:sz w:val="22"/>
-          <w:szCs w:val="22"/>
-        </w:rPr>
-        <w:t xml:space="preserve"> </w:t>
-      </w:r>
-      <w:r>
-        <w:rPr>
-          <w:rFonts w:ascii="Arial" w:hAnsi="Arial" w:cs="Arial"/>
-          <w:sz w:val="22"/>
-          <w:szCs w:val="22"/>
-        </w:rPr>
-        <w:t>escritura, renunciando expresamente en este acto la parte vendedora a las</w:t>
-      </w:r>
-      <w:r>
-        <w:rPr>
-          <w:rFonts w:ascii="Arial" w:hAnsi="Arial" w:cs="Arial"/>
-          <w:sz w:val="22"/>
-          <w:szCs w:val="22"/>
-        </w:rPr>
-        <w:t xml:space="preserve"> </w:t>
-      </w:r>
-      <w:r>
-        <w:rPr>
-          <w:rFonts w:ascii="Arial" w:hAnsi="Arial" w:cs="Arial"/>
-          <w:sz w:val="22"/>
-          <w:szCs w:val="22"/>
-        </w:rPr>
-        <w:t>excepciones por dinero no recibido conforme a la ley.</w:t>
-      </w:r>
-      <w:r>
-        <w:rPr>
-          <w:rFonts w:ascii="Arial" w:hAnsi="Arial" w:cs="Arial"/>
-          <w:sz w:val="22"/>
-          <w:szCs w:val="22"/>
-        </w:rPr>
-        <w:t>- - - - - - - - - - -</w:t>
-      </w:r>
-      <w:r>
-        <w:rPr>
-          <w:rFonts w:ascii="Arial" w:hAnsi="Arial" w:cs="Arial"/>
-          <w:sz w:val="22"/>
-          <w:szCs w:val="22"/>
-        </w:rPr>
-        <w:t xml:space="preserve"> </w:t>
-      </w:r>
-      <w:r>
-        <w:rPr>
-          <w:rFonts w:ascii="Arial" w:hAnsi="Arial" w:cs="Arial"/>
-          <w:sz w:val="22"/>
-          <w:szCs w:val="22"/>
-        </w:rPr>
-        <w:t>-</w:t>
-      </w:r>
-      <w:r>
-        <w:rPr>
-          <w:rFonts w:ascii="Arial" w:hAnsi="Arial" w:cs="Arial"/>
-          <w:sz w:val="22"/>
-          <w:szCs w:val="22"/>
-        </w:rPr>
-        <w:t xml:space="preserve"> - - - - - - - - -</w:t>
-      </w:r>
-      <w:r>
-        <w:rPr>
-          <w:rFonts w:ascii="Arial" w:hAnsi="Arial" w:cs="Arial"/>
-          <w:sz w:val="22"/>
-          <w:szCs w:val="22"/>
-        </w:rPr>
-        <w:t xml:space="preserve"> - - - </w:t>
-      </w:r>
-      <w:r>
-        <w:rPr>
-          <w:rFonts w:ascii="Arial" w:hAnsi="Arial" w:cs="Arial"/>
-          <w:sz w:val="22"/>
-          <w:szCs w:val="22"/>
-        </w:rPr>
-        <w:t>-</w:t>
-      </w:r>
-      <w:r>
-        <w:rPr>
-          <w:rFonts w:ascii="Arial" w:hAnsi="Arial" w:cs="Arial"/>
-          <w:sz w:val="22"/>
-          <w:szCs w:val="22"/>
-        </w:rPr>
-        <w:t xml:space="preserve"> - - - - - - - </w:t>
-      </w:r>
-      <w:r>
-        <w:rPr>
-          <w:rFonts w:ascii="Arial" w:hAnsi="Arial" w:cs="Arial"/>
-          <w:sz w:val="22"/>
-          <w:szCs w:val="22"/>
-        </w:rPr>
-        <w:t>La parte vendedora transmite la propiedad del inmueble enajenado a favor de</w:t>
-      </w:r>
-      <w:r>
-        <w:rPr>
-          <w:rFonts w:ascii="Arial" w:hAnsi="Arial" w:cs="Arial"/>
-          <w:sz w:val="22"/>
-          <w:szCs w:val="22"/>
-        </w:rPr>
-        <w:t xml:space="preserve"> </w:t>
-      </w:r>
-      <w:r>
-        <w:rPr>
-          <w:rFonts w:ascii="Arial" w:hAnsi="Arial" w:cs="Arial"/>
-          <w:sz w:val="22"/>
-          <w:szCs w:val="22"/>
-        </w:rPr>
-        <w:t xml:space="preserve">la parte compradora, en las condiciones siguientes: </w:t>
-      </w:r>
-      <w:r>
-        <w:rPr>
-          <w:rFonts w:ascii="Arial" w:hAnsi="Arial" w:cs="Arial"/>
-          <w:sz w:val="22"/>
-          <w:szCs w:val="22"/>
-        </w:rPr>
-        <w:t xml:space="preserve">- - - </w:t>
-      </w:r>
-      <w:r>
-        <w:rPr>
-          <w:rFonts w:ascii="Arial" w:hAnsi="Arial" w:cs="Arial"/>
-          <w:sz w:val="22"/>
-          <w:szCs w:val="22"/>
-        </w:rPr>
-        <w:t xml:space="preserve">- - - - - - - - - - - - - - - </w:t>
-      </w:r>
-      <w:r>
-        <w:rPr>
-          <w:rFonts w:ascii="Arial" w:hAnsi="Arial" w:cs="Arial"/>
-          <w:sz w:val="22"/>
-          <w:szCs w:val="22"/>
-        </w:rPr>
-        <w:t xml:space="preserve">- - - </w:t>
-      </w:r>
-      <w:r>
-        <w:rPr>
-          <w:rFonts w:ascii="Arial" w:hAnsi="Arial" w:cs="Arial"/>
-          <w:sz w:val="22"/>
-          <w:szCs w:val="22"/>
-        </w:rPr>
-        <w:t>1.- Al corriente en el pago de sus contribuciones prediales, según se acredita</w:t>
-      </w:r>
-      <w:r>
-        <w:rPr>
-          <w:rFonts w:ascii="Arial" w:hAnsi="Arial" w:cs="Arial"/>
-          <w:sz w:val="22"/>
-          <w:szCs w:val="22"/>
-        </w:rPr>
-        <w:t xml:space="preserve"> </w:t>
-      </w:r>
-      <w:r>
-        <w:rPr>
-          <w:rFonts w:ascii="Arial" w:hAnsi="Arial" w:cs="Arial"/>
-          <w:sz w:val="22"/>
-          <w:szCs w:val="22"/>
-        </w:rPr>
-        <w:t>con la tarjeta respectiva y</w:t>
-      </w:r>
-      <w:r>
-        <w:rPr>
-          <w:rFonts w:ascii="Arial" w:hAnsi="Arial" w:cs="Arial"/>
-          <w:sz w:val="22"/>
-          <w:szCs w:val="22"/>
-        </w:rPr>
-        <w:t>- - - - - - - - - - - - - - - - - - - - - - - - - - - - - - - - - - - - - -</w:t>
-      </w:r>
-      <w:r>
-        <w:rPr>
-          <w:rFonts w:ascii="Arial" w:hAnsi="Arial" w:cs="Arial"/>
-          <w:sz w:val="22"/>
-          <w:szCs w:val="22"/>
-        </w:rPr>
-        <w:t xml:space="preserve"> - - - - -</w:t>
-      </w:r>
-      <w:r>
-        <w:rPr>
-          <w:rFonts w:ascii="Arial" w:hAnsi="Arial" w:cs="Arial"/>
-          <w:sz w:val="22"/>
-          <w:szCs w:val="22"/>
-        </w:rPr>
-        <w:t xml:space="preserve"> </w:t>
-      </w:r>
-      <w:r>
-        <w:rPr>
-          <w:rFonts w:ascii="Arial" w:hAnsi="Arial" w:cs="Arial"/>
-          <w:sz w:val="22"/>
-          <w:szCs w:val="22"/>
-        </w:rPr>
-        <w:t>2.- Sin limitación a la propiedad ni reservas de dominio alguno.</w:t>
-      </w:r>
-      <w:r>
-        <w:rPr>
-          <w:rFonts w:ascii="Arial" w:hAnsi="Arial" w:cs="Arial"/>
-          <w:sz w:val="22"/>
-          <w:szCs w:val="22"/>
-        </w:rPr>
-        <w:t xml:space="preserve"> </w:t>
-      </w:r>
-      <w:r>
-        <w:rPr>
-          <w:rFonts w:ascii="Arial" w:hAnsi="Arial" w:cs="Arial"/>
-          <w:sz w:val="22"/>
-          <w:szCs w:val="22"/>
-        </w:rPr>
-        <w:t>- - - - - - - - -</w:t>
-      </w:r>
-      <w:r>
-        <w:rPr>
-          <w:rFonts w:ascii="Arial" w:hAnsi="Arial" w:cs="Arial"/>
-          <w:sz w:val="22"/>
-          <w:szCs w:val="22"/>
-        </w:rPr>
-        <w:t xml:space="preserve"> - - - - - - - - -</w:t>
-      </w:r>
-      <w:r>
-        <w:rPr>
-          <w:rFonts w:ascii="Arial" w:hAnsi="Arial" w:cs="Arial"/>
-          <w:sz w:val="22"/>
-          <w:szCs w:val="22"/>
-        </w:rPr>
-        <w:t xml:space="preserve"> - - -</w:t>
-      </w:r>
-      <w:r>
-        <w:rPr>
-          <w:rFonts w:ascii="Arial" w:hAnsi="Arial" w:cs="Arial"/>
-          <w:sz w:val="22"/>
-          <w:szCs w:val="22"/>
-        </w:rPr>
-        <w:t xml:space="preserve"> -</w:t>
-      </w:r>
-      <w:r>
-        <w:rPr>
-          <w:rFonts w:ascii="Arial" w:hAnsi="Arial" w:cs="Arial"/>
-          <w:sz w:val="22"/>
-          <w:szCs w:val="22"/>
-        </w:rPr>
-        <w:t xml:space="preserve"> </w:t>
-      </w:r>
-      <w:r>
-        <w:rPr>
-          <w:rFonts w:ascii="Arial" w:hAnsi="Arial" w:cs="Arial"/>
-          <w:sz w:val="22"/>
-          <w:szCs w:val="22"/>
-        </w:rPr>
-        <w:t xml:space="preserve">- - - - - - - </w:t>
-      </w:r>
-      <w:r>
-        <w:rPr>
-          <w:rStyle w:val="Cuerpodeltexto51"/>
-          <w:sz w:val="22"/>
-          <w:szCs w:val="22"/>
-          <w:lang w:val="es-MX"/>
-        </w:rPr>
-        <w:t>TERCERA</w:t>
-      </w:r>
-      <w:r>
-        <w:rPr>
-          <w:rFonts w:ascii="Arial" w:hAnsi="Arial" w:cs="Arial"/>
-          <w:sz w:val="22"/>
-          <w:szCs w:val="22"/>
-        </w:rPr>
-        <w:t xml:space="preserve">- - - - - </w:t>
-      </w:r>
-      <w:r>
-        <w:rPr>
-          <w:rFonts w:ascii="Arial" w:hAnsi="Arial" w:cs="Arial"/>
-          <w:sz w:val="22"/>
-          <w:szCs w:val="22"/>
-        </w:rPr>
-        <w:t>- - - - - - - - - - - - -</w:t>
-      </w:r>
-      <w:r>
-        <w:rPr>
-          <w:rFonts w:ascii="Arial" w:hAnsi="Arial" w:cs="Arial"/>
-          <w:sz w:val="22"/>
-          <w:szCs w:val="22"/>
-        </w:rPr>
-        <w:t xml:space="preserve"> -</w:t>
-      </w:r>
-      <w:r>
-        <w:rPr>
-          <w:rFonts w:ascii="Arial" w:hAnsi="Arial" w:cs="Arial"/>
-          <w:sz w:val="22"/>
-          <w:szCs w:val="22"/>
-        </w:rPr>
-        <w:t xml:space="preserve"> - </w:t>
-      </w:r>
-      <w:r>
-        <w:rPr>
-          <w:rFonts w:ascii="Arial" w:hAnsi="Arial" w:cs="Arial"/>
-          <w:sz w:val="22"/>
-          <w:szCs w:val="22"/>
-        </w:rPr>
-        <w:t>- - -</w:t>
-      </w:r>
-      <w:r>
-        <w:rPr>
-          <w:rFonts w:ascii="Arial" w:hAnsi="Arial" w:cs="Arial"/>
-          <w:sz w:val="22"/>
-          <w:szCs w:val="22"/>
-        </w:rPr>
-        <w:t xml:space="preserve"> </w:t>
-      </w:r>
-      <w:r>
-        <w:rPr>
-          <w:rFonts w:ascii="Arial" w:hAnsi="Arial" w:cs="Arial"/>
-          <w:sz w:val="22"/>
-          <w:szCs w:val="22"/>
-        </w:rPr>
-        <w:t xml:space="preserve">- </w:t>
-      </w:r>
-      <w:r>
-        <w:rPr>
-          <w:rFonts w:ascii="Arial" w:hAnsi="Arial" w:cs="Arial"/>
-          <w:sz w:val="22"/>
-          <w:szCs w:val="22"/>
-        </w:rPr>
-        <w:t xml:space="preserve">El </w:t>
-      </w:r>
-      <w:r>
-        <w:rPr>
-          <w:rFonts w:ascii="Arial" w:hAnsi="Arial" w:cs="Arial"/>
-          <w:sz w:val="22"/>
-          <w:szCs w:val="22"/>
-        </w:rPr>
-        <w:t xml:space="preserve">Señor </w:t>
       </w:r>
       <w:r>
         <w:rPr>
@@ -4438,154 +3704,308 @@
           <w:rFonts w:ascii="Arial" w:hAnsi="Arial" w:cs="Arial"/>
           <w:b/>
           <w:bCs/>
-          <w:color w:val="auto"/>
           <w:sz w:val="22"/>
           <w:szCs w:val="22"/>
           <w:u w:val="single"/>
         </w:rPr>
-        <w:t>CARMEN DAVID SOLIS HERNANDEZ</w:t>
-      </w:r>
-      <w:r>
-        <w:rPr>
+        <w:t xml:space="preserve"> </w:t>
+      </w:r>
+      <w:r>
+        <w:rPr>
+          <w:rStyle w:val="spellingerror"/>
           <w:rFonts w:ascii="Arial" w:hAnsi="Arial" w:cs="Arial"/>
           <w:b/>
           <w:bCs/>
           <w:sz w:val="22"/>
           <w:szCs w:val="22"/>
-          <w:u w:val="single"/>
+        </w:rPr>
+        <w:t xml:space="preserve"> </w:t>
+      </w:r>
+      <w:r>
+        <w:rPr>
+          <w:rStyle w:val="Cuerpodeltexto2105pto4"/>
+          <w:sz w:val="22"/>
+          <w:szCs w:val="22"/>
+          <w:lang w:val="es-MX"/>
+        </w:rPr>
+        <w:t>COMPRA</w:t>
+      </w:r>
+      <w:r>
+        <w:rPr>
+          <w:rFonts w:ascii="Arial" w:hAnsi="Arial" w:cs="Arial"/>
+        </w:rPr>
+        <w:t xml:space="preserve"> </w:t>
+      </w:r>
+      <w:r>
+        <w:rPr>
+          <w:rFonts w:ascii="Arial" w:hAnsi="Arial" w:cs="Arial"/>
+          <w:b/>
+          <w:sz w:val="22"/>
+          <w:szCs w:val="22"/>
+        </w:rPr>
+        <w:t xml:space="preserve">“LA TOTALIDAD” </w:t>
+      </w:r>
+      <w:r>
+        <w:rPr>
+          <w:rFonts w:ascii="Arial" w:hAnsi="Arial" w:cs="Arial"/>
+          <w:b/>
+          <w:sz w:val="22"/>
+          <w:szCs w:val="22"/>
+        </w:rPr>
+        <w:t>{{</w:t>
+      </w:r>
+      <w:proofErr w:type="spellStart"/>
+      <w:r>
+        <w:rPr>
+          <w:rFonts w:ascii="Arial" w:hAnsi="Arial" w:cs="Arial"/>
+          <w:b/>
+          <w:sz w:val="22"/>
+          <w:szCs w:val="22"/>
+        </w:rPr>
+        <w:t>inmueble.descripcion</w:t>
+      </w:r>
+      <w:proofErr w:type="spellEnd"/>
+      <w:r>
+        <w:rPr>
+          <w:rFonts w:ascii="Arial" w:hAnsi="Arial" w:cs="Arial"/>
+          <w:b/>
+          <w:sz w:val="22"/>
+          <w:szCs w:val="22"/>
+        </w:rPr>
+        <w:t>}}</w:t>
+      </w:r>
+      <w:r>
+        <w:rPr>
+          <w:rFonts w:ascii="Arial" w:hAnsi="Arial" w:cs="Arial"/>
+          <w:sz w:val="22"/>
+          <w:szCs w:val="22"/>
         </w:rPr>
         <w:t>,</w:t>
       </w:r>
       <w:r>
-        <w:t xml:space="preserve"> </w:t>
-      </w:r>
-      <w:r>
-        <w:rPr>
-          <w:rFonts w:ascii="Arial" w:hAnsi="Arial" w:cs="Arial"/>
-          <w:sz w:val="22"/>
-          <w:szCs w:val="22"/>
-        </w:rPr>
-        <w:t>manifiesta y garantiza a la parte</w:t>
-      </w:r>
-      <w:r>
-        <w:rPr>
-          <w:rFonts w:ascii="Arial" w:hAnsi="Arial" w:cs="Arial"/>
-          <w:sz w:val="22"/>
-          <w:szCs w:val="22"/>
-        </w:rPr>
-        <w:t xml:space="preserve"> </w:t>
-      </w:r>
-      <w:r>
-        <w:rPr>
-          <w:rFonts w:ascii="Arial" w:hAnsi="Arial" w:cs="Arial"/>
-          <w:sz w:val="22"/>
-          <w:szCs w:val="22"/>
-        </w:rPr>
-        <w:t>vendedora, para los efectos de las disposiciones contenidas en los artículos 400</w:t>
-      </w:r>
-      <w:r>
-        <w:rPr>
-          <w:rFonts w:ascii="Arial" w:hAnsi="Arial" w:cs="Arial"/>
-          <w:sz w:val="22"/>
-          <w:szCs w:val="22"/>
-        </w:rPr>
-        <w:t xml:space="preserve"> </w:t>
-      </w:r>
-      <w:r>
-        <w:rPr>
-          <w:rFonts w:ascii="Arial" w:hAnsi="Arial" w:cs="Arial"/>
-          <w:sz w:val="22"/>
-          <w:szCs w:val="22"/>
-        </w:rPr>
-        <w:t>y 400 bis, del Código Penal Federal, que los recursos utilizados para cubrir sus</w:t>
-      </w:r>
-      <w:r>
-        <w:rPr>
-          <w:rFonts w:ascii="Arial" w:hAnsi="Arial" w:cs="Arial"/>
-          <w:sz w:val="22"/>
-          <w:szCs w:val="22"/>
-        </w:rPr>
-        <w:t xml:space="preserve"> </w:t>
-      </w:r>
-      <w:r>
-        <w:rPr>
-          <w:rFonts w:ascii="Arial" w:hAnsi="Arial" w:cs="Arial"/>
-          <w:sz w:val="22"/>
-          <w:szCs w:val="22"/>
-        </w:rPr>
-        <w:t xml:space="preserve">obligaciones de pago de este </w:t>
-      </w:r>
-      <w:r>
-        <w:rPr>
-          <w:rFonts w:ascii="Arial" w:hAnsi="Arial" w:cs="Arial"/>
-          <w:sz w:val="22"/>
-          <w:szCs w:val="22"/>
-        </w:rPr>
-        <w:t>contrato</w:t>
-      </w:r>
-      <w:r>
-        <w:rPr>
-          <w:rFonts w:ascii="Arial" w:hAnsi="Arial" w:cs="Arial"/>
-          <w:sz w:val="22"/>
-          <w:szCs w:val="22"/>
-        </w:rPr>
-        <w:t xml:space="preserve"> son de origen licito y como consecuencia</w:t>
-      </w:r>
-      <w:r>
-        <w:rPr>
-          <w:rFonts w:ascii="Arial" w:hAnsi="Arial" w:cs="Arial"/>
-          <w:sz w:val="22"/>
-          <w:szCs w:val="22"/>
-        </w:rPr>
-        <w:t xml:space="preserve"> </w:t>
-      </w:r>
-      <w:r>
-        <w:rPr>
-          <w:rFonts w:ascii="Arial" w:hAnsi="Arial" w:cs="Arial"/>
-          <w:sz w:val="22"/>
-          <w:szCs w:val="22"/>
-        </w:rPr>
-        <w:t xml:space="preserve">de transacciones legales llevadas a cabo por la </w:t>
-      </w:r>
-      <w:r>
-        <w:rPr>
-          <w:rFonts w:ascii="Arial" w:hAnsi="Arial" w:cs="Arial"/>
-          <w:sz w:val="22"/>
-          <w:szCs w:val="22"/>
-        </w:rPr>
-        <w:t xml:space="preserve">parte </w:t>
-      </w:r>
-      <w:r>
-        <w:rPr>
-          <w:rFonts w:ascii="Arial" w:hAnsi="Arial" w:cs="Arial"/>
-          <w:sz w:val="22"/>
-          <w:szCs w:val="22"/>
-        </w:rPr>
-        <w:t>compradora.</w:t>
-      </w:r>
-      <w:r>
-        <w:rPr>
-          <w:rFonts w:ascii="Arial" w:hAnsi="Arial" w:cs="Arial"/>
-          <w:sz w:val="22"/>
-          <w:szCs w:val="22"/>
-        </w:rPr>
-        <w:t xml:space="preserve"> - - -</w:t>
-      </w:r>
-      <w:r>
-        <w:rPr>
-          <w:rFonts w:ascii="Arial" w:hAnsi="Arial" w:cs="Arial"/>
-          <w:sz w:val="22"/>
-          <w:szCs w:val="22"/>
-        </w:rPr>
-        <w:t xml:space="preserve"> - - - - - - - - - - - -</w:t>
-      </w:r>
-      <w:r>
-        <w:rPr>
-          <w:rFonts w:ascii="Arial" w:hAnsi="Arial" w:cs="Arial"/>
-          <w:sz w:val="22"/>
-          <w:szCs w:val="22"/>
-        </w:rPr>
-        <w:t xml:space="preserve"> - - - - - </w:t>
+        <w:rPr>
+          <w:rFonts w:ascii="Arial" w:hAnsi="Arial" w:cs="Arial"/>
+          <w:b/>
+          <w:sz w:val="22"/>
+          <w:szCs w:val="22"/>
+        </w:rPr>
+        <w:t xml:space="preserve"> </w:t>
+      </w:r>
+      <w:r>
+        <w:rPr>
+          <w:rFonts w:ascii="Arial" w:hAnsi="Arial" w:cs="Arial"/>
+          <w:sz w:val="22"/>
+          <w:szCs w:val="22"/>
+        </w:rPr>
+        <w:t>escrito y deslind</w:t>
+      </w:r>
+      <w:r>
+        <w:rPr>
+          <w:rFonts w:ascii="Arial" w:hAnsi="Arial" w:cs="Arial"/>
+          <w:sz w:val="22"/>
+          <w:szCs w:val="22"/>
+        </w:rPr>
+        <w:t>ado en el antecedente I</w:t>
+      </w:r>
+      <w:r>
+        <w:rPr>
+          <w:rFonts w:ascii="Arial" w:hAnsi="Arial" w:cs="Arial"/>
+          <w:sz w:val="22"/>
+          <w:szCs w:val="22"/>
+        </w:rPr>
+        <w:t xml:space="preserve"> </w:t>
+      </w:r>
+      <w:r>
+        <w:rPr>
+          <w:rFonts w:ascii="Arial" w:hAnsi="Arial" w:cs="Arial"/>
+          <w:sz w:val="22"/>
+          <w:szCs w:val="22"/>
+        </w:rPr>
+        <w:t>primero</w:t>
+      </w:r>
+      <w:r>
+        <w:rPr>
+          <w:rFonts w:ascii="Arial" w:hAnsi="Arial" w:cs="Arial"/>
+          <w:sz w:val="22"/>
+          <w:szCs w:val="22"/>
+        </w:rPr>
+        <w:t xml:space="preserve"> </w:t>
+      </w:r>
+      <w:r>
+        <w:rPr>
+          <w:rFonts w:ascii="Arial" w:hAnsi="Arial" w:cs="Arial"/>
+          <w:sz w:val="22"/>
+          <w:szCs w:val="22"/>
+        </w:rPr>
+        <w:t>de esta</w:t>
+      </w:r>
+      <w:r>
+        <w:rPr>
+          <w:rFonts w:ascii="Arial" w:hAnsi="Arial" w:cs="Arial"/>
+          <w:sz w:val="22"/>
+          <w:szCs w:val="22"/>
+        </w:rPr>
+        <w:t xml:space="preserve"> </w:t>
+      </w:r>
+      <w:r>
+        <w:rPr>
+          <w:rFonts w:ascii="Arial" w:hAnsi="Arial" w:cs="Arial"/>
+          <w:sz w:val="22"/>
+          <w:szCs w:val="22"/>
+        </w:rPr>
+        <w:t>escritura, cuyas medidas, colindancias y superficie, se tienen por reproducidas</w:t>
+      </w:r>
+      <w:r>
+        <w:rPr>
+          <w:rFonts w:ascii="Arial" w:hAnsi="Arial" w:cs="Arial"/>
+          <w:sz w:val="22"/>
+          <w:szCs w:val="22"/>
+        </w:rPr>
+        <w:t xml:space="preserve"> </w:t>
+      </w:r>
+      <w:r>
+        <w:rPr>
+          <w:rFonts w:ascii="Arial" w:hAnsi="Arial" w:cs="Arial"/>
+          <w:sz w:val="22"/>
+          <w:szCs w:val="22"/>
+        </w:rPr>
+        <w:t>en esta cláusula como si estuvieran literalmente insertas a la letra para todos los</w:t>
+      </w:r>
+      <w:r>
+        <w:rPr>
+          <w:rFonts w:ascii="Arial" w:hAnsi="Arial" w:cs="Arial"/>
+          <w:sz w:val="22"/>
+          <w:szCs w:val="22"/>
+        </w:rPr>
+        <w:t xml:space="preserve">  </w:t>
+      </w:r>
+      <w:r>
+        <w:rPr>
+          <w:rFonts w:ascii="Arial" w:hAnsi="Arial" w:cs="Arial"/>
+          <w:sz w:val="22"/>
+          <w:szCs w:val="22"/>
+        </w:rPr>
+        <w:t>efectos legales y regístrales a que hubiere lugar, con todo cuanto de hecho</w:t>
+      </w:r>
+      <w:r>
+        <w:rPr>
+          <w:rFonts w:ascii="Arial" w:hAnsi="Arial" w:cs="Arial"/>
+          <w:sz w:val="22"/>
+          <w:szCs w:val="22"/>
+        </w:rPr>
+        <w:t xml:space="preserve"> </w:t>
+      </w:r>
+      <w:r>
+        <w:rPr>
+          <w:rFonts w:ascii="Arial" w:hAnsi="Arial" w:cs="Arial"/>
+          <w:sz w:val="22"/>
+          <w:szCs w:val="22"/>
+        </w:rPr>
+        <w:t>y por</w:t>
+      </w:r>
+      <w:r>
+        <w:rPr>
+          <w:rFonts w:ascii="Arial" w:hAnsi="Arial" w:cs="Arial"/>
+          <w:sz w:val="22"/>
+          <w:szCs w:val="22"/>
+        </w:rPr>
+        <w:t xml:space="preserve"> </w:t>
+      </w:r>
+      <w:r>
+        <w:rPr>
+          <w:rFonts w:ascii="Arial" w:hAnsi="Arial" w:cs="Arial"/>
+          <w:sz w:val="22"/>
+          <w:szCs w:val="22"/>
+        </w:rPr>
+        <w:t>derecho le corresponda al inmueble enajenado dentro de sus dimensiones</w:t>
+      </w:r>
+      <w:r>
+        <w:rPr>
+          <w:rFonts w:ascii="Arial" w:hAnsi="Arial" w:cs="Arial"/>
+          <w:sz w:val="22"/>
+          <w:szCs w:val="22"/>
+        </w:rPr>
+        <w:t xml:space="preserve"> </w:t>
+      </w:r>
+      <w:r>
+        <w:rPr>
+          <w:rFonts w:ascii="Arial" w:hAnsi="Arial" w:cs="Arial"/>
+          <w:sz w:val="22"/>
+          <w:szCs w:val="22"/>
+        </w:rPr>
+        <w:t>especificadas.</w:t>
+      </w:r>
+      <w:r>
+        <w:rPr>
+          <w:rFonts w:ascii="Arial" w:hAnsi="Arial" w:cs="Arial"/>
+          <w:sz w:val="22"/>
+          <w:szCs w:val="22"/>
+        </w:rPr>
+        <w:t xml:space="preserve"> - </w:t>
+      </w:r>
+      <w:r>
+        <w:rPr>
+          <w:rFonts w:ascii="Arial" w:hAnsi="Arial" w:cs="Arial"/>
+          <w:sz w:val="22"/>
+          <w:szCs w:val="22"/>
+        </w:rPr>
+        <w:t>- - - -</w:t>
+      </w:r>
+      <w:r>
+        <w:rPr>
+          <w:rFonts w:ascii="Arial" w:hAnsi="Arial" w:cs="Arial"/>
+          <w:sz w:val="22"/>
+          <w:szCs w:val="22"/>
+        </w:rPr>
+        <w:t xml:space="preserve"> - -</w:t>
+      </w:r>
+      <w:r>
+        <w:rPr>
+          <w:rFonts w:ascii="Arial" w:hAnsi="Arial" w:cs="Arial"/>
+          <w:sz w:val="22"/>
+          <w:szCs w:val="22"/>
+        </w:rPr>
+        <w:t xml:space="preserve"> - - - - - - - </w:t>
+      </w:r>
+      <w:r>
+        <w:rPr>
+          <w:rFonts w:ascii="Arial" w:hAnsi="Arial" w:cs="Arial"/>
+          <w:sz w:val="22"/>
+          <w:szCs w:val="22"/>
+        </w:rPr>
+        <w:t xml:space="preserve">- - - - - - - - - - - - - - - - - - - - - - - - - - - - - - - - - - - - - - - - - - - - - - - - </w:t>
+      </w:r>
+      <w:r>
+        <w:rPr>
+          <w:rFonts w:ascii="Arial" w:hAnsi="Arial" w:cs="Arial"/>
+          <w:sz w:val="22"/>
+          <w:szCs w:val="22"/>
+        </w:rPr>
+        <w:t xml:space="preserve">- </w:t>
+      </w:r>
+      <w:r>
+        <w:rPr>
+          <w:rFonts w:ascii="Arial" w:hAnsi="Arial" w:cs="Arial"/>
+          <w:sz w:val="22"/>
+          <w:szCs w:val="22"/>
+        </w:rPr>
+        <w:t xml:space="preserve">- - - - </w:t>
+      </w:r>
+      <w:r>
+        <w:rPr>
+          <w:rFonts w:ascii="Arial" w:hAnsi="Arial" w:cs="Arial"/>
+          <w:sz w:val="22"/>
+          <w:szCs w:val="22"/>
+        </w:rPr>
+        <w:t>-</w:t>
+      </w:r>
+      <w:r>
+        <w:rPr>
+          <w:rFonts w:ascii="Arial" w:hAnsi="Arial" w:cs="Arial"/>
+          <w:sz w:val="22"/>
+          <w:szCs w:val="22"/>
+        </w:rPr>
+        <w:t xml:space="preserve"> </w:t>
       </w:r>
       <w:r>
         <w:rPr>
@@ -4594,15 +4014,47 @@
           <w:szCs w:val="22"/>
           <w:lang w:val="es-MX"/>
         </w:rPr>
-        <w:t>CUARTA</w:t>
-      </w:r>
-      <w:r>
-        <w:rPr>
-          <w:rFonts w:ascii="Arial" w:hAnsi="Arial" w:cs="Arial"/>
-          <w:sz w:val="22"/>
-          <w:szCs w:val="22"/>
-        </w:rPr>
-        <w:t xml:space="preserve">- - - - - - - - - - - - - - - - - - - - - </w:t>
+        <w:t>SEGUNDA</w:t>
+      </w:r>
+      <w:r>
+        <w:rPr>
+          <w:rFonts w:ascii="Arial" w:hAnsi="Arial" w:cs="Arial"/>
+          <w:sz w:val="22"/>
+          <w:szCs w:val="22"/>
+        </w:rPr>
+        <w:t>- - - - - -</w:t>
+      </w:r>
+      <w:r>
+        <w:rPr>
+          <w:rFonts w:ascii="Arial" w:hAnsi="Arial" w:cs="Arial"/>
+          <w:sz w:val="22"/>
+          <w:szCs w:val="22"/>
+        </w:rPr>
+        <w:t xml:space="preserve"> - - - - - - - -</w:t>
+      </w:r>
+      <w:r>
+        <w:rPr>
+          <w:rFonts w:ascii="Arial" w:hAnsi="Arial" w:cs="Arial"/>
+          <w:sz w:val="22"/>
+          <w:szCs w:val="22"/>
+        </w:rPr>
+        <w:t xml:space="preserve"> -</w:t>
+      </w:r>
+      <w:r>
+        <w:rPr>
+          <w:rFonts w:ascii="Arial" w:hAnsi="Arial" w:cs="Arial"/>
+          <w:sz w:val="22"/>
+          <w:szCs w:val="22"/>
+        </w:rPr>
+        <w:t xml:space="preserve"> - - - - </w:t>
+      </w:r>
+      <w:r>
+        <w:rPr>
+          <w:rFonts w:ascii="Arial" w:hAnsi="Arial" w:cs="Arial"/>
+          <w:sz w:val="22"/>
+          <w:szCs w:val="22"/>
+        </w:rPr>
+        <w:t xml:space="preserve">- - </w:t>
       </w:r>
       <w:r>
         <w:rPr>
@@ -4634,343 +4086,400 @@
           <w:sz w:val="22"/>
           <w:szCs w:val="22"/>
         </w:rPr>
-        <w:t xml:space="preserve">- - </w:t>
-      </w:r>
-      <w:r>
-        <w:rPr>
-          <w:rFonts w:ascii="Arial" w:hAnsi="Arial" w:cs="Arial"/>
-          <w:sz w:val="22"/>
-          <w:szCs w:val="22"/>
-        </w:rPr>
-        <w:t xml:space="preserve">- </w:t>
-      </w:r>
-      <w:r>
-        <w:rPr>
-          <w:rFonts w:ascii="Arial" w:hAnsi="Arial" w:cs="Arial"/>
-          <w:sz w:val="22"/>
-          <w:szCs w:val="22"/>
-        </w:rPr>
-        <w:t xml:space="preserve">Para efectos de lo dispuesto por la Ley Federal para la Prevención e </w:t>
-      </w:r>
-      <w:r>
-        <w:rPr>
-          <w:rFonts w:ascii="Arial" w:hAnsi="Arial" w:cs="Arial"/>
-          <w:sz w:val="22"/>
-          <w:szCs w:val="22"/>
-        </w:rPr>
-        <w:lastRenderedPageBreak/>
-        <w:t xml:space="preserve">Identificación de Operaciones con Recursos de Procedencia Ilícita los otorgantes manifiestan que el otorgamiento del presente instrumento no implica el establecimiento de una relación de negocios, por tratarse de un acto u operación que se celebra ocasionalmente y no como producto de una relación formal y cotidiana entre el suscrito notario y los otorgantes.- - - - - - - - - - - - - - - - - - - - - - - - - - - - - </w:t>
-      </w:r>
-      <w:r>
-        <w:rPr>
-          <w:rFonts w:ascii="Arial" w:hAnsi="Arial" w:cs="Arial"/>
-          <w:sz w:val="22"/>
-          <w:szCs w:val="22"/>
-        </w:rPr>
-        <w:t xml:space="preserve">- - </w:t>
-      </w:r>
-      <w:r>
-        <w:rPr>
-          <w:rFonts w:ascii="Arial" w:hAnsi="Arial" w:cs="Arial"/>
-          <w:sz w:val="22"/>
-          <w:szCs w:val="22"/>
-        </w:rPr>
-        <w:t>- - - - - - - - - - -</w:t>
-      </w:r>
-      <w:r>
-        <w:rPr>
-          <w:rFonts w:ascii="Arial" w:hAnsi="Arial" w:cs="Arial"/>
-          <w:sz w:val="22"/>
-          <w:szCs w:val="22"/>
-        </w:rPr>
-        <w:t xml:space="preserve"> </w:t>
-      </w:r>
-      <w:r>
-        <w:rPr>
-          <w:rFonts w:ascii="Arial" w:hAnsi="Arial" w:cs="Arial"/>
+        <w:t>Las partes contratantes manifiestan de manera expresa que el precio que</w:t>
+      </w:r>
+      <w:r>
+        <w:rPr>
+          <w:rFonts w:ascii="Arial" w:hAnsi="Arial" w:cs="Arial"/>
+          <w:sz w:val="22"/>
+          <w:szCs w:val="22"/>
+        </w:rPr>
+        <w:t xml:space="preserve"> </w:t>
+      </w:r>
+      <w:r>
+        <w:rPr>
+          <w:rFonts w:ascii="Arial" w:hAnsi="Arial" w:cs="Arial"/>
+          <w:color w:val="auto"/>
+          <w:sz w:val="22"/>
+          <w:szCs w:val="22"/>
+        </w:rPr>
+        <w:t>tienen pactado para la presente operación de compra venta es la canti</w:t>
+      </w:r>
+      <w:r>
+        <w:rPr>
+          <w:rFonts w:ascii="Arial" w:hAnsi="Arial" w:cs="Arial"/>
+          <w:color w:val="auto"/>
+          <w:sz w:val="22"/>
+          <w:szCs w:val="22"/>
+        </w:rPr>
+        <w:t xml:space="preserve">dad de </w:t>
+      </w:r>
+      <w:r>
+        <w:rPr>
+          <w:rFonts w:ascii="Arial" w:hAnsi="Arial" w:cs="Arial"/>
+          <w:b/>
+          <w:color w:val="auto"/>
+          <w:sz w:val="22"/>
+          <w:szCs w:val="22"/>
+        </w:rPr>
+        <w:t>$</w:t>
+      </w:r>
+      <w:r>
+        <w:rPr>
           <w:b/>
           <w:bCs/>
-          <w:sz w:val="22"/>
-          <w:szCs w:val="22"/>
-          <w:u w:val="single"/>
-        </w:rPr>
-        <w:t>Q    U    I    N    T   A</w:t>
-      </w:r>
-      <w:r>
-        <w:rPr>
-          <w:rFonts w:ascii="Arial" w:hAnsi="Arial" w:cs="Arial"/>
-          <w:sz w:val="22"/>
-          <w:szCs w:val="22"/>
-        </w:rPr>
-        <w:t xml:space="preserve"> - - - - - - - - - - - - - - - - - - - - - - - -</w:t>
-      </w:r>
-      <w:r>
-        <w:rPr>
-          <w:rFonts w:ascii="Arial" w:hAnsi="Arial" w:cs="Arial"/>
-          <w:sz w:val="22"/>
-          <w:szCs w:val="22"/>
-        </w:rPr>
-        <w:t xml:space="preserve"> - </w:t>
-      </w:r>
-      <w:r>
-        <w:rPr>
-          <w:rFonts w:ascii="Arial" w:hAnsi="Arial" w:cs="Arial"/>
-          <w:sz w:val="22"/>
-          <w:szCs w:val="22"/>
-        </w:rPr>
-        <w:t xml:space="preserve">- </w:t>
-      </w:r>
-      <w:r>
-        <w:rPr>
-          <w:rFonts w:ascii="Arial" w:hAnsi="Arial" w:cs="Arial"/>
-          <w:sz w:val="22"/>
-          <w:szCs w:val="22"/>
-        </w:rPr>
-        <w:t>Los contratantes convienen y reconocen que en este contrato de compra venta, no existe vicio alguno del consentimiento, ni se enriquece ninguno de ellos en detrimento del otro en forma ilícita, razón por la cual renuncian expresamente a las acciones de nulidad o rescisión de este contrato; obligándose en este acto la parte vendedora a responder siempre en favor de la parte compradora, respecto al saneamiento y la evicción de esta venta en los términos que marca la ley, y queda expresamente convenido que serán por cuenta exclusiva de la parte vendedora cualquier adeudo o responsabilidad a cargo del inmueble objeto de esta escritura, que sean anteriores a la fecha de este otorgamiento.- - - - - - - - - - - - - - - - - - - - - -</w:t>
-      </w:r>
-      <w:r>
-        <w:rPr>
-          <w:rFonts w:ascii="Arial" w:hAnsi="Arial" w:cs="Arial"/>
-          <w:sz w:val="22"/>
-          <w:szCs w:val="22"/>
-        </w:rPr>
-        <w:t xml:space="preserve"> -</w:t>
-      </w:r>
-      <w:r>
-        <w:rPr>
-          <w:rFonts w:ascii="Arial" w:hAnsi="Arial" w:cs="Arial"/>
-          <w:sz w:val="22"/>
-          <w:szCs w:val="22"/>
-        </w:rPr>
-        <w:t xml:space="preserve"> </w:t>
-      </w:r>
-      <w:r>
-        <w:rPr>
-          <w:rFonts w:ascii="Arial" w:hAnsi="Arial" w:cs="Arial"/>
-          <w:sz w:val="22"/>
-          <w:szCs w:val="22"/>
-        </w:rPr>
-        <w:t xml:space="preserve">- - - - </w:t>
-      </w:r>
-      <w:r>
-        <w:rPr>
-          <w:rFonts w:ascii="Arial" w:hAnsi="Arial" w:cs="Arial"/>
-          <w:sz w:val="22"/>
-          <w:szCs w:val="22"/>
-        </w:rPr>
-        <w:t xml:space="preserve">- - - </w:t>
-      </w:r>
-      <w:r>
-        <w:rPr>
-          <w:rFonts w:ascii="Arial" w:hAnsi="Arial" w:cs="Arial"/>
+          <w:color w:val="auto"/>
+          <w:sz w:val="22"/>
+          <w:szCs w:val="22"/>
+        </w:rPr>
+        <w:t>{{</w:t>
+      </w:r>
+      <w:proofErr w:type="spellStart"/>
+      <w:r>
+        <w:rPr>
           <w:b/>
           <w:bCs/>
-          <w:sz w:val="22"/>
-          <w:szCs w:val="22"/>
-          <w:u w:val="single"/>
-        </w:rPr>
-        <w:t>S   E   X   T   A</w:t>
-      </w:r>
-      <w:r>
-        <w:rPr>
-          <w:rFonts w:ascii="Arial" w:hAnsi="Arial" w:cs="Arial"/>
-          <w:sz w:val="22"/>
-          <w:szCs w:val="22"/>
-        </w:rPr>
-        <w:t xml:space="preserve"> - - - - - - - </w:t>
-      </w:r>
-      <w:r>
-        <w:rPr>
-          <w:rFonts w:ascii="Arial" w:hAnsi="Arial" w:cs="Arial"/>
-          <w:sz w:val="22"/>
-          <w:szCs w:val="22"/>
-        </w:rPr>
-        <w:t>- - - - - - - - - - - - - - - - - -</w:t>
-      </w:r>
-      <w:r>
-        <w:rPr>
-          <w:rFonts w:ascii="Arial" w:hAnsi="Arial" w:cs="Arial"/>
-          <w:sz w:val="22"/>
-          <w:szCs w:val="22"/>
-        </w:rPr>
-        <w:t xml:space="preserve"> - - </w:t>
-      </w:r>
-      <w:r>
-        <w:rPr>
-          <w:rFonts w:ascii="Arial" w:hAnsi="Arial" w:cs="Arial"/>
-          <w:sz w:val="22"/>
-          <w:szCs w:val="22"/>
-        </w:rPr>
-        <w:t xml:space="preserve">Las partes contratantes declaran saber que el pago de los impuestos originados por el presente otorgamiento están sujetos a revisión por parte de las autoridades fiscales, por lo que si existiere alguna diferencia a su cargo, se obligan a cubrirla tan pronto como les sea notificada, inclusive con los recargos y multas que se impongan por falta de pago oportuno, liberando en consecuencia al suscrito notario de cualquier responsabilidad al respecto.- - - - - - - - - - - - - - - - - - - - - - - - - - - - </w:t>
-      </w:r>
-      <w:r>
-        <w:rPr>
-          <w:rFonts w:ascii="Arial" w:hAnsi="Arial" w:cs="Arial"/>
-          <w:sz w:val="22"/>
-          <w:szCs w:val="22"/>
-        </w:rPr>
-        <w:t xml:space="preserve">- - </w:t>
-      </w:r>
-      <w:r>
-        <w:rPr>
-          <w:rFonts w:ascii="Arial" w:hAnsi="Arial" w:cs="Arial"/>
-          <w:sz w:val="22"/>
-          <w:szCs w:val="22"/>
-        </w:rPr>
-        <w:t>- - - - - -</w:t>
-      </w:r>
-      <w:r>
-        <w:rPr>
-          <w:rFonts w:ascii="Arial" w:hAnsi="Arial" w:cs="Arial"/>
-          <w:sz w:val="22"/>
-          <w:szCs w:val="22"/>
-        </w:rPr>
-        <w:t xml:space="preserve"> </w:t>
-      </w:r>
-      <w:r>
-        <w:rPr>
-          <w:rFonts w:ascii="Arial" w:hAnsi="Arial" w:cs="Arial"/>
+          <w:color w:val="auto"/>
+          <w:sz w:val="22"/>
+          <w:szCs w:val="22"/>
+        </w:rPr>
+        <w:t>operacion.precio</w:t>
+      </w:r>
+      <w:proofErr w:type="spellEnd"/>
+      <w:r>
+        <w:rPr>
           <w:b/>
           <w:bCs/>
-          <w:sz w:val="22"/>
-          <w:szCs w:val="22"/>
-          <w:u w:val="single"/>
-        </w:rPr>
-        <w:t>S   E   P   T   I   M   A</w:t>
-      </w:r>
-      <w:r>
-        <w:rPr>
-          <w:rFonts w:ascii="Arial" w:hAnsi="Arial" w:cs="Arial"/>
-          <w:sz w:val="22"/>
-          <w:szCs w:val="22"/>
-        </w:rPr>
-        <w:t xml:space="preserve"> - - - - - - - - - - - - - - - - - - - - - - -</w:t>
-      </w:r>
-      <w:r>
-        <w:rPr>
-          <w:rFonts w:ascii="Arial" w:hAnsi="Arial" w:cs="Arial"/>
-          <w:sz w:val="22"/>
-          <w:szCs w:val="22"/>
-        </w:rPr>
-        <w:t xml:space="preserve"> - </w:t>
-      </w:r>
-      <w:r>
-        <w:rPr>
-          <w:rFonts w:ascii="Arial" w:hAnsi="Arial" w:cs="Arial"/>
-          <w:sz w:val="22"/>
-          <w:szCs w:val="22"/>
-        </w:rPr>
-        <w:t xml:space="preserve">- </w:t>
-      </w:r>
-      <w:r>
-        <w:rPr>
-          <w:rFonts w:ascii="Arial" w:hAnsi="Arial" w:cs="Arial"/>
-          <w:sz w:val="22"/>
-          <w:szCs w:val="22"/>
-        </w:rPr>
-        <w:t>Declara la parte vendedora, respecto al Impuesto sobre la renta por enajenación de bienes, enterará el pago provisional de conformidad con la liquidación que contiene la información relativa a la determinación del cálculo del impuesto, de la que un ejemplar entregué a la parte vendedora, quien en otro ejemplar igual firmó de recibido, y que agrego al apéndice de este instrumento con la letra “B”.- - - - - - - - - - - - - - - - - - - - - - - - - - - - - - - - - - - - - - - - - - - - - - - - - - - - - - - - - - - - - - - -</w:t>
-      </w:r>
-      <w:r>
-        <w:rPr>
-          <w:rFonts w:ascii="Arial" w:hAnsi="Arial" w:cs="Arial"/>
-          <w:sz w:val="22"/>
-          <w:szCs w:val="22"/>
-        </w:rPr>
-        <w:t xml:space="preserve"> - -</w:t>
-      </w:r>
-      <w:r>
-        <w:rPr>
-          <w:rFonts w:ascii="Arial" w:hAnsi="Arial" w:cs="Arial"/>
-          <w:sz w:val="22"/>
-          <w:szCs w:val="22"/>
-        </w:rPr>
-        <w:t xml:space="preserve"> - - - - - </w:t>
+          <w:color w:val="auto"/>
+          <w:sz w:val="22"/>
+          <w:szCs w:val="22"/>
+        </w:rPr>
+        <w:t xml:space="preserve">}} </w:t>
       </w:r>
       <w:r>
         <w:rPr>
           <w:rFonts w:ascii="Arial" w:hAnsi="Arial" w:cs="Arial"/>
           <w:b/>
           <w:bCs/>
-          <w:sz w:val="22"/>
-          <w:szCs w:val="22"/>
-          <w:u w:val="single"/>
-        </w:rPr>
-        <w:t>O C T A V A</w:t>
-      </w:r>
-      <w:r>
-        <w:rPr>
-          <w:rFonts w:ascii="Arial" w:hAnsi="Arial" w:cs="Arial"/>
-          <w:sz w:val="22"/>
-          <w:szCs w:val="22"/>
-        </w:rPr>
-        <w:t xml:space="preserve"> - - - - - - - - - - - - - - - - - - - - - - - - - - -</w:t>
-      </w:r>
-      <w:r>
-        <w:rPr>
-          <w:rFonts w:ascii="Arial" w:hAnsi="Arial" w:cs="Arial"/>
-          <w:sz w:val="22"/>
-          <w:szCs w:val="22"/>
-        </w:rPr>
-        <w:t xml:space="preserve"> - </w:t>
-      </w:r>
-      <w:r>
-        <w:rPr>
-          <w:rFonts w:ascii="Arial" w:hAnsi="Arial" w:cs="Arial"/>
-          <w:sz w:val="22"/>
-          <w:szCs w:val="22"/>
-        </w:rPr>
-        <w:t xml:space="preserve">Las partes contratantes convienen en someterse para toda interpretación, cumplimiento y ejecución de lo pactado en este contrato, con la renuncia expresa del fuero de sus domicilios presentes o futuros, a las leyes del Estado de Hidalgo, y a los tribunales competentes del Estado de Hidalgo.- - - - - - - - - - - - - - - - - - - - - - - - - - - - - - - - - - - - - - - </w:t>
-      </w:r>
-      <w:r>
-        <w:rPr>
-          <w:rFonts w:ascii="Arial" w:hAnsi="Arial" w:cs="Arial"/>
-          <w:sz w:val="22"/>
-          <w:szCs w:val="22"/>
-        </w:rPr>
-        <w:t xml:space="preserve">- </w:t>
-      </w:r>
-      <w:r>
-        <w:rPr>
-          <w:rFonts w:ascii="Arial" w:hAnsi="Arial" w:cs="Arial"/>
-          <w:sz w:val="22"/>
-          <w:szCs w:val="22"/>
-        </w:rPr>
-        <w:t xml:space="preserve">- - </w:t>
-      </w:r>
-      <w:r>
-        <w:rPr>
-          <w:rFonts w:ascii="Arial" w:hAnsi="Arial" w:cs="Arial"/>
-          <w:sz w:val="22"/>
-          <w:szCs w:val="22"/>
-        </w:rPr>
-        <w:t xml:space="preserve">- </w:t>
+          <w:color w:val="auto"/>
+          <w:sz w:val="22"/>
+          <w:szCs w:val="22"/>
+        </w:rPr>
+        <w:t xml:space="preserve"> </w:t>
+      </w:r>
+      <w:r>
+        <w:rPr>
+          <w:rFonts w:ascii="Arial" w:hAnsi="Arial" w:cs="Arial"/>
+          <w:b/>
+          <w:color w:val="auto"/>
+          <w:sz w:val="22"/>
+          <w:szCs w:val="22"/>
+        </w:rPr>
+        <w:t>(</w:t>
+      </w:r>
+      <w:r>
+        <w:rPr>
+          <w:bCs/>
+          <w:color w:val="auto"/>
+          <w:sz w:val="22"/>
+          <w:szCs w:val="22"/>
+        </w:rPr>
+        <w:t>{{</w:t>
+      </w:r>
+      <w:proofErr w:type="spellStart"/>
+      <w:r>
+        <w:rPr>
+          <w:bCs/>
+          <w:color w:val="auto"/>
+          <w:sz w:val="22"/>
+          <w:szCs w:val="22"/>
+        </w:rPr>
+        <w:t>operacion.precio_letra</w:t>
+      </w:r>
+      <w:proofErr w:type="spellEnd"/>
+      <w:r>
+        <w:rPr>
+          <w:bCs/>
+          <w:color w:val="auto"/>
+          <w:sz w:val="22"/>
+          <w:szCs w:val="22"/>
+        </w:rPr>
+        <w:t>}}</w:t>
+      </w:r>
+      <w:r>
+        <w:rPr>
+          <w:b/>
+          <w:color w:val="auto"/>
+          <w:sz w:val="22"/>
+          <w:szCs w:val="22"/>
+        </w:rPr>
+        <w:t xml:space="preserve"> </w:t>
+      </w:r>
+      <w:r>
+        <w:rPr>
+          <w:bCs/>
+          <w:color w:val="auto"/>
+          <w:sz w:val="22"/>
+          <w:szCs w:val="22"/>
+        </w:rPr>
+        <w:t>pesos</w:t>
+      </w:r>
+      <w:r>
+        <w:rPr>
+          <w:b/>
+          <w:color w:val="auto"/>
+          <w:sz w:val="22"/>
+          <w:szCs w:val="22"/>
+        </w:rPr>
+        <w:t>)</w:t>
+      </w:r>
+      <w:r>
+        <w:rPr>
+          <w:color w:val="auto"/>
+          <w:sz w:val="22"/>
+          <w:szCs w:val="22"/>
+        </w:rPr>
+        <w:t xml:space="preserve"> </w:t>
+      </w:r>
+      <w:r>
+        <w:rPr>
+          <w:rFonts w:ascii="Arial" w:hAnsi="Arial" w:cs="Arial"/>
+          <w:b/>
+          <w:color w:val="auto"/>
+          <w:sz w:val="22"/>
+          <w:szCs w:val="22"/>
+        </w:rPr>
+        <w:t>00/100 moneda nacional)</w:t>
       </w:r>
       <w:r>
         <w:rPr>
           <w:rFonts w:ascii="Arial" w:hAnsi="Arial" w:cs="Arial"/>
           <w:b/>
           <w:bCs/>
-          <w:sz w:val="22"/>
-          <w:szCs w:val="22"/>
-          <w:u w:val="single"/>
-        </w:rPr>
-        <w:t>N O V E N A</w:t>
-      </w:r>
-      <w:r>
-        <w:rPr>
-          <w:rFonts w:ascii="Arial" w:hAnsi="Arial" w:cs="Arial"/>
-          <w:sz w:val="22"/>
-          <w:szCs w:val="22"/>
-        </w:rPr>
-        <w:t xml:space="preserve"> - - - - - - - - - - - - - - - - - - - - - - - - - - - - Los gastos, impuestos, derechos y honorarios que en general se eroguen con motivo del otorgamiento de esta escritura, hasta inscribir su primer testimonio en el Registro Público de la Propiedad y Comercio, correspondiente serán cubiertos en forma exclusiva por la parte compradora, a excepción del impuesto Sobre la Renta, que por ley lo cubre la parte vendedora.- - - - - - - - - - - - - - - - - - </w:t>
-      </w:r>
-      <w:r>
-        <w:rPr>
-          <w:rFonts w:ascii="Arial" w:hAnsi="Arial" w:cs="Arial"/>
-          <w:sz w:val="22"/>
-          <w:szCs w:val="22"/>
-        </w:rPr>
-        <w:lastRenderedPageBreak/>
+          <w:color w:val="auto"/>
+          <w:sz w:val="22"/>
+          <w:szCs w:val="22"/>
+        </w:rPr>
+        <w:t>,</w:t>
+      </w:r>
+      <w:r>
+        <w:rPr>
+          <w:rFonts w:ascii="Arial" w:hAnsi="Arial" w:cs="Arial"/>
+          <w:color w:val="auto"/>
+          <w:sz w:val="22"/>
+          <w:szCs w:val="22"/>
+        </w:rPr>
+        <w:t xml:space="preserve"> </w:t>
+      </w:r>
+      <w:r>
+        <w:rPr>
+          <w:rFonts w:ascii="Arial" w:hAnsi="Arial" w:cs="Arial"/>
+          <w:color w:val="auto"/>
+          <w:sz w:val="22"/>
+          <w:szCs w:val="22"/>
+        </w:rPr>
+        <w:t>misma que la parte compradora declara de manera expresa y bajo</w:t>
+      </w:r>
+      <w:r>
+        <w:rPr>
+          <w:rFonts w:ascii="Arial" w:hAnsi="Arial" w:cs="Arial"/>
+          <w:color w:val="auto"/>
+          <w:sz w:val="22"/>
+          <w:szCs w:val="22"/>
+        </w:rPr>
+        <w:t xml:space="preserve"> </w:t>
+      </w:r>
+      <w:r>
+        <w:rPr>
+          <w:rFonts w:ascii="Arial" w:hAnsi="Arial" w:cs="Arial"/>
+          <w:color w:val="auto"/>
+          <w:sz w:val="22"/>
+          <w:szCs w:val="22"/>
+        </w:rPr>
+        <w:t xml:space="preserve">protesta de decir </w:t>
+      </w:r>
+      <w:r>
+        <w:rPr>
+          <w:rFonts w:ascii="Arial" w:hAnsi="Arial" w:cs="Arial"/>
+          <w:sz w:val="22"/>
+          <w:szCs w:val="22"/>
+        </w:rPr>
+        <w:t>verdad que el pago correspondiente de dicho predio lo hace a</w:t>
+      </w:r>
+      <w:r>
+        <w:rPr>
+          <w:rFonts w:ascii="Arial" w:hAnsi="Arial" w:cs="Arial"/>
+          <w:sz w:val="22"/>
+          <w:szCs w:val="22"/>
+        </w:rPr>
+        <w:t xml:space="preserve"> </w:t>
+      </w:r>
+      <w:r>
+        <w:rPr>
+          <w:rFonts w:ascii="Arial" w:hAnsi="Arial" w:cs="Arial"/>
+          <w:sz w:val="22"/>
+          <w:szCs w:val="22"/>
+        </w:rPr>
+        <w:t>la parte vendedora en efectivo</w:t>
+      </w:r>
+      <w:r>
+        <w:rPr>
+          <w:rFonts w:ascii="Arial" w:hAnsi="Arial" w:cs="Arial"/>
+          <w:sz w:val="22"/>
+          <w:szCs w:val="22"/>
+        </w:rPr>
+        <w:t xml:space="preserve"> </w:t>
+      </w:r>
+      <w:r>
+        <w:rPr>
+          <w:rFonts w:ascii="Arial" w:hAnsi="Arial" w:cs="Arial"/>
+          <w:sz w:val="22"/>
+          <w:szCs w:val="22"/>
+        </w:rPr>
+        <w:t>en mone</w:t>
+      </w:r>
+      <w:r>
+        <w:rPr>
+          <w:rFonts w:ascii="Arial" w:hAnsi="Arial" w:cs="Arial"/>
+          <w:sz w:val="22"/>
+          <w:szCs w:val="22"/>
+        </w:rPr>
+        <w:t xml:space="preserve">da nacional; misma que la parte </w:t>
+      </w:r>
+      <w:r>
+        <w:rPr>
+          <w:rFonts w:ascii="Arial" w:hAnsi="Arial" w:cs="Arial"/>
+          <w:sz w:val="22"/>
+          <w:szCs w:val="22"/>
+        </w:rPr>
+        <w:t>vended</w:t>
+      </w:r>
+      <w:r>
+        <w:rPr>
+          <w:rFonts w:ascii="Arial" w:hAnsi="Arial" w:cs="Arial"/>
+          <w:sz w:val="22"/>
+          <w:szCs w:val="22"/>
+        </w:rPr>
+        <w:t xml:space="preserve">ora declara tener recibida a su </w:t>
+      </w:r>
+      <w:r>
+        <w:rPr>
+          <w:rFonts w:ascii="Arial" w:hAnsi="Arial" w:cs="Arial"/>
+          <w:sz w:val="22"/>
+          <w:szCs w:val="22"/>
+        </w:rPr>
+        <w:t>entera sa</w:t>
+      </w:r>
+      <w:r>
+        <w:rPr>
+          <w:rFonts w:ascii="Arial" w:hAnsi="Arial" w:cs="Arial"/>
+          <w:sz w:val="22"/>
+          <w:szCs w:val="22"/>
+        </w:rPr>
+        <w:t xml:space="preserve">tisfacción de manos de la parte </w:t>
+      </w:r>
+      <w:r>
+        <w:rPr>
+          <w:rFonts w:ascii="Arial" w:hAnsi="Arial" w:cs="Arial"/>
+          <w:sz w:val="22"/>
+          <w:szCs w:val="22"/>
+        </w:rPr>
+        <w:t>compradora en esta fecha de la celebración del presente otorgamiento y por estar</w:t>
+      </w:r>
+      <w:r>
+        <w:rPr>
+          <w:rFonts w:ascii="Arial" w:hAnsi="Arial" w:cs="Arial"/>
+          <w:sz w:val="22"/>
+          <w:szCs w:val="22"/>
+        </w:rPr>
+        <w:t xml:space="preserve"> </w:t>
+      </w:r>
+      <w:r>
+        <w:rPr>
+          <w:rFonts w:ascii="Arial" w:hAnsi="Arial" w:cs="Arial"/>
+          <w:sz w:val="22"/>
+          <w:szCs w:val="22"/>
+        </w:rPr>
+        <w:t>satisfecho de su entrega extiende y</w:t>
+      </w:r>
+      <w:r>
+        <w:rPr>
+          <w:rFonts w:ascii="Arial" w:hAnsi="Arial" w:cs="Arial"/>
+          <w:sz w:val="22"/>
+          <w:szCs w:val="22"/>
+        </w:rPr>
+        <w:t xml:space="preserve"> formaliza en favor de la parte</w:t>
+      </w:r>
+      <w:r>
+        <w:rPr>
+          <w:rFonts w:ascii="Arial" w:hAnsi="Arial" w:cs="Arial"/>
+          <w:sz w:val="22"/>
+          <w:szCs w:val="22"/>
+        </w:rPr>
+        <w:t xml:space="preserve"> </w:t>
+      </w:r>
+      <w:r>
+        <w:rPr>
+          <w:rFonts w:ascii="Arial" w:hAnsi="Arial" w:cs="Arial"/>
+          <w:sz w:val="22"/>
+          <w:szCs w:val="22"/>
+        </w:rPr>
+        <w:t>compradora el</w:t>
+      </w:r>
+      <w:r>
+        <w:rPr>
+          <w:rFonts w:ascii="Arial" w:hAnsi="Arial" w:cs="Arial"/>
+          <w:sz w:val="22"/>
+          <w:szCs w:val="22"/>
+        </w:rPr>
+        <w:t xml:space="preserve"> </w:t>
+      </w:r>
+      <w:r>
+        <w:rPr>
+          <w:rFonts w:ascii="Arial" w:hAnsi="Arial" w:cs="Arial"/>
+          <w:sz w:val="22"/>
+          <w:szCs w:val="22"/>
+        </w:rPr>
+        <w:t>recibo de pago más eficaz y valedero que en derecho proceda por medio de esta</w:t>
+      </w:r>
+      <w:r>
+        <w:rPr>
+          <w:rFonts w:ascii="Arial" w:hAnsi="Arial" w:cs="Arial"/>
+          <w:sz w:val="22"/>
+          <w:szCs w:val="22"/>
+        </w:rPr>
+        <w:t xml:space="preserve"> </w:t>
+      </w:r>
+      <w:r>
+        <w:rPr>
+          <w:rFonts w:ascii="Arial" w:hAnsi="Arial" w:cs="Arial"/>
+          <w:sz w:val="22"/>
+          <w:szCs w:val="22"/>
+        </w:rPr>
+        <w:t>escritura, renunciando expresamente en este acto la parte vendedora a las</w:t>
+      </w:r>
+      <w:r>
+        <w:rPr>
+          <w:rFonts w:ascii="Arial" w:hAnsi="Arial" w:cs="Arial"/>
+          <w:sz w:val="22"/>
+          <w:szCs w:val="22"/>
+        </w:rPr>
+        <w:t xml:space="preserve"> </w:t>
+      </w:r>
+      <w:r>
+        <w:rPr>
+          <w:rFonts w:ascii="Arial" w:hAnsi="Arial" w:cs="Arial"/>
+          <w:sz w:val="22"/>
+          <w:szCs w:val="22"/>
+        </w:rPr>
+        <w:t>excepciones por dinero no recibido conforme a la ley.</w:t>
+      </w:r>
+      <w:r>
+        <w:rPr>
+          <w:rFonts w:ascii="Arial" w:hAnsi="Arial" w:cs="Arial"/>
+          <w:sz w:val="22"/>
+          <w:szCs w:val="22"/>
+        </w:rPr>
         <w:t>- - - - - - - - - - -</w:t>
       </w:r>
       <w:r>
@@ -4987,6 +4496,158 @@
           <w:sz w:val="22"/>
           <w:szCs w:val="22"/>
         </w:rPr>
+        <w:t>-</w:t>
+      </w:r>
+      <w:r>
+        <w:rPr>
+          <w:rFonts w:ascii="Arial" w:hAnsi="Arial" w:cs="Arial"/>
+          <w:sz w:val="22"/>
+          <w:szCs w:val="22"/>
+        </w:rPr>
+        <w:t xml:space="preserve"> - - - - - - - - -</w:t>
+      </w:r>
+      <w:r>
+        <w:rPr>
+          <w:rFonts w:ascii="Arial" w:hAnsi="Arial" w:cs="Arial"/>
+          <w:sz w:val="22"/>
+          <w:szCs w:val="22"/>
+        </w:rPr>
+        <w:t xml:space="preserve"> - - - </w:t>
+      </w:r>
+      <w:r>
+        <w:rPr>
+          <w:rFonts w:ascii="Arial" w:hAnsi="Arial" w:cs="Arial"/>
+          <w:sz w:val="22"/>
+          <w:szCs w:val="22"/>
+        </w:rPr>
+        <w:t>-</w:t>
+      </w:r>
+      <w:r>
+        <w:rPr>
+          <w:rFonts w:ascii="Arial" w:hAnsi="Arial" w:cs="Arial"/>
+          <w:sz w:val="22"/>
+          <w:szCs w:val="22"/>
+        </w:rPr>
+        <w:t xml:space="preserve"> - - - - - - - </w:t>
+      </w:r>
+      <w:r>
+        <w:rPr>
+          <w:rFonts w:ascii="Arial" w:hAnsi="Arial" w:cs="Arial"/>
+          <w:sz w:val="22"/>
+          <w:szCs w:val="22"/>
+        </w:rPr>
+        <w:t>La parte vendedora transmite la propiedad del inmueble enajenado a favor de</w:t>
+      </w:r>
+      <w:r>
+        <w:rPr>
+          <w:rFonts w:ascii="Arial" w:hAnsi="Arial" w:cs="Arial"/>
+          <w:sz w:val="22"/>
+          <w:szCs w:val="22"/>
+        </w:rPr>
+        <w:t xml:space="preserve"> </w:t>
+      </w:r>
+      <w:r>
+        <w:rPr>
+          <w:rFonts w:ascii="Arial" w:hAnsi="Arial" w:cs="Arial"/>
+          <w:sz w:val="22"/>
+          <w:szCs w:val="22"/>
+        </w:rPr>
+        <w:t xml:space="preserve">la parte compradora, en las condiciones siguientes: </w:t>
+      </w:r>
+      <w:r>
+        <w:rPr>
+          <w:rFonts w:ascii="Arial" w:hAnsi="Arial" w:cs="Arial"/>
+          <w:sz w:val="22"/>
+          <w:szCs w:val="22"/>
+        </w:rPr>
+        <w:t xml:space="preserve">- - - </w:t>
+      </w:r>
+      <w:r>
+        <w:rPr>
+          <w:rFonts w:ascii="Arial" w:hAnsi="Arial" w:cs="Arial"/>
+          <w:sz w:val="22"/>
+          <w:szCs w:val="22"/>
+        </w:rPr>
+        <w:t xml:space="preserve">- - - - - - - - - - - - - - - </w:t>
+      </w:r>
+      <w:r>
+        <w:rPr>
+          <w:rFonts w:ascii="Arial" w:hAnsi="Arial" w:cs="Arial"/>
+          <w:sz w:val="22"/>
+          <w:szCs w:val="22"/>
+        </w:rPr>
+        <w:t xml:space="preserve">- - - </w:t>
+      </w:r>
+      <w:r>
+        <w:rPr>
+          <w:rFonts w:ascii="Arial" w:hAnsi="Arial" w:cs="Arial"/>
+          <w:sz w:val="22"/>
+          <w:szCs w:val="22"/>
+        </w:rPr>
+        <w:t>1.- Al corriente en el pago de sus contribuciones prediales, según se acredita</w:t>
+      </w:r>
+      <w:r>
+        <w:rPr>
+          <w:rFonts w:ascii="Arial" w:hAnsi="Arial" w:cs="Arial"/>
+          <w:sz w:val="22"/>
+          <w:szCs w:val="22"/>
+        </w:rPr>
+        <w:t xml:space="preserve"> </w:t>
+      </w:r>
+      <w:r>
+        <w:rPr>
+          <w:rFonts w:ascii="Arial" w:hAnsi="Arial" w:cs="Arial"/>
+          <w:sz w:val="22"/>
+          <w:szCs w:val="22"/>
+        </w:rPr>
+        <w:t>con la tarjeta respectiva y</w:t>
+      </w:r>
+      <w:r>
+        <w:rPr>
+          <w:rFonts w:ascii="Arial" w:hAnsi="Arial" w:cs="Arial"/>
+          <w:sz w:val="22"/>
+          <w:szCs w:val="22"/>
+        </w:rPr>
+        <w:t>- - - - - - - - - - - - - - - - - - - - - - - - - - - - - - - - - - - - - -</w:t>
+      </w:r>
+      <w:r>
+        <w:rPr>
+          <w:rFonts w:ascii="Arial" w:hAnsi="Arial" w:cs="Arial"/>
+          <w:sz w:val="22"/>
+          <w:szCs w:val="22"/>
+        </w:rPr>
+        <w:t xml:space="preserve"> - - - - -</w:t>
+      </w:r>
+      <w:r>
+        <w:rPr>
+          <w:rFonts w:ascii="Arial" w:hAnsi="Arial" w:cs="Arial"/>
+          <w:sz w:val="22"/>
+          <w:szCs w:val="22"/>
+        </w:rPr>
+        <w:t xml:space="preserve"> </w:t>
+      </w:r>
+      <w:r>
+        <w:rPr>
+          <w:rFonts w:ascii="Arial" w:hAnsi="Arial" w:cs="Arial"/>
+          <w:sz w:val="22"/>
+          <w:szCs w:val="22"/>
+        </w:rPr>
+        <w:t>2.- Sin limitación a la propiedad ni reservas de dominio alguno.</w:t>
+      </w:r>
+      <w:r>
+        <w:rPr>
+          <w:rFonts w:ascii="Arial" w:hAnsi="Arial" w:cs="Arial"/>
+          <w:sz w:val="22"/>
+          <w:szCs w:val="22"/>
+        </w:rPr>
+        <w:t xml:space="preserve"> </w:t>
+      </w:r>
+      <w:r>
+        <w:rPr>
+          <w:rFonts w:ascii="Arial" w:hAnsi="Arial" w:cs="Arial"/>
+          <w:sz w:val="22"/>
+          <w:szCs w:val="22"/>
+        </w:rPr>
         <w:t>- - - - - - - - -</w:t>
       </w:r>
       <w:r>
@@ -4995,7 +4656,96 @@
           <w:sz w:val="22"/>
           <w:szCs w:val="22"/>
         </w:rPr>
-        <w:t xml:space="preserve"> - - - </w:t>
+        <w:t xml:space="preserve"> - - - - - - - - -</w:t>
+      </w:r>
+      <w:r>
+        <w:rPr>
+          <w:rFonts w:ascii="Arial" w:hAnsi="Arial" w:cs="Arial"/>
+          <w:sz w:val="22"/>
+          <w:szCs w:val="22"/>
+        </w:rPr>
+        <w:t xml:space="preserve"> - - -</w:t>
+      </w:r>
+      <w:r>
+        <w:rPr>
+          <w:rFonts w:ascii="Arial" w:hAnsi="Arial" w:cs="Arial"/>
+          <w:sz w:val="22"/>
+          <w:szCs w:val="22"/>
+        </w:rPr>
+        <w:t xml:space="preserve"> -</w:t>
+      </w:r>
+      <w:r>
+        <w:rPr>
+          <w:rFonts w:ascii="Arial" w:hAnsi="Arial" w:cs="Arial"/>
+          <w:sz w:val="22"/>
+          <w:szCs w:val="22"/>
+        </w:rPr>
+        <w:t xml:space="preserve"> </w:t>
+      </w:r>
+      <w:r>
+        <w:rPr>
+          <w:rFonts w:ascii="Arial" w:hAnsi="Arial" w:cs="Arial"/>
+          <w:sz w:val="22"/>
+          <w:szCs w:val="22"/>
+        </w:rPr>
+        <w:t xml:space="preserve">- - - - - - - </w:t>
+      </w:r>
+      <w:r>
+        <w:rPr>
+          <w:rStyle w:val="Cuerpodeltexto51"/>
+          <w:sz w:val="22"/>
+          <w:szCs w:val="22"/>
+          <w:lang w:val="es-MX"/>
+        </w:rPr>
+        <w:t>TERCERA</w:t>
+      </w:r>
+      <w:r>
+        <w:rPr>
+          <w:rFonts w:ascii="Arial" w:hAnsi="Arial" w:cs="Arial"/>
+          <w:sz w:val="22"/>
+          <w:szCs w:val="22"/>
+        </w:rPr>
+        <w:t xml:space="preserve">- - - - - </w:t>
+      </w:r>
+      <w:r>
+        <w:rPr>
+          <w:rFonts w:ascii="Arial" w:hAnsi="Arial" w:cs="Arial"/>
+          <w:sz w:val="22"/>
+          <w:szCs w:val="22"/>
+        </w:rPr>
+        <w:t>- - - - - - - - - - - - -</w:t>
+      </w:r>
+      <w:r>
+        <w:rPr>
+          <w:rFonts w:ascii="Arial" w:hAnsi="Arial" w:cs="Arial"/>
+          <w:sz w:val="22"/>
+          <w:szCs w:val="22"/>
+        </w:rPr>
+        <w:t xml:space="preserve"> -</w:t>
+      </w:r>
+      <w:r>
+        <w:rPr>
+          <w:rFonts w:ascii="Arial" w:hAnsi="Arial" w:cs="Arial"/>
+          <w:sz w:val="22"/>
+          <w:szCs w:val="22"/>
+        </w:rPr>
+        <w:t xml:space="preserve"> - </w:t>
+      </w:r>
+      <w:r>
+        <w:rPr>
+          <w:rFonts w:ascii="Arial" w:hAnsi="Arial" w:cs="Arial"/>
+          <w:sz w:val="22"/>
+          <w:szCs w:val="22"/>
+        </w:rPr>
+        <w:t>- - -</w:t>
+      </w:r>
+      <w:r>
+        <w:rPr>
+          <w:rFonts w:ascii="Arial" w:hAnsi="Arial" w:cs="Arial"/>
+          <w:sz w:val="22"/>
+          <w:szCs w:val="22"/>
+        </w:rPr>
+        <w:t xml:space="preserve"> </w:t>
       </w:r>
       <w:r>
         <w:rPr>
@@ -5007,47 +4757,35 @@
       </w:r>
       <w:r>
         <w:rPr>
+          <w:rFonts w:ascii="Arial" w:hAnsi="Arial" w:cs="Arial"/>
+          <w:sz w:val="22"/>
+          <w:szCs w:val="22"/>
+        </w:rPr>
+        <w:t xml:space="preserve">El </w:t>
+      </w:r>
+      <w:r>
+        <w:rPr>
+          <w:rFonts w:ascii="Arial" w:hAnsi="Arial" w:cs="Arial"/>
+          <w:sz w:val="22"/>
+          <w:szCs w:val="22"/>
+        </w:rPr>
+        <w:t xml:space="preserve">Señor </w:t>
+      </w:r>
+      <w:r>
+        <w:rPr>
+          <w:rStyle w:val="spellingerror"/>
           <w:rFonts w:ascii="Arial" w:hAnsi="Arial" w:cs="Arial"/>
           <w:b/>
           <w:bCs/>
+          <w:color w:val="auto"/>
           <w:sz w:val="22"/>
           <w:szCs w:val="22"/>
           <w:u w:val="single"/>
         </w:rPr>
-        <w:t>D E C I M A</w:t>
-      </w:r>
-      <w:r>
-        <w:rPr>
-          <w:rFonts w:ascii="Arial" w:hAnsi="Arial" w:cs="Arial"/>
-          <w:sz w:val="22"/>
-          <w:szCs w:val="22"/>
-        </w:rPr>
-        <w:t xml:space="preserve"> - - - - - - - - - - - - -</w:t>
-      </w:r>
-      <w:r>
-        <w:rPr>
-          <w:rFonts w:ascii="Arial" w:hAnsi="Arial" w:cs="Arial"/>
-          <w:sz w:val="22"/>
-          <w:szCs w:val="22"/>
-        </w:rPr>
-        <w:t xml:space="preserve"> - - - - - - - - - - - - - - -</w:t>
-      </w:r>
-      <w:r>
-        <w:rPr>
-          <w:rFonts w:ascii="Arial" w:hAnsi="Arial" w:cs="Arial"/>
-          <w:sz w:val="22"/>
-          <w:szCs w:val="22"/>
-        </w:rPr>
-        <w:t xml:space="preserve"> </w:t>
-      </w:r>
-      <w:r>
-        <w:rPr>
-          <w:rFonts w:ascii="Arial" w:hAnsi="Arial" w:cs="Arial"/>
-          <w:sz w:val="22"/>
-          <w:szCs w:val="22"/>
-        </w:rPr>
-        <w:t xml:space="preserve">El Señor </w:t>
-      </w:r>
+        <w:t>{{</w:t>
+      </w:r>
+      <w:proofErr w:type="spellStart"/>
+      <w:proofErr w:type="gramStart"/>
       <w:r>
         <w:rPr>
           <w:rStyle w:val="spellingerror"/>
@@ -5059,222 +4797,25 @@
           <w:szCs w:val="22"/>
           <w:u w:val="single"/>
         </w:rPr>
-        <w:t>CARMEN DAVID SOLIS HERNANDEZ</w:t>
-      </w:r>
+        <w:t>comprador.nombre</w:t>
+      </w:r>
+      <w:proofErr w:type="spellEnd"/>
+      <w:proofErr w:type="gramEnd"/>
       <w:r>
         <w:rPr>
           <w:rStyle w:val="spellingerror"/>
           <w:rFonts w:ascii="Arial" w:hAnsi="Arial" w:cs="Arial"/>
           <w:b/>
           <w:bCs/>
+          <w:color w:val="auto"/>
           <w:sz w:val="22"/>
           <w:szCs w:val="22"/>
           <w:u w:val="single"/>
         </w:rPr>
-        <w:t>,</w:t>
-      </w:r>
-      <w:r>
-        <w:rPr>
-          <w:rFonts w:ascii="Arial" w:hAnsi="Arial" w:cs="Arial"/>
-          <w:sz w:val="22"/>
-          <w:szCs w:val="22"/>
-        </w:rPr>
-        <w:t xml:space="preserve"> que </w:t>
-      </w:r>
-      <w:r>
-        <w:rPr>
-          <w:rFonts w:ascii="Arial" w:hAnsi="Arial" w:cs="Arial"/>
-          <w:sz w:val="22"/>
-          <w:szCs w:val="22"/>
-        </w:rPr>
-        <w:t>acepta la presente escritura de compraventa en los términos de su redacción, dándose por recibido la totalidad del inmueble que hoy adquiere en propiedad, así como de esta escritura</w:t>
-      </w:r>
-      <w:r>
-        <w:rPr>
-          <w:rFonts w:ascii="Arial" w:hAnsi="Arial" w:cs="Arial"/>
-          <w:sz w:val="22"/>
-          <w:szCs w:val="22"/>
-        </w:rPr>
-        <w:t xml:space="preserve"> -</w:t>
-      </w:r>
-      <w:r>
-        <w:rPr>
-          <w:rFonts w:ascii="Arial" w:hAnsi="Arial" w:cs="Arial"/>
-          <w:sz w:val="22"/>
-          <w:szCs w:val="22"/>
-        </w:rPr>
-        <w:t xml:space="preserve"> -</w:t>
-      </w:r>
-      <w:r>
-        <w:rPr>
-          <w:rFonts w:ascii="Arial" w:hAnsi="Arial" w:cs="Arial"/>
-          <w:sz w:val="22"/>
-          <w:szCs w:val="22"/>
-        </w:rPr>
-        <w:t xml:space="preserve"> </w:t>
-      </w:r>
-      <w:r>
-        <w:rPr>
-          <w:rFonts w:ascii="Arial" w:hAnsi="Arial" w:cs="Arial"/>
-          <w:sz w:val="22"/>
-          <w:szCs w:val="22"/>
-        </w:rPr>
-        <w:t xml:space="preserve">- - - - </w:t>
-      </w:r>
-      <w:r>
-        <w:rPr>
-          <w:rFonts w:ascii="Arial" w:hAnsi="Arial" w:cs="Arial"/>
-          <w:sz w:val="22"/>
-          <w:szCs w:val="22"/>
-        </w:rPr>
-        <w:t xml:space="preserve">- - </w:t>
-      </w:r>
-      <w:r>
-        <w:rPr>
-          <w:rFonts w:ascii="Arial" w:hAnsi="Arial" w:cs="Arial"/>
-          <w:sz w:val="22"/>
-          <w:szCs w:val="22"/>
-        </w:rPr>
-        <w:t>- - - - -</w:t>
-      </w:r>
-      <w:r>
-        <w:rPr>
-          <w:rFonts w:ascii="Arial" w:hAnsi="Arial" w:cs="Arial"/>
-          <w:sz w:val="22"/>
-          <w:szCs w:val="22"/>
-        </w:rPr>
-        <w:t xml:space="preserve"> - - - - - - - - - - - - - - - - - - - - - - - - - - - - - - - - - - - - - - - - - - - - - - - - - - - -</w:t>
-      </w:r>
-      <w:r>
-        <w:rPr>
-          <w:rFonts w:ascii="Arial" w:hAnsi="Arial" w:cs="Arial"/>
-          <w:sz w:val="22"/>
-          <w:szCs w:val="22"/>
-        </w:rPr>
-        <w:t xml:space="preserve"> - - </w:t>
-      </w:r>
-      <w:r>
-        <w:rPr>
-          <w:rFonts w:ascii="Arial" w:hAnsi="Arial" w:cs="Arial"/>
-          <w:sz w:val="22"/>
-          <w:szCs w:val="22"/>
-        </w:rPr>
-        <w:t xml:space="preserve">- </w:t>
-      </w:r>
-      <w:r>
-        <w:rPr>
-          <w:rStyle w:val="Cuerpodeltexto3Espaciado3pto0"/>
-          <w:sz w:val="22"/>
-          <w:szCs w:val="22"/>
-          <w:lang w:val="es-MX"/>
-        </w:rPr>
-        <w:t>DATOS PERSONALES</w:t>
-      </w:r>
-      <w:r>
-        <w:rPr>
-          <w:rStyle w:val="Cuerpodeltexto3Espaciado3pto"/>
-          <w:b w:val="0"/>
-          <w:sz w:val="22"/>
-          <w:szCs w:val="22"/>
-          <w:lang w:val="es-MX"/>
-        </w:rPr>
-        <w:t>--------------</w:t>
-      </w:r>
-      <w:r>
-        <w:rPr>
-          <w:rStyle w:val="Cuerpodeltexto3Espaciado3pto"/>
-          <w:b w:val="0"/>
-          <w:sz w:val="22"/>
-          <w:szCs w:val="22"/>
-          <w:lang w:val="es-MX"/>
-        </w:rPr>
-        <w:t>---</w:t>
-      </w:r>
-      <w:r>
-        <w:rPr>
-          <w:rStyle w:val="Cuerpodeltexto3Espaciado3pto"/>
-          <w:b w:val="0"/>
-          <w:sz w:val="22"/>
-          <w:szCs w:val="22"/>
-          <w:lang w:val="es-MX"/>
-        </w:rPr>
-        <w:t>-</w:t>
-      </w:r>
-      <w:r>
-        <w:rPr>
-          <w:rFonts w:ascii="Arial" w:hAnsi="Arial" w:cs="Arial"/>
-          <w:sz w:val="22"/>
-          <w:szCs w:val="22"/>
-        </w:rPr>
-        <w:t>Advertidos ampliamente de las sanciones en que incurren las personas que se producen con falsedad ante Notario Público en los términos del Artículo 108 ciento ocho, de la Ley del Notariado en vigor, los contratantes a sus generales me manifestaron</w:t>
-      </w:r>
-      <w:r>
-        <w:rPr>
-          <w:rFonts w:ascii="Arial" w:hAnsi="Arial" w:cs="Arial"/>
-          <w:sz w:val="22"/>
-          <w:szCs w:val="22"/>
-        </w:rPr>
-        <w:t>:</w:t>
-      </w:r>
-      <w:r>
-        <w:rPr>
-          <w:rFonts w:ascii="Arial" w:hAnsi="Arial" w:cs="Arial"/>
-          <w:sz w:val="22"/>
-          <w:szCs w:val="22"/>
-        </w:rPr>
-        <w:t xml:space="preserve"> - - - - - - - - - - - - - - - - - - - - - - - - - - - - - - - - - - - - </w:t>
-      </w:r>
-      <w:r>
-        <w:rPr>
-          <w:rFonts w:ascii="Arial" w:hAnsi="Arial" w:cs="Arial"/>
-          <w:sz w:val="22"/>
-          <w:szCs w:val="22"/>
-        </w:rPr>
-        <w:t xml:space="preserve">- </w:t>
-      </w:r>
-      <w:r>
-        <w:rPr>
-          <w:rFonts w:ascii="Arial" w:hAnsi="Arial" w:cs="Arial"/>
-          <w:sz w:val="22"/>
-          <w:szCs w:val="22"/>
-        </w:rPr>
-        <w:t>- - - - - - - -</w:t>
-      </w:r>
-      <w:r>
-        <w:rPr>
-          <w:rFonts w:ascii="Arial" w:hAnsi="Arial" w:cs="Arial"/>
-          <w:sz w:val="22"/>
-          <w:szCs w:val="22"/>
-        </w:rPr>
-        <w:t xml:space="preserve"> </w:t>
-      </w:r>
-      <w:bookmarkStart w:id="0" w:name="_Hlk171069379"/>
-      <w:r>
-        <w:rPr>
-          <w:rFonts w:ascii="Arial" w:hAnsi="Arial" w:cs="Arial"/>
-          <w:sz w:val="22"/>
-          <w:szCs w:val="22"/>
-        </w:rPr>
-        <w:t xml:space="preserve">- - - a).- </w:t>
-      </w:r>
-      <w:r>
-        <w:rPr>
-          <w:sz w:val="22"/>
-          <w:szCs w:val="22"/>
-        </w:rPr>
-        <w:t xml:space="preserve"> </w:t>
-      </w:r>
-      <w:r>
-        <w:rPr>
-          <w:rFonts w:ascii="Arial" w:hAnsi="Arial" w:cs="Arial"/>
-          <w:sz w:val="22"/>
-          <w:szCs w:val="22"/>
-        </w:rPr>
-        <w:t xml:space="preserve">El señor </w:t>
-      </w:r>
-      <w:r>
-        <w:rPr>
-          <w:rStyle w:val="spellingerror"/>
+        <w:t>}}</w:t>
+      </w:r>
+      <w:r>
+        <w:rPr>
           <w:rFonts w:ascii="Arial" w:hAnsi="Arial" w:cs="Arial"/>
           <w:b/>
           <w:bCs/>
@@ -5282,551 +4823,605 @@
           <w:szCs w:val="22"/>
           <w:u w:val="single"/>
         </w:rPr>
-        <w:t>MAURICIO CARRASCO BRIHUEGA</w:t>
-      </w:r>
-      <w:r>
-        <w:rPr>
-          <w:rFonts w:ascii="Arial" w:hAnsi="Arial" w:cs="Arial"/>
-          <w:b/>
-          <w:sz w:val="22"/>
-          <w:szCs w:val="22"/>
-          <w:u w:val="single"/>
-        </w:rPr>
         <w:t>,</w:t>
       </w:r>
       <w:r>
-        <w:rPr>
-          <w:rStyle w:val="apple-converted-space"/>
-          <w:rFonts w:ascii="Arial" w:hAnsi="Arial" w:cs="Arial"/>
-          <w:sz w:val="22"/>
-          <w:szCs w:val="22"/>
-        </w:rPr>
-        <w:t xml:space="preserve"> ser originario</w:t>
-      </w:r>
-      <w:r>
-        <w:rPr>
-          <w:rStyle w:val="apple-converted-space"/>
-          <w:rFonts w:ascii="Arial" w:hAnsi="Arial" w:cs="Arial"/>
-          <w:sz w:val="22"/>
-          <w:szCs w:val="22"/>
-        </w:rPr>
-        <w:t xml:space="preserve"> de </w:t>
-      </w:r>
-      <w:r>
-        <w:rPr>
-          <w:rStyle w:val="apple-converted-space"/>
-          <w:rFonts w:ascii="Arial" w:hAnsi="Arial" w:cs="Arial"/>
-          <w:sz w:val="22"/>
-          <w:szCs w:val="22"/>
-        </w:rPr>
-        <w:t>Tepeapulco</w:t>
-      </w:r>
-      <w:r>
-        <w:rPr>
-          <w:rStyle w:val="apple-converted-space"/>
-          <w:rFonts w:ascii="Arial" w:hAnsi="Arial" w:cs="Arial"/>
-          <w:sz w:val="22"/>
-          <w:szCs w:val="22"/>
-        </w:rPr>
-        <w:t xml:space="preserve">, Estado de </w:t>
-      </w:r>
-      <w:r>
-        <w:rPr>
-          <w:rStyle w:val="apple-converted-space"/>
-          <w:rFonts w:ascii="Arial" w:hAnsi="Arial" w:cs="Arial"/>
-          <w:sz w:val="22"/>
-          <w:szCs w:val="22"/>
-        </w:rPr>
-        <w:t>Hidalgo</w:t>
-      </w:r>
-      <w:r>
-        <w:rPr>
-          <w:rStyle w:val="apple-converted-space"/>
-          <w:rFonts w:ascii="Arial" w:hAnsi="Arial" w:cs="Arial"/>
-          <w:sz w:val="22"/>
-          <w:szCs w:val="22"/>
-        </w:rPr>
-        <w:t xml:space="preserve"> y vecino</w:t>
-      </w:r>
-      <w:r>
-        <w:rPr>
-          <w:rStyle w:val="apple-converted-space"/>
-          <w:rFonts w:ascii="Arial" w:hAnsi="Arial" w:cs="Arial"/>
-          <w:sz w:val="22"/>
-          <w:szCs w:val="22"/>
-        </w:rPr>
-        <w:t xml:space="preserve"> de </w:t>
-      </w:r>
-      <w:r>
-        <w:rPr>
-          <w:rStyle w:val="apple-converted-space"/>
-          <w:rFonts w:ascii="Arial" w:hAnsi="Arial" w:cs="Arial"/>
-          <w:sz w:val="22"/>
-          <w:szCs w:val="22"/>
-        </w:rPr>
-        <w:t>Pachuca de Soto, E</w:t>
-      </w:r>
-      <w:r>
-        <w:rPr>
-          <w:rStyle w:val="apple-converted-space"/>
-          <w:rFonts w:ascii="Arial" w:hAnsi="Arial" w:cs="Arial"/>
-          <w:sz w:val="22"/>
-          <w:szCs w:val="22"/>
-        </w:rPr>
-        <w:t xml:space="preserve">stado de Hidalgo, con domicilio en la </w:t>
-      </w:r>
-      <w:r>
-        <w:rPr>
-          <w:rStyle w:val="apple-converted-space"/>
-          <w:rFonts w:ascii="Arial" w:hAnsi="Arial" w:cs="Arial"/>
-          <w:sz w:val="22"/>
-          <w:szCs w:val="22"/>
-        </w:rPr>
-        <w:t>Avenida de la Plata</w:t>
-      </w:r>
-      <w:r>
-        <w:rPr>
-          <w:rStyle w:val="apple-converted-space"/>
-          <w:rFonts w:ascii="Arial" w:hAnsi="Arial" w:cs="Arial"/>
-          <w:sz w:val="22"/>
-          <w:szCs w:val="22"/>
-        </w:rPr>
-        <w:t xml:space="preserve">, </w:t>
-      </w:r>
-      <w:r>
-        <w:rPr>
-          <w:rStyle w:val="apple-converted-space"/>
-          <w:rFonts w:ascii="Arial" w:hAnsi="Arial" w:cs="Arial"/>
-          <w:sz w:val="22"/>
-          <w:szCs w:val="22"/>
-        </w:rPr>
-        <w:t>número</w:t>
-      </w:r>
-      <w:r>
-        <w:rPr>
-          <w:rStyle w:val="apple-converted-space"/>
-          <w:rFonts w:ascii="Arial" w:hAnsi="Arial" w:cs="Arial"/>
-          <w:sz w:val="22"/>
-          <w:szCs w:val="22"/>
-        </w:rPr>
-        <w:t xml:space="preserve"> 102 A, Edificio E, Departamento 102</w:t>
-      </w:r>
-      <w:r>
-        <w:rPr>
-          <w:rStyle w:val="apple-converted-space"/>
-          <w:rFonts w:ascii="Arial" w:hAnsi="Arial" w:cs="Arial"/>
-          <w:sz w:val="22"/>
-          <w:szCs w:val="22"/>
-        </w:rPr>
-        <w:t xml:space="preserve">, </w:t>
-      </w:r>
-      <w:r>
-        <w:rPr>
-          <w:rStyle w:val="apple-converted-space"/>
-          <w:rFonts w:ascii="Arial" w:hAnsi="Arial" w:cs="Arial"/>
-          <w:sz w:val="22"/>
-          <w:szCs w:val="22"/>
-        </w:rPr>
-        <w:t>Residencial Platino</w:t>
-      </w:r>
-      <w:r>
-        <w:rPr>
-          <w:rStyle w:val="apple-converted-space"/>
-          <w:rFonts w:ascii="Arial" w:hAnsi="Arial" w:cs="Arial"/>
-          <w:sz w:val="22"/>
-          <w:szCs w:val="22"/>
-        </w:rPr>
-        <w:t xml:space="preserve">, </w:t>
-      </w:r>
-      <w:r>
-        <w:rPr>
-          <w:rStyle w:val="apple-converted-space"/>
-          <w:rFonts w:ascii="Arial" w:hAnsi="Arial" w:cs="Arial"/>
-          <w:sz w:val="22"/>
-          <w:szCs w:val="22"/>
-        </w:rPr>
-        <w:t xml:space="preserve">Código Postal </w:t>
-      </w:r>
-      <w:r>
-        <w:rPr>
-          <w:rStyle w:val="apple-converted-space"/>
-          <w:rFonts w:ascii="Arial" w:hAnsi="Arial" w:cs="Arial"/>
-          <w:sz w:val="22"/>
-          <w:szCs w:val="22"/>
-        </w:rPr>
-        <w:t>4</w:t>
-      </w:r>
-      <w:r>
-        <w:rPr>
-          <w:rStyle w:val="apple-converted-space"/>
-          <w:rFonts w:ascii="Arial" w:hAnsi="Arial" w:cs="Arial"/>
-          <w:sz w:val="22"/>
-          <w:szCs w:val="22"/>
-        </w:rPr>
-        <w:t>2084</w:t>
-      </w:r>
-      <w:r>
-        <w:rPr>
-          <w:rStyle w:val="apple-converted-space"/>
-          <w:rFonts w:ascii="Arial" w:hAnsi="Arial" w:cs="Arial"/>
-          <w:sz w:val="22"/>
-          <w:szCs w:val="22"/>
-        </w:rPr>
-        <w:t xml:space="preserve">, con fecha de nacimiento el día </w:t>
-      </w:r>
-      <w:r>
-        <w:rPr>
-          <w:rStyle w:val="apple-converted-space"/>
-          <w:rFonts w:ascii="Arial" w:hAnsi="Arial" w:cs="Arial"/>
-          <w:sz w:val="22"/>
-          <w:szCs w:val="22"/>
-        </w:rPr>
-        <w:t>08 ocho</w:t>
-      </w:r>
-      <w:r>
-        <w:rPr>
-          <w:rStyle w:val="apple-converted-space"/>
-          <w:rFonts w:ascii="Arial" w:hAnsi="Arial" w:cs="Arial"/>
-          <w:sz w:val="22"/>
-          <w:szCs w:val="22"/>
-        </w:rPr>
-        <w:t xml:space="preserve"> de </w:t>
-      </w:r>
-      <w:r>
-        <w:rPr>
-          <w:rStyle w:val="apple-converted-space"/>
-          <w:rFonts w:ascii="Arial" w:hAnsi="Arial" w:cs="Arial"/>
-          <w:sz w:val="22"/>
-          <w:szCs w:val="22"/>
-        </w:rPr>
-        <w:t>marzo</w:t>
-      </w:r>
-      <w:r>
-        <w:rPr>
-          <w:rStyle w:val="apple-converted-space"/>
-          <w:rFonts w:ascii="Arial" w:hAnsi="Arial" w:cs="Arial"/>
-          <w:sz w:val="22"/>
-          <w:szCs w:val="22"/>
-        </w:rPr>
-        <w:t xml:space="preserve"> de </w:t>
-      </w:r>
-      <w:r>
-        <w:rPr>
-          <w:rStyle w:val="apple-converted-space"/>
-          <w:rFonts w:ascii="Arial" w:hAnsi="Arial" w:cs="Arial"/>
-          <w:sz w:val="22"/>
-          <w:szCs w:val="22"/>
-        </w:rPr>
-        <w:t>1971</w:t>
-      </w:r>
-      <w:r>
-        <w:rPr>
-          <w:rStyle w:val="apple-converted-space"/>
-          <w:rFonts w:ascii="Arial" w:hAnsi="Arial" w:cs="Arial"/>
-          <w:sz w:val="22"/>
-          <w:szCs w:val="22"/>
-        </w:rPr>
-        <w:t xml:space="preserve"> (mil novecientos </w:t>
-      </w:r>
-      <w:r>
-        <w:rPr>
-          <w:rStyle w:val="apple-converted-space"/>
-          <w:rFonts w:ascii="Arial" w:hAnsi="Arial" w:cs="Arial"/>
-          <w:sz w:val="22"/>
-          <w:szCs w:val="22"/>
-        </w:rPr>
-        <w:t>setenta y uno</w:t>
-      </w:r>
-      <w:r>
-        <w:rPr>
-          <w:rStyle w:val="apple-converted-space"/>
-          <w:rFonts w:ascii="Arial" w:hAnsi="Arial" w:cs="Arial"/>
-          <w:sz w:val="22"/>
-          <w:szCs w:val="22"/>
-        </w:rPr>
-        <w:t xml:space="preserve">) de </w:t>
-      </w:r>
-      <w:r>
-        <w:rPr>
-          <w:rStyle w:val="apple-converted-space"/>
-          <w:rFonts w:ascii="Arial" w:hAnsi="Arial" w:cs="Arial"/>
-          <w:sz w:val="22"/>
-          <w:szCs w:val="22"/>
-        </w:rPr>
-        <w:t>55 cincuenta y cinco</w:t>
-      </w:r>
-      <w:r>
-        <w:rPr>
-          <w:rStyle w:val="apple-converted-space"/>
-          <w:rFonts w:ascii="Arial" w:hAnsi="Arial" w:cs="Arial"/>
-          <w:sz w:val="22"/>
-          <w:szCs w:val="22"/>
-        </w:rPr>
-        <w:t xml:space="preserve"> años de edad, soltero</w:t>
-      </w:r>
-      <w:r>
-        <w:rPr>
-          <w:rStyle w:val="apple-converted-space"/>
-          <w:rFonts w:ascii="Arial" w:hAnsi="Arial" w:cs="Arial"/>
-          <w:sz w:val="22"/>
-          <w:szCs w:val="22"/>
-        </w:rPr>
-        <w:t xml:space="preserve">, de ocupación al </w:t>
-      </w:r>
-      <w:r>
-        <w:rPr>
-          <w:rStyle w:val="apple-converted-space"/>
-          <w:rFonts w:ascii="Arial" w:hAnsi="Arial" w:cs="Arial"/>
-          <w:sz w:val="22"/>
-          <w:szCs w:val="22"/>
-        </w:rPr>
-        <w:t>campo</w:t>
-      </w:r>
-      <w:r>
-        <w:rPr>
-          <w:rStyle w:val="apple-converted-space"/>
-          <w:rFonts w:ascii="Arial" w:hAnsi="Arial" w:cs="Arial"/>
-          <w:sz w:val="22"/>
-          <w:szCs w:val="22"/>
-        </w:rPr>
-        <w:t xml:space="preserve">, con Registro Federal de Contribuyentes número </w:t>
-      </w:r>
-      <w:r>
-        <w:rPr>
-          <w:rStyle w:val="apple-converted-space"/>
+        <w:t xml:space="preserve"> </w:t>
+      </w:r>
+      <w:r>
+        <w:rPr>
+          <w:rFonts w:ascii="Arial" w:hAnsi="Arial" w:cs="Arial"/>
+          <w:sz w:val="22"/>
+          <w:szCs w:val="22"/>
+        </w:rPr>
+        <w:t>manifiesta y garantiza a la parte</w:t>
+      </w:r>
+      <w:r>
+        <w:rPr>
+          <w:rFonts w:ascii="Arial" w:hAnsi="Arial" w:cs="Arial"/>
+          <w:sz w:val="22"/>
+          <w:szCs w:val="22"/>
+        </w:rPr>
+        <w:t xml:space="preserve"> </w:t>
+      </w:r>
+      <w:r>
+        <w:rPr>
+          <w:rFonts w:ascii="Arial" w:hAnsi="Arial" w:cs="Arial"/>
+          <w:sz w:val="22"/>
+          <w:szCs w:val="22"/>
+        </w:rPr>
+        <w:t>vendedora, para los efectos de las disposiciones contenidas en los artículos 400</w:t>
+      </w:r>
+      <w:r>
+        <w:rPr>
+          <w:rFonts w:ascii="Arial" w:hAnsi="Arial" w:cs="Arial"/>
+          <w:sz w:val="22"/>
+          <w:szCs w:val="22"/>
+        </w:rPr>
+        <w:t xml:space="preserve"> </w:t>
+      </w:r>
+      <w:r>
+        <w:rPr>
+          <w:rFonts w:ascii="Arial" w:hAnsi="Arial" w:cs="Arial"/>
+          <w:sz w:val="22"/>
+          <w:szCs w:val="22"/>
+        </w:rPr>
+        <w:t>y 400 bis, del Código Penal Federal, que los recursos utilizados para cubrir sus</w:t>
+      </w:r>
+      <w:r>
+        <w:rPr>
+          <w:rFonts w:ascii="Arial" w:hAnsi="Arial" w:cs="Arial"/>
+          <w:sz w:val="22"/>
+          <w:szCs w:val="22"/>
+        </w:rPr>
+        <w:t xml:space="preserve"> </w:t>
+      </w:r>
+      <w:r>
+        <w:rPr>
+          <w:rFonts w:ascii="Arial" w:hAnsi="Arial" w:cs="Arial"/>
+          <w:sz w:val="22"/>
+          <w:szCs w:val="22"/>
+        </w:rPr>
+        <w:t xml:space="preserve">obligaciones de pago de este </w:t>
+      </w:r>
+      <w:r>
+        <w:rPr>
+          <w:rFonts w:ascii="Arial" w:hAnsi="Arial" w:cs="Arial"/>
+          <w:sz w:val="22"/>
+          <w:szCs w:val="22"/>
+        </w:rPr>
+        <w:t>contrato</w:t>
+      </w:r>
+      <w:r>
+        <w:rPr>
+          <w:rFonts w:ascii="Arial" w:hAnsi="Arial" w:cs="Arial"/>
+          <w:sz w:val="22"/>
+          <w:szCs w:val="22"/>
+        </w:rPr>
+        <w:t xml:space="preserve"> son de origen licito y como consecuencia</w:t>
+      </w:r>
+      <w:r>
+        <w:rPr>
+          <w:rFonts w:ascii="Arial" w:hAnsi="Arial" w:cs="Arial"/>
+          <w:sz w:val="22"/>
+          <w:szCs w:val="22"/>
+        </w:rPr>
+        <w:t xml:space="preserve"> </w:t>
+      </w:r>
+      <w:r>
+        <w:rPr>
+          <w:rFonts w:ascii="Arial" w:hAnsi="Arial" w:cs="Arial"/>
+          <w:sz w:val="22"/>
+          <w:szCs w:val="22"/>
+        </w:rPr>
+        <w:t xml:space="preserve">de transacciones legales llevadas a cabo por la </w:t>
+      </w:r>
+      <w:r>
+        <w:rPr>
+          <w:rFonts w:ascii="Arial" w:hAnsi="Arial" w:cs="Arial"/>
+          <w:sz w:val="22"/>
+          <w:szCs w:val="22"/>
+        </w:rPr>
+        <w:t xml:space="preserve">parte </w:t>
+      </w:r>
+      <w:r>
+        <w:rPr>
+          <w:rFonts w:ascii="Arial" w:hAnsi="Arial" w:cs="Arial"/>
+          <w:sz w:val="22"/>
+          <w:szCs w:val="22"/>
+        </w:rPr>
+        <w:t>compradora.</w:t>
+      </w:r>
+      <w:r>
+        <w:rPr>
+          <w:rFonts w:ascii="Arial" w:hAnsi="Arial" w:cs="Arial"/>
+          <w:sz w:val="22"/>
+          <w:szCs w:val="22"/>
+        </w:rPr>
+        <w:t xml:space="preserve"> - - -</w:t>
+      </w:r>
+      <w:r>
+        <w:rPr>
+          <w:rFonts w:ascii="Arial" w:hAnsi="Arial" w:cs="Arial"/>
+          <w:sz w:val="22"/>
+          <w:szCs w:val="22"/>
+        </w:rPr>
+        <w:t xml:space="preserve"> - - - - - - - - - - - -</w:t>
+      </w:r>
+      <w:r>
+        <w:rPr>
+          <w:rFonts w:ascii="Arial" w:hAnsi="Arial" w:cs="Arial"/>
+          <w:sz w:val="22"/>
+          <w:szCs w:val="22"/>
+        </w:rPr>
+        <w:t xml:space="preserve"> - - - - - </w:t>
+      </w:r>
+      <w:r>
+        <w:rPr>
+          <w:rStyle w:val="Cuerpodeltexto51"/>
+          <w:sz w:val="22"/>
+          <w:szCs w:val="22"/>
+          <w:lang w:val="es-MX"/>
+        </w:rPr>
+        <w:t>CUARTA</w:t>
+      </w:r>
+      <w:r>
+        <w:rPr>
+          <w:rFonts w:ascii="Arial" w:hAnsi="Arial" w:cs="Arial"/>
+          <w:sz w:val="22"/>
+          <w:szCs w:val="22"/>
+        </w:rPr>
+        <w:t xml:space="preserve">- - - - - - - - - - - - - - - - - - - - - </w:t>
+      </w:r>
+      <w:r>
+        <w:rPr>
+          <w:rFonts w:ascii="Arial" w:hAnsi="Arial" w:cs="Arial"/>
+          <w:sz w:val="22"/>
+          <w:szCs w:val="22"/>
+        </w:rPr>
+        <w:t xml:space="preserve">- </w:t>
+      </w:r>
+      <w:r>
+        <w:rPr>
+          <w:rFonts w:ascii="Arial" w:hAnsi="Arial" w:cs="Arial"/>
+          <w:sz w:val="22"/>
+          <w:szCs w:val="22"/>
+        </w:rPr>
+        <w:t>-</w:t>
+      </w:r>
+      <w:r>
+        <w:rPr>
+          <w:rFonts w:ascii="Arial" w:hAnsi="Arial" w:cs="Arial"/>
+          <w:sz w:val="22"/>
+          <w:szCs w:val="22"/>
+        </w:rPr>
+        <w:t xml:space="preserve"> </w:t>
+      </w:r>
+      <w:r>
+        <w:rPr>
+          <w:rFonts w:ascii="Arial" w:hAnsi="Arial" w:cs="Arial"/>
+          <w:sz w:val="22"/>
+          <w:szCs w:val="22"/>
+        </w:rPr>
+        <w:t xml:space="preserve">- - </w:t>
+      </w:r>
+      <w:r>
+        <w:rPr>
+          <w:rFonts w:ascii="Arial" w:hAnsi="Arial" w:cs="Arial"/>
+          <w:sz w:val="22"/>
+          <w:szCs w:val="22"/>
+        </w:rPr>
+        <w:t xml:space="preserve">- </w:t>
+      </w:r>
+      <w:r>
+        <w:rPr>
+          <w:rFonts w:ascii="Arial" w:hAnsi="Arial" w:cs="Arial"/>
+          <w:sz w:val="22"/>
+          <w:szCs w:val="22"/>
+        </w:rPr>
+        <w:t xml:space="preserve">Para efectos de lo dispuesto por la Ley Federal para la Prevención e Identificación de Operaciones con Recursos de Procedencia Ilícita los otorgantes manifiestan que el otorgamiento del presente instrumento no implica el establecimiento de una relación de negocios, por tratarse de un acto u operación </w:t>
+      </w:r>
+      <w:r>
+        <w:rPr>
+          <w:rFonts w:ascii="Arial" w:hAnsi="Arial" w:cs="Arial"/>
+          <w:sz w:val="22"/>
+          <w:szCs w:val="22"/>
+        </w:rPr>
+        <w:lastRenderedPageBreak/>
+        <w:t xml:space="preserve">que se celebra ocasionalmente y no como producto de una relación formal y cotidiana entre el suscrito notario y los otorgantes.- - - - - - - - - - - - - - - - - - - - - - - - - - - - - </w:t>
+      </w:r>
+      <w:r>
+        <w:rPr>
+          <w:rFonts w:ascii="Arial" w:hAnsi="Arial" w:cs="Arial"/>
+          <w:sz w:val="22"/>
+          <w:szCs w:val="22"/>
+        </w:rPr>
+        <w:t xml:space="preserve">- - </w:t>
+      </w:r>
+      <w:r>
+        <w:rPr>
+          <w:rFonts w:ascii="Arial" w:hAnsi="Arial" w:cs="Arial"/>
+          <w:sz w:val="22"/>
+          <w:szCs w:val="22"/>
+        </w:rPr>
+        <w:t>- - - - - - - - - - -</w:t>
+      </w:r>
+      <w:r>
+        <w:rPr>
+          <w:rFonts w:ascii="Arial" w:hAnsi="Arial" w:cs="Arial"/>
+          <w:sz w:val="22"/>
+          <w:szCs w:val="22"/>
+        </w:rPr>
+        <w:t xml:space="preserve"> </w:t>
+      </w:r>
+      <w:r>
+        <w:rPr>
           <w:rFonts w:ascii="Arial" w:hAnsi="Arial" w:cs="Arial"/>
           <w:b/>
           <w:bCs/>
           <w:sz w:val="22"/>
           <w:szCs w:val="22"/>
-        </w:rPr>
-        <w:t>"</w:t>
-      </w:r>
-      <w:r>
-        <w:rPr>
-          <w:rStyle w:val="apple-converted-space"/>
+          <w:u w:val="single"/>
+        </w:rPr>
+        <w:t>Q    U    I    N    T   A</w:t>
+      </w:r>
+      <w:r>
+        <w:rPr>
+          <w:rFonts w:ascii="Arial" w:hAnsi="Arial" w:cs="Arial"/>
+          <w:sz w:val="22"/>
+          <w:szCs w:val="22"/>
+        </w:rPr>
+        <w:t xml:space="preserve"> - - - - - - - - - - - - - - - - - - - - - - - -</w:t>
+      </w:r>
+      <w:r>
+        <w:rPr>
+          <w:rFonts w:ascii="Arial" w:hAnsi="Arial" w:cs="Arial"/>
+          <w:sz w:val="22"/>
+          <w:szCs w:val="22"/>
+        </w:rPr>
+        <w:t xml:space="preserve"> - </w:t>
+      </w:r>
+      <w:r>
+        <w:rPr>
+          <w:rFonts w:ascii="Arial" w:hAnsi="Arial" w:cs="Arial"/>
+          <w:sz w:val="22"/>
+          <w:szCs w:val="22"/>
+        </w:rPr>
+        <w:t xml:space="preserve">- </w:t>
+      </w:r>
+      <w:r>
+        <w:rPr>
+          <w:rFonts w:ascii="Arial" w:hAnsi="Arial" w:cs="Arial"/>
+          <w:sz w:val="22"/>
+          <w:szCs w:val="22"/>
+        </w:rPr>
+        <w:t>Los contratantes convienen y reconocen que en este contrato de compra venta, no existe vicio alguno del consentimiento, ni se enriquece ninguno de ellos en detrimento del otro en forma ilícita, razón por la cual renuncian expresamente a las acciones de nulidad o rescisión de este contrato; obligándose en este acto la parte vendedora a responder siempre en favor de la parte compradora, respecto al saneamiento y la evicción de esta venta en los términos que marca la ley, y queda expresamente convenido que serán por cuenta exclusiva de la parte vendedora cualquier adeudo o responsabilidad a cargo del inmueble objeto de esta escritura, que sean anteriores a la fecha de este otorgamiento.- - - - - - - - - - - - - - - - - - - - - -</w:t>
+      </w:r>
+      <w:r>
+        <w:rPr>
+          <w:rFonts w:ascii="Arial" w:hAnsi="Arial" w:cs="Arial"/>
+          <w:sz w:val="22"/>
+          <w:szCs w:val="22"/>
+        </w:rPr>
+        <w:t xml:space="preserve"> -</w:t>
+      </w:r>
+      <w:r>
+        <w:rPr>
+          <w:rFonts w:ascii="Arial" w:hAnsi="Arial" w:cs="Arial"/>
+          <w:sz w:val="22"/>
+          <w:szCs w:val="22"/>
+        </w:rPr>
+        <w:t xml:space="preserve"> </w:t>
+      </w:r>
+      <w:r>
+        <w:rPr>
+          <w:rFonts w:ascii="Arial" w:hAnsi="Arial" w:cs="Arial"/>
+          <w:sz w:val="22"/>
+          <w:szCs w:val="22"/>
+        </w:rPr>
+        <w:t xml:space="preserve">- - - - </w:t>
+      </w:r>
+      <w:r>
+        <w:rPr>
+          <w:rFonts w:ascii="Arial" w:hAnsi="Arial" w:cs="Arial"/>
+          <w:sz w:val="22"/>
+          <w:szCs w:val="22"/>
+        </w:rPr>
+        <w:t xml:space="preserve">- - - </w:t>
+      </w:r>
+      <w:r>
+        <w:rPr>
           <w:rFonts w:ascii="Arial" w:hAnsi="Arial" w:cs="Arial"/>
           <w:b/>
           <w:bCs/>
           <w:sz w:val="22"/>
           <w:szCs w:val="22"/>
-        </w:rPr>
-        <w:t>CABM710308</w:t>
-      </w:r>
-      <w:r>
-        <w:rPr>
-          <w:rStyle w:val="apple-converted-space"/>
+          <w:u w:val="single"/>
+        </w:rPr>
+        <w:t>S   E   X   T   A</w:t>
+      </w:r>
+      <w:r>
+        <w:rPr>
+          <w:rFonts w:ascii="Arial" w:hAnsi="Arial" w:cs="Arial"/>
+          <w:sz w:val="22"/>
+          <w:szCs w:val="22"/>
+        </w:rPr>
+        <w:t xml:space="preserve"> - - - - - - - </w:t>
+      </w:r>
+      <w:r>
+        <w:rPr>
+          <w:rFonts w:ascii="Arial" w:hAnsi="Arial" w:cs="Arial"/>
+          <w:sz w:val="22"/>
+          <w:szCs w:val="22"/>
+        </w:rPr>
+        <w:t>- - - - - - - - - - - - - - - - - -</w:t>
+      </w:r>
+      <w:r>
+        <w:rPr>
+          <w:rFonts w:ascii="Arial" w:hAnsi="Arial" w:cs="Arial"/>
+          <w:sz w:val="22"/>
+          <w:szCs w:val="22"/>
+        </w:rPr>
+        <w:t xml:space="preserve"> - - </w:t>
+      </w:r>
+      <w:r>
+        <w:rPr>
+          <w:rFonts w:ascii="Arial" w:hAnsi="Arial" w:cs="Arial"/>
+          <w:sz w:val="22"/>
+          <w:szCs w:val="22"/>
+        </w:rPr>
+        <w:t xml:space="preserve">Las partes contratantes declaran saber que el pago de los impuestos originados por el presente otorgamiento están sujetos a revisión por parte de las autoridades fiscales, por lo que si existiere alguna diferencia a su cargo, se obligan a cubrirla tan pronto como les sea notificada, inclusive con los recargos y multas que se impongan por falta de pago oportuno, liberando en consecuencia al suscrito notario de cualquier responsabilidad al respecto.- - - - - - - - - - - - - - - - - - - - - - - - - - - - </w:t>
+      </w:r>
+      <w:r>
+        <w:rPr>
+          <w:rFonts w:ascii="Arial" w:hAnsi="Arial" w:cs="Arial"/>
+          <w:sz w:val="22"/>
+          <w:szCs w:val="22"/>
+        </w:rPr>
+        <w:t xml:space="preserve">- - </w:t>
+      </w:r>
+      <w:r>
+        <w:rPr>
+          <w:rFonts w:ascii="Arial" w:hAnsi="Arial" w:cs="Arial"/>
+          <w:sz w:val="22"/>
+          <w:szCs w:val="22"/>
+        </w:rPr>
+        <w:t>- - - - - -</w:t>
+      </w:r>
+      <w:r>
+        <w:rPr>
+          <w:rFonts w:ascii="Arial" w:hAnsi="Arial" w:cs="Arial"/>
+          <w:sz w:val="22"/>
+          <w:szCs w:val="22"/>
+        </w:rPr>
+        <w:t xml:space="preserve"> </w:t>
+      </w:r>
+      <w:r>
+        <w:rPr>
           <w:rFonts w:ascii="Arial" w:hAnsi="Arial" w:cs="Arial"/>
           <w:b/>
           <w:bCs/>
           <w:sz w:val="22"/>
           <w:szCs w:val="22"/>
-        </w:rPr>
-        <w:t>",</w:t>
-      </w:r>
-      <w:r>
-        <w:rPr>
-          <w:rStyle w:val="apple-converted-space"/>
-          <w:rFonts w:ascii="Arial" w:hAnsi="Arial" w:cs="Arial"/>
-          <w:sz w:val="22"/>
-          <w:szCs w:val="22"/>
-        </w:rPr>
-        <w:t xml:space="preserve"> manifiesta no causar el pago del Impuesto Sobre la Renta, con Clave Única de Registro de Población número </w:t>
-      </w:r>
-      <w:r>
-        <w:rPr>
-          <w:rStyle w:val="apple-converted-space"/>
+          <w:u w:val="single"/>
+        </w:rPr>
+        <w:t>S   E   P   T   I   M   A</w:t>
+      </w:r>
+      <w:r>
+        <w:rPr>
+          <w:rFonts w:ascii="Arial" w:hAnsi="Arial" w:cs="Arial"/>
+          <w:sz w:val="22"/>
+          <w:szCs w:val="22"/>
+        </w:rPr>
+        <w:t xml:space="preserve"> - - - - - - - - - - - - - - - - - - - - - - -</w:t>
+      </w:r>
+      <w:r>
+        <w:rPr>
+          <w:rFonts w:ascii="Arial" w:hAnsi="Arial" w:cs="Arial"/>
+          <w:sz w:val="22"/>
+          <w:szCs w:val="22"/>
+        </w:rPr>
+        <w:t xml:space="preserve"> - </w:t>
+      </w:r>
+      <w:r>
+        <w:rPr>
+          <w:rFonts w:ascii="Arial" w:hAnsi="Arial" w:cs="Arial"/>
+          <w:sz w:val="22"/>
+          <w:szCs w:val="22"/>
+        </w:rPr>
+        <w:t xml:space="preserve">- </w:t>
+      </w:r>
+      <w:r>
+        <w:rPr>
+          <w:rFonts w:ascii="Arial" w:hAnsi="Arial" w:cs="Arial"/>
+          <w:sz w:val="22"/>
+          <w:szCs w:val="22"/>
+        </w:rPr>
+        <w:t>Declara la parte vendedora, respecto al Impuesto sobre la renta por enajenación de bienes, enterará el pago provisional de conformidad con la liquidación que contiene la información relativa a la determinación del cálculo del impuesto, de la que un ejemplar entregué a la parte vendedora, quien en otro ejemplar igual firmó de recibido, y que agrego al apéndice de este instrumento con la letra “B”.- - - - - - - - - - - - - - - - - - - - - - - - - - - - - - - - - - - - - - - - - - - - - - - - - - - - - - - - - - - - - - - -</w:t>
+      </w:r>
+      <w:r>
+        <w:rPr>
+          <w:rFonts w:ascii="Arial" w:hAnsi="Arial" w:cs="Arial"/>
+          <w:sz w:val="22"/>
+          <w:szCs w:val="22"/>
+        </w:rPr>
+        <w:t xml:space="preserve"> - -</w:t>
+      </w:r>
+      <w:r>
+        <w:rPr>
+          <w:rFonts w:ascii="Arial" w:hAnsi="Arial" w:cs="Arial"/>
+          <w:sz w:val="22"/>
+          <w:szCs w:val="22"/>
+        </w:rPr>
+        <w:t xml:space="preserve"> - - - - - </w:t>
+      </w:r>
+      <w:r>
+        <w:rPr>
           <w:rFonts w:ascii="Arial" w:hAnsi="Arial" w:cs="Arial"/>
           <w:b/>
           <w:bCs/>
           <w:sz w:val="22"/>
           <w:szCs w:val="22"/>
-        </w:rPr>
-        <w:t>"</w:t>
-      </w:r>
-      <w:r>
-        <w:rPr>
-          <w:rStyle w:val="apple-converted-space"/>
+          <w:u w:val="single"/>
+        </w:rPr>
+        <w:t>O C T A V A</w:t>
+      </w:r>
+      <w:r>
+        <w:rPr>
+          <w:rFonts w:ascii="Arial" w:hAnsi="Arial" w:cs="Arial"/>
+          <w:sz w:val="22"/>
+          <w:szCs w:val="22"/>
+        </w:rPr>
+        <w:t xml:space="preserve"> - - - - - - - - - - - - - - - - - - - - - - - - - - -</w:t>
+      </w:r>
+      <w:r>
+        <w:rPr>
+          <w:rFonts w:ascii="Arial" w:hAnsi="Arial" w:cs="Arial"/>
+          <w:sz w:val="22"/>
+          <w:szCs w:val="22"/>
+        </w:rPr>
+        <w:t xml:space="preserve"> - </w:t>
+      </w:r>
+      <w:r>
+        <w:rPr>
+          <w:rFonts w:ascii="Arial" w:hAnsi="Arial" w:cs="Arial"/>
+          <w:sz w:val="22"/>
+          <w:szCs w:val="22"/>
+        </w:rPr>
+        <w:t xml:space="preserve">Las partes contratantes convienen en someterse para toda interpretación, cumplimiento y ejecución de lo pactado en este contrato, con la renuncia expresa del fuero de sus domicilios presentes o futuros, a las leyes del Estado de Hidalgo, y a los tribunales competentes del Estado de Hidalgo.- - - - - - - - - - - - - - - - - - - - - - - - - - - - - - - - - - - - - - - </w:t>
+      </w:r>
+      <w:r>
+        <w:rPr>
+          <w:rFonts w:ascii="Arial" w:hAnsi="Arial" w:cs="Arial"/>
+          <w:sz w:val="22"/>
+          <w:szCs w:val="22"/>
+        </w:rPr>
+        <w:t xml:space="preserve">- </w:t>
+      </w:r>
+      <w:r>
+        <w:rPr>
+          <w:rFonts w:ascii="Arial" w:hAnsi="Arial" w:cs="Arial"/>
+          <w:sz w:val="22"/>
+          <w:szCs w:val="22"/>
+        </w:rPr>
+        <w:t xml:space="preserve">- - </w:t>
+      </w:r>
+      <w:r>
+        <w:rPr>
+          <w:rFonts w:ascii="Arial" w:hAnsi="Arial" w:cs="Arial"/>
+          <w:sz w:val="22"/>
+          <w:szCs w:val="22"/>
+        </w:rPr>
+        <w:t xml:space="preserve">- </w:t>
+      </w:r>
+      <w:r>
+        <w:rPr>
           <w:rFonts w:ascii="Arial" w:hAnsi="Arial" w:cs="Arial"/>
           <w:b/>
           <w:bCs/>
           <w:sz w:val="22"/>
           <w:szCs w:val="22"/>
-        </w:rPr>
-        <w:t>CABM710308HHGRRR05</w:t>
-      </w:r>
-      <w:r>
-        <w:rPr>
-          <w:rStyle w:val="apple-converted-space"/>
+          <w:u w:val="single"/>
+        </w:rPr>
+        <w:t>N O V E N A</w:t>
+      </w:r>
+      <w:r>
+        <w:rPr>
+          <w:rFonts w:ascii="Arial" w:hAnsi="Arial" w:cs="Arial"/>
+          <w:sz w:val="22"/>
+          <w:szCs w:val="22"/>
+        </w:rPr>
+        <w:t xml:space="preserve"> - - - - - - - - - - - - - - - - - - - - - - - - - - - - Los gastos, impuestos, derechos y honorarios que en general se eroguen con motivo del otorgamiento de esta escritura, hasta inscribir su primer testimonio en el Registro Público de la Propiedad y Comercio, correspondiente serán cubiertos en forma exclusiva por la parte compradora, a excepción del impuesto Sobre la Renta, que por ley lo cubre la parte vendedora.- - - - - - - - - - - - - - - - - - - - - - - - - - - - -</w:t>
+      </w:r>
+      <w:r>
+        <w:rPr>
+          <w:rFonts w:ascii="Arial" w:hAnsi="Arial" w:cs="Arial"/>
+          <w:sz w:val="22"/>
+          <w:szCs w:val="22"/>
+        </w:rPr>
+        <w:t xml:space="preserve"> </w:t>
+      </w:r>
+      <w:r>
+        <w:rPr>
+          <w:rFonts w:ascii="Arial" w:hAnsi="Arial" w:cs="Arial"/>
+          <w:sz w:val="22"/>
+          <w:szCs w:val="22"/>
+        </w:rPr>
+        <w:t>- - - - - - - - -</w:t>
+      </w:r>
+      <w:r>
+        <w:rPr>
+          <w:rFonts w:ascii="Arial" w:hAnsi="Arial" w:cs="Arial"/>
+          <w:sz w:val="22"/>
+          <w:szCs w:val="22"/>
+        </w:rPr>
+        <w:t xml:space="preserve"> - - - </w:t>
+      </w:r>
+      <w:r>
+        <w:rPr>
+          <w:rFonts w:ascii="Arial" w:hAnsi="Arial" w:cs="Arial"/>
+          <w:sz w:val="22"/>
+          <w:szCs w:val="22"/>
+        </w:rPr>
+        <w:t xml:space="preserve">- </w:t>
+      </w:r>
+      <w:r>
+        <w:rPr>
           <w:rFonts w:ascii="Arial" w:hAnsi="Arial" w:cs="Arial"/>
           <w:b/>
           <w:bCs/>
           <w:sz w:val="22"/>
           <w:szCs w:val="22"/>
-        </w:rPr>
-        <w:t>",</w:t>
-      </w:r>
-      <w:r>
-        <w:rPr>
-          <w:rStyle w:val="apple-converted-space"/>
-          <w:rFonts w:ascii="Arial" w:hAnsi="Arial" w:cs="Arial"/>
-          <w:sz w:val="22"/>
-          <w:szCs w:val="22"/>
-        </w:rPr>
-        <w:t xml:space="preserve"> de nacionalidad mexicana, misma que conserva y declara saber firmar; quien se identifica con credencial para votar con fotografía con número de folio "</w:t>
-      </w:r>
-      <w:r>
-        <w:rPr>
-          <w:rStyle w:val="apple-converted-space"/>
-          <w:rFonts w:ascii="Arial" w:hAnsi="Arial" w:cs="Arial"/>
-          <w:sz w:val="22"/>
-          <w:szCs w:val="22"/>
-        </w:rPr>
-        <w:t>0940056358247</w:t>
-      </w:r>
-      <w:r>
-        <w:rPr>
-          <w:rStyle w:val="apple-converted-space"/>
-          <w:rFonts w:ascii="Arial" w:hAnsi="Arial" w:cs="Arial"/>
-          <w:sz w:val="22"/>
-          <w:szCs w:val="22"/>
-        </w:rPr>
-        <w:t>”, expedida por el Instituto Nacional Electoral, de paso por esta ciudad</w:t>
-      </w:r>
-      <w:r>
-        <w:rPr>
-          <w:rFonts w:ascii="Arial" w:hAnsi="Arial" w:cs="Arial"/>
-          <w:bCs/>
-          <w:sz w:val="22"/>
-          <w:szCs w:val="22"/>
-        </w:rPr>
-        <w:t>.</w:t>
-      </w:r>
-      <w:r>
-        <w:rPr>
-          <w:rFonts w:ascii="Arial" w:hAnsi="Arial" w:cs="Arial"/>
-          <w:bCs/>
-          <w:sz w:val="22"/>
-          <w:szCs w:val="22"/>
-        </w:rPr>
-        <w:t xml:space="preserve"> </w:t>
-      </w:r>
-      <w:r>
-        <w:rPr>
-          <w:rFonts w:ascii="Arial" w:hAnsi="Arial" w:cs="Arial"/>
-          <w:bCs/>
-          <w:sz w:val="22"/>
-          <w:szCs w:val="22"/>
-        </w:rPr>
-        <w:t xml:space="preserve">- - </w:t>
-      </w:r>
-      <w:r>
-        <w:rPr>
-          <w:rFonts w:ascii="Arial" w:hAnsi="Arial" w:cs="Arial"/>
-          <w:sz w:val="22"/>
-          <w:szCs w:val="22"/>
-        </w:rPr>
-        <w:t xml:space="preserve">- </w:t>
-      </w:r>
-      <w:r>
-        <w:rPr>
-          <w:rFonts w:ascii="Arial" w:hAnsi="Arial" w:cs="Arial"/>
-          <w:sz w:val="22"/>
-          <w:szCs w:val="22"/>
-        </w:rPr>
-        <w:t xml:space="preserve">- </w:t>
-      </w:r>
-      <w:r>
-        <w:rPr>
-          <w:rFonts w:ascii="Arial" w:hAnsi="Arial" w:cs="Arial"/>
-          <w:sz w:val="22"/>
-          <w:szCs w:val="22"/>
-        </w:rPr>
-        <w:t>- -</w:t>
-      </w:r>
-      <w:r>
-        <w:rPr>
-          <w:rFonts w:ascii="Arial" w:hAnsi="Arial" w:cs="Arial"/>
-          <w:sz w:val="22"/>
-          <w:szCs w:val="22"/>
-        </w:rPr>
-        <w:t xml:space="preserve"> - - - - - - - - - - - - - - - - - - - - - - - - -</w:t>
-      </w:r>
-      <w:r>
-        <w:rPr>
-          <w:rFonts w:ascii="Arial" w:hAnsi="Arial" w:cs="Arial"/>
-          <w:sz w:val="22"/>
-          <w:szCs w:val="22"/>
-        </w:rPr>
-        <w:t xml:space="preserve"> </w:t>
-      </w:r>
-      <w:r>
-        <w:rPr>
-          <w:rFonts w:ascii="Arial" w:hAnsi="Arial" w:cs="Arial"/>
-          <w:sz w:val="22"/>
-          <w:szCs w:val="22"/>
-        </w:rPr>
-        <w:t xml:space="preserve">- </w:t>
-      </w:r>
-      <w:r>
-        <w:rPr>
-          <w:rFonts w:ascii="Arial" w:hAnsi="Arial" w:cs="Arial"/>
-          <w:sz w:val="22"/>
-          <w:szCs w:val="22"/>
-        </w:rPr>
-        <w:t xml:space="preserve">- - - - </w:t>
-      </w:r>
-      <w:bookmarkEnd w:id="0"/>
-      <w:r>
-        <w:rPr>
-          <w:rFonts w:ascii="Arial" w:hAnsi="Arial" w:cs="Arial"/>
-          <w:sz w:val="22"/>
-          <w:szCs w:val="22"/>
-        </w:rPr>
-        <w:t>b</w:t>
-      </w:r>
-      <w:r>
-        <w:rPr>
-          <w:rFonts w:ascii="Arial" w:hAnsi="Arial" w:cs="Arial"/>
-          <w:color w:val="auto"/>
-          <w:sz w:val="22"/>
-          <w:szCs w:val="22"/>
-        </w:rPr>
-        <w:t xml:space="preserve">).- </w:t>
-      </w:r>
-      <w:r>
-        <w:rPr>
-          <w:rFonts w:ascii="Arial" w:hAnsi="Arial" w:cs="Arial"/>
-          <w:color w:val="auto"/>
-          <w:sz w:val="22"/>
-          <w:szCs w:val="22"/>
-        </w:rPr>
-        <w:t>El señor</w:t>
-      </w:r>
-      <w:r>
-        <w:rPr>
-          <w:rFonts w:ascii="Arial" w:hAnsi="Arial" w:cs="Arial"/>
-          <w:color w:val="auto"/>
-          <w:sz w:val="22"/>
-          <w:szCs w:val="22"/>
-        </w:rPr>
-        <w:t xml:space="preserve"> </w:t>
-      </w:r>
-      <w:r>
-        <w:rPr>
-          <w:rStyle w:val="spellingerror"/>
+          <w:u w:val="single"/>
+        </w:rPr>
+        <w:t>D E C I M A</w:t>
+      </w:r>
+      <w:r>
+        <w:rPr>
+          <w:rFonts w:ascii="Arial" w:hAnsi="Arial" w:cs="Arial"/>
+          <w:sz w:val="22"/>
+          <w:szCs w:val="22"/>
+        </w:rPr>
+        <w:t xml:space="preserve"> - - - - - - - - - - - - -</w:t>
+      </w:r>
+      <w:r>
+        <w:rPr>
+          <w:rFonts w:ascii="Arial" w:hAnsi="Arial" w:cs="Arial"/>
+          <w:sz w:val="22"/>
+          <w:szCs w:val="22"/>
+        </w:rPr>
+        <w:t xml:space="preserve"> - - - - - - - - - - - - - - -</w:t>
+      </w:r>
+      <w:r>
+        <w:rPr>
+          <w:rFonts w:ascii="Arial" w:hAnsi="Arial" w:cs="Arial"/>
+          <w:sz w:val="22"/>
+          <w:szCs w:val="22"/>
+        </w:rPr>
+        <w:t xml:space="preserve"> </w:t>
+      </w:r>
+      <w:r>
+        <w:rPr>
+          <w:rFonts w:ascii="Arial" w:hAnsi="Arial" w:cs="Arial"/>
+          <w:sz w:val="22"/>
+          <w:szCs w:val="22"/>
+        </w:rPr>
+        <w:t xml:space="preserve">El Señor </w:t>
+      </w:r>
+      <w:r>
+        <w:rPr>
           <w:rFonts w:ascii="Arial" w:hAnsi="Arial" w:cs="Arial"/>
           <w:b/>
           <w:bCs/>
-          <w:color w:val="auto"/>
-          <w:sz w:val="22"/>
-          <w:szCs w:val="22"/>
-          <w:u w:val="single"/>
-        </w:rPr>
-        <w:t>CARMEN DAVID SOLIS HERNANDEZ</w:t>
-      </w:r>
-      <w:r>
-        <w:rPr>
+          <w:sz w:val="22"/>
+          <w:szCs w:val="22"/>
+        </w:rPr>
+        <w:t>{{</w:t>
+      </w:r>
+      <w:proofErr w:type="spellStart"/>
+      <w:r>
+        <w:rPr>
+          <w:rStyle w:val="spellingerror"/>
           <w:rFonts w:ascii="Arial" w:hAnsi="Arial" w:cs="Arial"/>
           <w:b/>
           <w:bCs/>
@@ -5835,20 +5430,1008 @@
           <w:szCs w:val="22"/>
           <w:u w:val="single"/>
         </w:rPr>
+        <w:t>comprador.nombre</w:t>
+      </w:r>
+      <w:proofErr w:type="spellEnd"/>
+      <w:r>
+        <w:rPr>
+          <w:rStyle w:val="spellingerror"/>
+          <w:rFonts w:ascii="Arial" w:hAnsi="Arial" w:cs="Arial"/>
+          <w:b/>
+          <w:bCs/>
+          <w:color w:val="auto"/>
+          <w:sz w:val="22"/>
+          <w:szCs w:val="22"/>
+          <w:u w:val="single"/>
+        </w:rPr>
+        <w:t>}}</w:t>
+      </w:r>
+      <w:r>
+        <w:rPr>
+          <w:rStyle w:val="spellingerror"/>
+          <w:rFonts w:ascii="Arial" w:hAnsi="Arial" w:cs="Arial"/>
+          <w:b/>
+          <w:bCs/>
+          <w:sz w:val="22"/>
+          <w:szCs w:val="22"/>
+          <w:u w:val="single"/>
+        </w:rPr>
         <w:t>,</w:t>
       </w:r>
       <w:r>
         <w:rPr>
-          <w:color w:val="auto"/>
-          <w:sz w:val="22"/>
-          <w:szCs w:val="22"/>
-        </w:rPr>
-        <w:t xml:space="preserve"> </w:t>
-      </w:r>
-      <w:r>
-        <w:rPr>
-          <w:rFonts w:ascii="Arial" w:hAnsi="Arial" w:cs="Arial"/>
+          <w:rFonts w:ascii="Arial" w:hAnsi="Arial" w:cs="Arial"/>
+          <w:sz w:val="22"/>
+          <w:szCs w:val="22"/>
+        </w:rPr>
+        <w:t xml:space="preserve"> que </w:t>
+      </w:r>
+      <w:r>
+        <w:rPr>
+          <w:rFonts w:ascii="Arial" w:hAnsi="Arial" w:cs="Arial"/>
+          <w:sz w:val="22"/>
+          <w:szCs w:val="22"/>
+        </w:rPr>
+        <w:t xml:space="preserve">acepta la presente escritura de compraventa en los términos de su redacción, dándose por recibido la totalidad </w:t>
+      </w:r>
+      <w:r>
+        <w:rPr>
+          <w:rFonts w:ascii="Arial" w:hAnsi="Arial" w:cs="Arial"/>
+          <w:sz w:val="22"/>
+          <w:szCs w:val="22"/>
+        </w:rPr>
+        <w:lastRenderedPageBreak/>
+        <w:t>del inmueble que hoy adquiere en propiedad, así como de esta escritura</w:t>
+      </w:r>
+      <w:r>
+        <w:rPr>
+          <w:rFonts w:ascii="Arial" w:hAnsi="Arial" w:cs="Arial"/>
+          <w:sz w:val="22"/>
+          <w:szCs w:val="22"/>
+        </w:rPr>
+        <w:t xml:space="preserve"> -</w:t>
+      </w:r>
+      <w:r>
+        <w:rPr>
+          <w:rFonts w:ascii="Arial" w:hAnsi="Arial" w:cs="Arial"/>
+          <w:sz w:val="22"/>
+          <w:szCs w:val="22"/>
+        </w:rPr>
+        <w:t xml:space="preserve"> -</w:t>
+      </w:r>
+      <w:r>
+        <w:rPr>
+          <w:rFonts w:ascii="Arial" w:hAnsi="Arial" w:cs="Arial"/>
+          <w:sz w:val="22"/>
+          <w:szCs w:val="22"/>
+        </w:rPr>
+        <w:t xml:space="preserve"> </w:t>
+      </w:r>
+      <w:r>
+        <w:rPr>
+          <w:rFonts w:ascii="Arial" w:hAnsi="Arial" w:cs="Arial"/>
+          <w:sz w:val="22"/>
+          <w:szCs w:val="22"/>
+        </w:rPr>
+        <w:t xml:space="preserve">- - - - </w:t>
+      </w:r>
+      <w:r>
+        <w:rPr>
+          <w:rFonts w:ascii="Arial" w:hAnsi="Arial" w:cs="Arial"/>
+          <w:sz w:val="22"/>
+          <w:szCs w:val="22"/>
+        </w:rPr>
+        <w:t xml:space="preserve">- - </w:t>
+      </w:r>
+      <w:r>
+        <w:rPr>
+          <w:rFonts w:ascii="Arial" w:hAnsi="Arial" w:cs="Arial"/>
+          <w:sz w:val="22"/>
+          <w:szCs w:val="22"/>
+        </w:rPr>
+        <w:t>- - - - -</w:t>
+      </w:r>
+      <w:r>
+        <w:rPr>
+          <w:rFonts w:ascii="Arial" w:hAnsi="Arial" w:cs="Arial"/>
+          <w:sz w:val="22"/>
+          <w:szCs w:val="22"/>
+        </w:rPr>
+        <w:t xml:space="preserve"> - - - - - - - - - - - - - - - - - - - - - - - - - - - - - - - - - - - - - - - - - - - - - - - - - - - -</w:t>
+      </w:r>
+      <w:r>
+        <w:rPr>
+          <w:rFonts w:ascii="Arial" w:hAnsi="Arial" w:cs="Arial"/>
+          <w:sz w:val="22"/>
+          <w:szCs w:val="22"/>
+        </w:rPr>
+        <w:t xml:space="preserve"> - - </w:t>
+      </w:r>
+      <w:r>
+        <w:rPr>
+          <w:rFonts w:ascii="Arial" w:hAnsi="Arial" w:cs="Arial"/>
+          <w:sz w:val="22"/>
+          <w:szCs w:val="22"/>
+        </w:rPr>
+        <w:t xml:space="preserve">- </w:t>
+      </w:r>
+      <w:r>
+        <w:rPr>
+          <w:rStyle w:val="Cuerpodeltexto3Espaciado3pto0"/>
+          <w:sz w:val="22"/>
+          <w:szCs w:val="22"/>
+          <w:lang w:val="es-MX"/>
+        </w:rPr>
+        <w:t>DATOS PERSONALES</w:t>
+      </w:r>
+      <w:r>
+        <w:rPr>
+          <w:rStyle w:val="Cuerpodeltexto3Espaciado3pto"/>
+          <w:b w:val="0"/>
+          <w:sz w:val="22"/>
+          <w:szCs w:val="22"/>
+          <w:lang w:val="es-MX"/>
+        </w:rPr>
+        <w:t>--------------</w:t>
+      </w:r>
+      <w:r>
+        <w:rPr>
+          <w:rStyle w:val="Cuerpodeltexto3Espaciado3pto"/>
+          <w:b w:val="0"/>
+          <w:sz w:val="22"/>
+          <w:szCs w:val="22"/>
+          <w:lang w:val="es-MX"/>
+        </w:rPr>
+        <w:t>---</w:t>
+      </w:r>
+      <w:r>
+        <w:rPr>
+          <w:rStyle w:val="Cuerpodeltexto3Espaciado3pto"/>
+          <w:b w:val="0"/>
+          <w:sz w:val="22"/>
+          <w:szCs w:val="22"/>
+          <w:lang w:val="es-MX"/>
+        </w:rPr>
+        <w:t>-</w:t>
+      </w:r>
+      <w:r>
+        <w:rPr>
+          <w:rFonts w:ascii="Arial" w:hAnsi="Arial" w:cs="Arial"/>
+          <w:sz w:val="22"/>
+          <w:szCs w:val="22"/>
+        </w:rPr>
+        <w:t>Advertidos ampliamente de las sanciones en que incurren las personas que se producen con falsedad ante Notario Público en los términos del Artículo 108 ciento ocho, de la Ley del Notariado en vigor, los contratantes a sus generales me manifestaron</w:t>
+      </w:r>
+      <w:r>
+        <w:rPr>
+          <w:rFonts w:ascii="Arial" w:hAnsi="Arial" w:cs="Arial"/>
+          <w:sz w:val="22"/>
+          <w:szCs w:val="22"/>
+        </w:rPr>
+        <w:t>:</w:t>
+      </w:r>
+      <w:r>
+        <w:rPr>
+          <w:rFonts w:ascii="Arial" w:hAnsi="Arial" w:cs="Arial"/>
+          <w:sz w:val="22"/>
+          <w:szCs w:val="22"/>
+        </w:rPr>
+        <w:t xml:space="preserve"> - - - - - - - - - - - - - - - - - - - - - - - - - - - - - - - - - - - - </w:t>
+      </w:r>
+      <w:r>
+        <w:rPr>
+          <w:rFonts w:ascii="Arial" w:hAnsi="Arial" w:cs="Arial"/>
+          <w:sz w:val="22"/>
+          <w:szCs w:val="22"/>
+        </w:rPr>
+        <w:t xml:space="preserve">- </w:t>
+      </w:r>
+      <w:r>
+        <w:rPr>
+          <w:rFonts w:ascii="Arial" w:hAnsi="Arial" w:cs="Arial"/>
+          <w:sz w:val="22"/>
+          <w:szCs w:val="22"/>
+        </w:rPr>
+        <w:t>- - - - - - - -</w:t>
+      </w:r>
+      <w:r>
+        <w:rPr>
+          <w:rFonts w:ascii="Arial" w:hAnsi="Arial" w:cs="Arial"/>
+          <w:sz w:val="22"/>
+          <w:szCs w:val="22"/>
+        </w:rPr>
+        <w:t xml:space="preserve"> </w:t>
+      </w:r>
+      <w:bookmarkStart w:id="0" w:name="_Hlk171069379"/>
+      <w:r>
+        <w:rPr>
+          <w:rFonts w:ascii="Arial" w:hAnsi="Arial" w:cs="Arial"/>
+          <w:sz w:val="22"/>
+          <w:szCs w:val="22"/>
+        </w:rPr>
+        <w:t xml:space="preserve">- - - a).- </w:t>
+      </w:r>
+      <w:r>
+        <w:rPr>
+          <w:sz w:val="22"/>
+          <w:szCs w:val="22"/>
+        </w:rPr>
+        <w:t xml:space="preserve"> </w:t>
+      </w:r>
+      <w:r>
+        <w:rPr>
+          <w:rFonts w:ascii="Arial" w:hAnsi="Arial" w:cs="Arial"/>
+          <w:sz w:val="22"/>
+          <w:szCs w:val="22"/>
+        </w:rPr>
+        <w:t xml:space="preserve">El señor </w:t>
+      </w:r>
+      <w:r>
+        <w:rPr>
+          <w:rFonts w:ascii="Arial" w:hAnsi="Arial" w:cs="Arial"/>
+          <w:b/>
           <w:bCs/>
+          <w:sz w:val="22"/>
+          <w:szCs w:val="22"/>
+        </w:rPr>
+        <w:t>{{</w:t>
+      </w:r>
+      <w:proofErr w:type="spellStart"/>
+      <w:r>
+        <w:rPr>
+          <w:rStyle w:val="spellingerror"/>
+          <w:rFonts w:ascii="Arial" w:hAnsi="Arial" w:cs="Arial"/>
+          <w:b/>
+          <w:bCs/>
+          <w:sz w:val="22"/>
+          <w:szCs w:val="22"/>
+          <w:u w:val="single"/>
+        </w:rPr>
+        <w:t>vendedor.nombre</w:t>
+      </w:r>
+      <w:proofErr w:type="spellEnd"/>
+      <w:r>
+        <w:rPr>
+          <w:rStyle w:val="spellingerror"/>
+          <w:rFonts w:ascii="Arial" w:hAnsi="Arial" w:cs="Arial"/>
+          <w:b/>
+          <w:bCs/>
+          <w:sz w:val="22"/>
+          <w:szCs w:val="22"/>
+          <w:u w:val="single"/>
+        </w:rPr>
+        <w:t>}}</w:t>
+      </w:r>
+      <w:r>
+        <w:rPr>
+          <w:rFonts w:ascii="Arial" w:hAnsi="Arial" w:cs="Arial"/>
+          <w:b/>
+          <w:sz w:val="22"/>
+          <w:szCs w:val="22"/>
+          <w:u w:val="single"/>
+        </w:rPr>
+        <w:t>,</w:t>
+      </w:r>
+      <w:r>
+        <w:rPr>
+          <w:rStyle w:val="apple-converted-space"/>
+          <w:rFonts w:ascii="Arial" w:hAnsi="Arial" w:cs="Arial"/>
+          <w:sz w:val="22"/>
+          <w:szCs w:val="22"/>
+        </w:rPr>
+        <w:t xml:space="preserve"> ser originario</w:t>
+      </w:r>
+      <w:r>
+        <w:rPr>
+          <w:rStyle w:val="apple-converted-space"/>
+          <w:rFonts w:ascii="Arial" w:hAnsi="Arial" w:cs="Arial"/>
+          <w:sz w:val="22"/>
+          <w:szCs w:val="22"/>
+        </w:rPr>
+        <w:t xml:space="preserve"> de </w:t>
+      </w:r>
+      <w:r>
+        <w:rPr>
+          <w:rStyle w:val="apple-converted-space"/>
+          <w:rFonts w:ascii="Arial" w:hAnsi="Arial" w:cs="Arial"/>
+          <w:sz w:val="22"/>
+          <w:szCs w:val="22"/>
+        </w:rPr>
+        <w:t>Tepeapulco</w:t>
+      </w:r>
+      <w:r>
+        <w:rPr>
+          <w:rStyle w:val="apple-converted-space"/>
+          <w:rFonts w:ascii="Arial" w:hAnsi="Arial" w:cs="Arial"/>
+          <w:sz w:val="22"/>
+          <w:szCs w:val="22"/>
+        </w:rPr>
+        <w:t xml:space="preserve">, Estado de </w:t>
+      </w:r>
+      <w:r>
+        <w:rPr>
+          <w:rStyle w:val="apple-converted-space"/>
+          <w:rFonts w:ascii="Arial" w:hAnsi="Arial" w:cs="Arial"/>
+          <w:sz w:val="22"/>
+          <w:szCs w:val="22"/>
+        </w:rPr>
+        <w:t>Hidalgo</w:t>
+      </w:r>
+      <w:r>
+        <w:rPr>
+          <w:rStyle w:val="apple-converted-space"/>
+          <w:rFonts w:ascii="Arial" w:hAnsi="Arial" w:cs="Arial"/>
+          <w:sz w:val="22"/>
+          <w:szCs w:val="22"/>
+        </w:rPr>
+        <w:t xml:space="preserve"> y vecino</w:t>
+      </w:r>
+      <w:r>
+        <w:rPr>
+          <w:rStyle w:val="apple-converted-space"/>
+          <w:rFonts w:ascii="Arial" w:hAnsi="Arial" w:cs="Arial"/>
+          <w:sz w:val="22"/>
+          <w:szCs w:val="22"/>
+        </w:rPr>
+        <w:t xml:space="preserve"> de </w:t>
+      </w:r>
+      <w:r>
+        <w:rPr>
+          <w:rStyle w:val="apple-converted-space"/>
+          <w:rFonts w:ascii="Arial" w:hAnsi="Arial" w:cs="Arial"/>
+          <w:sz w:val="22"/>
+          <w:szCs w:val="22"/>
+        </w:rPr>
+        <w:t>Pachuca de Soto, E</w:t>
+      </w:r>
+      <w:r>
+        <w:rPr>
+          <w:rStyle w:val="apple-converted-space"/>
+          <w:rFonts w:ascii="Arial" w:hAnsi="Arial" w:cs="Arial"/>
+          <w:sz w:val="22"/>
+          <w:szCs w:val="22"/>
+        </w:rPr>
+        <w:t xml:space="preserve">stado de Hidalgo, con domicilio en la </w:t>
+      </w:r>
+      <w:r>
+        <w:rPr>
+          <w:rStyle w:val="apple-converted-space"/>
+          <w:rFonts w:ascii="Arial" w:hAnsi="Arial" w:cs="Arial"/>
+          <w:sz w:val="22"/>
+          <w:szCs w:val="22"/>
+        </w:rPr>
+        <w:t>Avenida de la Plata</w:t>
+      </w:r>
+      <w:r>
+        <w:rPr>
+          <w:rStyle w:val="apple-converted-space"/>
+          <w:rFonts w:ascii="Arial" w:hAnsi="Arial" w:cs="Arial"/>
+          <w:sz w:val="22"/>
+          <w:szCs w:val="22"/>
+        </w:rPr>
+        <w:t xml:space="preserve">, </w:t>
+      </w:r>
+      <w:r>
+        <w:rPr>
+          <w:rStyle w:val="apple-converted-space"/>
+          <w:rFonts w:ascii="Arial" w:hAnsi="Arial" w:cs="Arial"/>
+          <w:sz w:val="22"/>
+          <w:szCs w:val="22"/>
+        </w:rPr>
+        <w:t>número</w:t>
+      </w:r>
+      <w:r>
+        <w:rPr>
+          <w:rStyle w:val="apple-converted-space"/>
+          <w:rFonts w:ascii="Arial" w:hAnsi="Arial" w:cs="Arial"/>
+          <w:sz w:val="22"/>
+          <w:szCs w:val="22"/>
+        </w:rPr>
+        <w:t xml:space="preserve"> 102 A, Edificio E, Departamento 102</w:t>
+      </w:r>
+      <w:r>
+        <w:rPr>
+          <w:rStyle w:val="apple-converted-space"/>
+          <w:rFonts w:ascii="Arial" w:hAnsi="Arial" w:cs="Arial"/>
+          <w:sz w:val="22"/>
+          <w:szCs w:val="22"/>
+        </w:rPr>
+        <w:t xml:space="preserve">, </w:t>
+      </w:r>
+      <w:r>
+        <w:rPr>
+          <w:rStyle w:val="apple-converted-space"/>
+          <w:rFonts w:ascii="Arial" w:hAnsi="Arial" w:cs="Arial"/>
+          <w:sz w:val="22"/>
+          <w:szCs w:val="22"/>
+        </w:rPr>
+        <w:t>Residencial Platino</w:t>
+      </w:r>
+      <w:r>
+        <w:rPr>
+          <w:rStyle w:val="apple-converted-space"/>
+          <w:rFonts w:ascii="Arial" w:hAnsi="Arial" w:cs="Arial"/>
+          <w:sz w:val="22"/>
+          <w:szCs w:val="22"/>
+        </w:rPr>
+        <w:t xml:space="preserve">, </w:t>
+      </w:r>
+      <w:r>
+        <w:rPr>
+          <w:rStyle w:val="apple-converted-space"/>
+          <w:rFonts w:ascii="Arial" w:hAnsi="Arial" w:cs="Arial"/>
+          <w:sz w:val="22"/>
+          <w:szCs w:val="22"/>
+        </w:rPr>
+        <w:t xml:space="preserve">Código Postal </w:t>
+      </w:r>
+      <w:r>
+        <w:rPr>
+          <w:rStyle w:val="apple-converted-space"/>
+          <w:rFonts w:ascii="Arial" w:hAnsi="Arial" w:cs="Arial"/>
+          <w:sz w:val="22"/>
+          <w:szCs w:val="22"/>
+        </w:rPr>
+        <w:t>{{</w:t>
+      </w:r>
+      <w:proofErr w:type="spellStart"/>
+      <w:r>
+        <w:rPr>
+          <w:rStyle w:val="apple-converted-space"/>
+          <w:rFonts w:ascii="Arial" w:hAnsi="Arial" w:cs="Arial"/>
+          <w:sz w:val="22"/>
+          <w:szCs w:val="22"/>
+        </w:rPr>
+        <w:t>codigo.postal</w:t>
+      </w:r>
+      <w:r>
+        <w:rPr>
+          <w:rStyle w:val="apple-converted-space"/>
+          <w:rFonts w:ascii="Arial" w:hAnsi="Arial" w:cs="Arial"/>
+          <w:sz w:val="22"/>
+          <w:szCs w:val="22"/>
+        </w:rPr>
+        <w:t>_v</w:t>
+      </w:r>
+      <w:proofErr w:type="spellEnd"/>
+      <w:r>
+        <w:rPr>
+          <w:rStyle w:val="apple-converted-space"/>
+          <w:rFonts w:ascii="Arial" w:hAnsi="Arial" w:cs="Arial"/>
+          <w:sz w:val="22"/>
+          <w:szCs w:val="22"/>
+        </w:rPr>
+        <w:t>}}</w:t>
+      </w:r>
+      <w:r>
+        <w:rPr>
+          <w:rStyle w:val="apple-converted-space"/>
+          <w:rFonts w:ascii="Arial" w:hAnsi="Arial" w:cs="Arial"/>
+          <w:sz w:val="22"/>
+          <w:szCs w:val="22"/>
+        </w:rPr>
+        <w:t xml:space="preserve">, con fecha de nacimiento el día </w:t>
+      </w:r>
+      <w:r>
+        <w:rPr>
+          <w:rStyle w:val="apple-converted-space"/>
+          <w:rFonts w:ascii="Arial" w:hAnsi="Arial" w:cs="Arial"/>
+          <w:sz w:val="22"/>
+          <w:szCs w:val="22"/>
+        </w:rPr>
+        <w:t>{{</w:t>
+      </w:r>
+      <w:proofErr w:type="spellStart"/>
+      <w:r>
+        <w:rPr>
+          <w:rFonts w:ascii="Arial" w:hAnsi="Arial" w:cs="Arial"/>
+          <w:sz w:val="22"/>
+          <w:szCs w:val="22"/>
+        </w:rPr>
+        <w:t>fecha.nacimiento_v</w:t>
+      </w:r>
+      <w:proofErr w:type="spellEnd"/>
+      <w:r>
+        <w:rPr>
+          <w:rStyle w:val="apple-converted-space"/>
+          <w:rFonts w:ascii="Arial" w:hAnsi="Arial" w:cs="Arial"/>
+          <w:sz w:val="22"/>
+          <w:szCs w:val="22"/>
+        </w:rPr>
+        <w:t>}}</w:t>
+      </w:r>
+      <w:r>
+        <w:rPr>
+          <w:rStyle w:val="apple-converted-space"/>
+          <w:rFonts w:ascii="Arial" w:hAnsi="Arial" w:cs="Arial"/>
+          <w:sz w:val="22"/>
+          <w:szCs w:val="22"/>
+        </w:rPr>
+        <w:t xml:space="preserve"> (</w:t>
+      </w:r>
+      <w:r>
+        <w:rPr>
+          <w:rStyle w:val="apple-converted-space"/>
+          <w:rFonts w:ascii="Arial" w:hAnsi="Arial" w:cs="Arial"/>
+          <w:sz w:val="22"/>
+          <w:szCs w:val="22"/>
+        </w:rPr>
+        <w:t>{{</w:t>
+      </w:r>
+      <w:proofErr w:type="spellStart"/>
+      <w:r>
+        <w:rPr>
+          <w:rStyle w:val="apple-converted-space"/>
+          <w:rFonts w:ascii="Arial" w:hAnsi="Arial" w:cs="Arial"/>
+          <w:sz w:val="22"/>
+          <w:szCs w:val="22"/>
+        </w:rPr>
+        <w:t>ano.letra</w:t>
+      </w:r>
+      <w:proofErr w:type="spellEnd"/>
+      <w:r>
+        <w:rPr>
+          <w:rStyle w:val="apple-converted-space"/>
+          <w:rFonts w:ascii="Arial" w:hAnsi="Arial" w:cs="Arial"/>
+          <w:sz w:val="22"/>
+          <w:szCs w:val="22"/>
+        </w:rPr>
+        <w:t>}}</w:t>
+      </w:r>
+      <w:r>
+        <w:rPr>
+          <w:rStyle w:val="apple-converted-space"/>
+          <w:rFonts w:ascii="Arial" w:hAnsi="Arial" w:cs="Arial"/>
+          <w:sz w:val="22"/>
+          <w:szCs w:val="22"/>
+        </w:rPr>
+        <w:t xml:space="preserve">) de </w:t>
+      </w:r>
+      <w:r>
+        <w:rPr>
+          <w:rStyle w:val="apple-converted-space"/>
+          <w:rFonts w:ascii="Arial" w:hAnsi="Arial" w:cs="Arial"/>
+          <w:sz w:val="22"/>
+          <w:szCs w:val="22"/>
+        </w:rPr>
+        <w:t>{{</w:t>
+      </w:r>
+      <w:proofErr w:type="spellStart"/>
+      <w:r>
+        <w:rPr>
+          <w:rStyle w:val="apple-converted-space"/>
+          <w:rFonts w:ascii="Arial" w:hAnsi="Arial" w:cs="Arial"/>
+          <w:sz w:val="22"/>
+          <w:szCs w:val="22"/>
+        </w:rPr>
+        <w:t>edad.numero</w:t>
+      </w:r>
+      <w:proofErr w:type="spellEnd"/>
+      <w:r>
+        <w:rPr>
+          <w:rStyle w:val="apple-converted-space"/>
+          <w:rFonts w:ascii="Arial" w:hAnsi="Arial" w:cs="Arial"/>
+          <w:sz w:val="22"/>
+          <w:szCs w:val="22"/>
+        </w:rPr>
+        <w:t>}}</w:t>
+      </w:r>
+      <w:r>
+        <w:rPr>
+          <w:rStyle w:val="apple-converted-space"/>
+          <w:rFonts w:ascii="Arial" w:hAnsi="Arial" w:cs="Arial"/>
+          <w:sz w:val="22"/>
+          <w:szCs w:val="22"/>
+        </w:rPr>
+        <w:t xml:space="preserve"> </w:t>
+      </w:r>
+      <w:r>
+        <w:rPr>
+          <w:rStyle w:val="apple-converted-space"/>
+          <w:rFonts w:ascii="Arial" w:hAnsi="Arial" w:cs="Arial"/>
+          <w:sz w:val="22"/>
+          <w:szCs w:val="22"/>
+        </w:rPr>
+        <w:t>({{</w:t>
+      </w:r>
+      <w:proofErr w:type="spellStart"/>
+      <w:r>
+        <w:rPr>
+          <w:rStyle w:val="apple-converted-space"/>
+          <w:rFonts w:ascii="Arial" w:hAnsi="Arial" w:cs="Arial"/>
+          <w:sz w:val="22"/>
+          <w:szCs w:val="22"/>
+        </w:rPr>
+        <w:t>edad.letra</w:t>
+      </w:r>
+      <w:proofErr w:type="spellEnd"/>
+      <w:r>
+        <w:rPr>
+          <w:rStyle w:val="apple-converted-space"/>
+          <w:rFonts w:ascii="Arial" w:hAnsi="Arial" w:cs="Arial"/>
+          <w:sz w:val="22"/>
+          <w:szCs w:val="22"/>
+        </w:rPr>
+        <w:t xml:space="preserve">}}) </w:t>
+      </w:r>
+      <w:r>
+        <w:rPr>
+          <w:rStyle w:val="apple-converted-space"/>
+          <w:rFonts w:ascii="Arial" w:hAnsi="Arial" w:cs="Arial"/>
+          <w:sz w:val="22"/>
+          <w:szCs w:val="22"/>
+        </w:rPr>
+        <w:t xml:space="preserve">años de edad, </w:t>
+      </w:r>
+      <w:r>
+        <w:rPr>
+          <w:rStyle w:val="apple-converted-space"/>
+          <w:rFonts w:ascii="Arial" w:hAnsi="Arial" w:cs="Arial"/>
+          <w:sz w:val="22"/>
+          <w:szCs w:val="22"/>
+        </w:rPr>
+        <w:t>{{</w:t>
+      </w:r>
+      <w:proofErr w:type="spellStart"/>
+      <w:r>
+        <w:rPr>
+          <w:rStyle w:val="apple-converted-space"/>
+          <w:rFonts w:ascii="Arial" w:hAnsi="Arial" w:cs="Arial"/>
+          <w:sz w:val="22"/>
+          <w:szCs w:val="22"/>
+        </w:rPr>
+        <w:t>estado.civil</w:t>
+      </w:r>
+      <w:r>
+        <w:rPr>
+          <w:rStyle w:val="apple-converted-space"/>
+          <w:rFonts w:ascii="Arial" w:hAnsi="Arial" w:cs="Arial"/>
+          <w:sz w:val="22"/>
+          <w:szCs w:val="22"/>
+        </w:rPr>
+        <w:t>_v</w:t>
+      </w:r>
+      <w:proofErr w:type="spellEnd"/>
+      <w:r>
+        <w:rPr>
+          <w:rStyle w:val="apple-converted-space"/>
+          <w:rFonts w:ascii="Arial" w:hAnsi="Arial" w:cs="Arial"/>
+          <w:sz w:val="22"/>
+          <w:szCs w:val="22"/>
+        </w:rPr>
+        <w:t>}}</w:t>
+      </w:r>
+      <w:r>
+        <w:rPr>
+          <w:rStyle w:val="apple-converted-space"/>
+          <w:rFonts w:ascii="Arial" w:hAnsi="Arial" w:cs="Arial"/>
+          <w:sz w:val="22"/>
+          <w:szCs w:val="22"/>
+        </w:rPr>
+        <w:t xml:space="preserve">, de ocupación </w:t>
+      </w:r>
+      <w:r>
+        <w:rPr>
+          <w:rStyle w:val="apple-converted-space"/>
+          <w:rFonts w:ascii="Arial" w:hAnsi="Arial" w:cs="Arial"/>
+          <w:sz w:val="22"/>
+          <w:szCs w:val="22"/>
+        </w:rPr>
+        <w:t>{{</w:t>
+      </w:r>
+      <w:proofErr w:type="spellStart"/>
+      <w:r>
+        <w:rPr>
+          <w:rStyle w:val="apple-converted-space"/>
+          <w:rFonts w:ascii="Arial" w:hAnsi="Arial" w:cs="Arial"/>
+          <w:sz w:val="22"/>
+          <w:szCs w:val="22"/>
+        </w:rPr>
+        <w:t>ocupacion.vendedor</w:t>
+      </w:r>
+      <w:proofErr w:type="spellEnd"/>
+      <w:r>
+        <w:rPr>
+          <w:rStyle w:val="apple-converted-space"/>
+          <w:rFonts w:ascii="Arial" w:hAnsi="Arial" w:cs="Arial"/>
+          <w:sz w:val="22"/>
+          <w:szCs w:val="22"/>
+        </w:rPr>
+        <w:t>}}</w:t>
+      </w:r>
+      <w:r>
+        <w:rPr>
+          <w:rStyle w:val="apple-converted-space"/>
+          <w:rFonts w:ascii="Arial" w:hAnsi="Arial" w:cs="Arial"/>
+          <w:sz w:val="22"/>
+          <w:szCs w:val="22"/>
+        </w:rPr>
+        <w:t xml:space="preserve">, con Registro Federal de Contribuyentes número </w:t>
+      </w:r>
+      <w:r>
+        <w:rPr>
+          <w:rStyle w:val="apple-converted-space"/>
+          <w:rFonts w:ascii="Arial" w:hAnsi="Arial" w:cs="Arial"/>
+          <w:b/>
+          <w:bCs/>
+          <w:sz w:val="22"/>
+          <w:szCs w:val="22"/>
+        </w:rPr>
+        <w:t>"</w:t>
+      </w:r>
+      <w:r>
+        <w:rPr>
+          <w:rStyle w:val="apple-converted-space"/>
+          <w:rFonts w:ascii="Arial" w:hAnsi="Arial" w:cs="Arial"/>
+          <w:b/>
+          <w:bCs/>
+          <w:sz w:val="22"/>
+          <w:szCs w:val="22"/>
+        </w:rPr>
+        <w:t>CABM710308</w:t>
+      </w:r>
+      <w:r>
+        <w:rPr>
+          <w:rStyle w:val="apple-converted-space"/>
+          <w:rFonts w:ascii="Arial" w:hAnsi="Arial" w:cs="Arial"/>
+          <w:b/>
+          <w:bCs/>
+          <w:sz w:val="22"/>
+          <w:szCs w:val="22"/>
+        </w:rPr>
+        <w:t>",</w:t>
+      </w:r>
+      <w:r>
+        <w:rPr>
+          <w:rStyle w:val="apple-converted-space"/>
+          <w:rFonts w:ascii="Arial" w:hAnsi="Arial" w:cs="Arial"/>
+          <w:sz w:val="22"/>
+          <w:szCs w:val="22"/>
+        </w:rPr>
+        <w:t xml:space="preserve"> manifiesta no causar el pago del Impuesto Sobre la Renta, con Clave Única de Registro de Población número </w:t>
+      </w:r>
+      <w:r>
+        <w:rPr>
+          <w:rStyle w:val="apple-converted-space"/>
+          <w:rFonts w:ascii="Arial" w:hAnsi="Arial" w:cs="Arial"/>
+          <w:b/>
+          <w:bCs/>
+          <w:sz w:val="22"/>
+          <w:szCs w:val="22"/>
+        </w:rPr>
+        <w:t>"</w:t>
+      </w:r>
+      <w:r>
+        <w:rPr>
+          <w:rStyle w:val="apple-converted-space"/>
+          <w:rFonts w:ascii="Arial" w:hAnsi="Arial" w:cs="Arial"/>
+          <w:b/>
+          <w:bCs/>
+          <w:sz w:val="22"/>
+          <w:szCs w:val="22"/>
+        </w:rPr>
+        <w:t>CABM710308HHGRRR05</w:t>
+      </w:r>
+      <w:r>
+        <w:rPr>
+          <w:rStyle w:val="apple-converted-space"/>
+          <w:rFonts w:ascii="Arial" w:hAnsi="Arial" w:cs="Arial"/>
+          <w:b/>
+          <w:bCs/>
+          <w:sz w:val="22"/>
+          <w:szCs w:val="22"/>
+        </w:rPr>
+        <w:t>",</w:t>
+      </w:r>
+      <w:r>
+        <w:rPr>
+          <w:rStyle w:val="apple-converted-space"/>
+          <w:rFonts w:ascii="Arial" w:hAnsi="Arial" w:cs="Arial"/>
+          <w:sz w:val="22"/>
+          <w:szCs w:val="22"/>
+        </w:rPr>
+        <w:t xml:space="preserve"> de nacionalidad mexicana, misma que conserva y declara saber firmar; quien se identifica con credencial para votar con fotografía con número de folio "</w:t>
+      </w:r>
+      <w:r>
+        <w:rPr>
+          <w:rStyle w:val="apple-converted-space"/>
+          <w:rFonts w:ascii="Arial" w:hAnsi="Arial" w:cs="Arial"/>
+          <w:sz w:val="22"/>
+          <w:szCs w:val="22"/>
+        </w:rPr>
+        <w:t>0940056358247</w:t>
+      </w:r>
+      <w:r>
+        <w:rPr>
+          <w:rStyle w:val="apple-converted-space"/>
+          <w:rFonts w:ascii="Arial" w:hAnsi="Arial" w:cs="Arial"/>
+          <w:sz w:val="22"/>
+          <w:szCs w:val="22"/>
+        </w:rPr>
+        <w:t>”, expedida por el Instituto Nacional Electoral, de paso por esta ciudad</w:t>
+      </w:r>
+      <w:r>
+        <w:rPr>
+          <w:rFonts w:ascii="Arial" w:hAnsi="Arial" w:cs="Arial"/>
+          <w:bCs/>
+          <w:sz w:val="22"/>
+          <w:szCs w:val="22"/>
+        </w:rPr>
+        <w:t>.</w:t>
+      </w:r>
+      <w:r>
+        <w:rPr>
+          <w:rFonts w:ascii="Arial" w:hAnsi="Arial" w:cs="Arial"/>
+          <w:bCs/>
+          <w:sz w:val="22"/>
+          <w:szCs w:val="22"/>
+        </w:rPr>
+        <w:t xml:space="preserve"> </w:t>
+      </w:r>
+      <w:r>
+        <w:rPr>
+          <w:rFonts w:ascii="Arial" w:hAnsi="Arial" w:cs="Arial"/>
+          <w:bCs/>
+          <w:sz w:val="22"/>
+          <w:szCs w:val="22"/>
+        </w:rPr>
+        <w:t xml:space="preserve">- - </w:t>
+      </w:r>
+      <w:r>
+        <w:rPr>
+          <w:rFonts w:ascii="Arial" w:hAnsi="Arial" w:cs="Arial"/>
+          <w:sz w:val="22"/>
+          <w:szCs w:val="22"/>
+        </w:rPr>
+        <w:t xml:space="preserve">- </w:t>
+      </w:r>
+      <w:r>
+        <w:rPr>
+          <w:rFonts w:ascii="Arial" w:hAnsi="Arial" w:cs="Arial"/>
+          <w:sz w:val="22"/>
+          <w:szCs w:val="22"/>
+        </w:rPr>
+        <w:t xml:space="preserve">- </w:t>
+      </w:r>
+      <w:r>
+        <w:rPr>
+          <w:rFonts w:ascii="Arial" w:hAnsi="Arial" w:cs="Arial"/>
+          <w:sz w:val="22"/>
+          <w:szCs w:val="22"/>
+        </w:rPr>
+        <w:t>- -</w:t>
+      </w:r>
+      <w:r>
+        <w:rPr>
+          <w:rFonts w:ascii="Arial" w:hAnsi="Arial" w:cs="Arial"/>
+          <w:sz w:val="22"/>
+          <w:szCs w:val="22"/>
+        </w:rPr>
+        <w:t xml:space="preserve"> - - - - - - - - - - - - - - - - - - - - - - - - -</w:t>
+      </w:r>
+      <w:r>
+        <w:rPr>
+          <w:rFonts w:ascii="Arial" w:hAnsi="Arial" w:cs="Arial"/>
+          <w:sz w:val="22"/>
+          <w:szCs w:val="22"/>
+        </w:rPr>
+        <w:t xml:space="preserve"> </w:t>
+      </w:r>
+      <w:r>
+        <w:rPr>
+          <w:rFonts w:ascii="Arial" w:hAnsi="Arial" w:cs="Arial"/>
+          <w:sz w:val="22"/>
+          <w:szCs w:val="22"/>
+        </w:rPr>
+        <w:t xml:space="preserve">- </w:t>
+      </w:r>
+      <w:r>
+        <w:rPr>
+          <w:rFonts w:ascii="Arial" w:hAnsi="Arial" w:cs="Arial"/>
+          <w:sz w:val="22"/>
+          <w:szCs w:val="22"/>
+        </w:rPr>
+        <w:t xml:space="preserve">- - - - </w:t>
+      </w:r>
+      <w:bookmarkEnd w:id="0"/>
+      <w:r>
+        <w:rPr>
+          <w:rFonts w:ascii="Arial" w:hAnsi="Arial" w:cs="Arial"/>
+          <w:sz w:val="22"/>
+          <w:szCs w:val="22"/>
+        </w:rPr>
+        <w:t>b</w:t>
+      </w:r>
+      <w:r>
+        <w:rPr>
+          <w:rFonts w:ascii="Arial" w:hAnsi="Arial" w:cs="Arial"/>
+          <w:color w:val="auto"/>
+          <w:sz w:val="22"/>
+          <w:szCs w:val="22"/>
+        </w:rPr>
+        <w:t xml:space="preserve">).- </w:t>
+      </w:r>
+      <w:r>
+        <w:rPr>
+          <w:rFonts w:ascii="Arial" w:hAnsi="Arial" w:cs="Arial"/>
+          <w:color w:val="auto"/>
+          <w:sz w:val="22"/>
+          <w:szCs w:val="22"/>
+        </w:rPr>
+        <w:t>El señor</w:t>
+      </w:r>
+      <w:r>
+        <w:rPr>
+          <w:rFonts w:ascii="Arial" w:hAnsi="Arial" w:cs="Arial"/>
+          <w:color w:val="auto"/>
+          <w:sz w:val="22"/>
+          <w:szCs w:val="22"/>
+        </w:rPr>
+        <w:t xml:space="preserve"> </w:t>
+      </w:r>
+      <w:r>
+        <w:rPr>
+          <w:rFonts w:ascii="Arial" w:hAnsi="Arial" w:cs="Arial"/>
+          <w:b/>
+          <w:bCs/>
+          <w:color w:val="auto"/>
+          <w:sz w:val="22"/>
+          <w:szCs w:val="22"/>
+        </w:rPr>
+        <w:t>{{</w:t>
+      </w:r>
+      <w:proofErr w:type="spellStart"/>
+      <w:r>
+        <w:rPr>
+          <w:rStyle w:val="spellingerror"/>
+          <w:rFonts w:ascii="Arial" w:hAnsi="Arial" w:cs="Arial"/>
+          <w:b/>
+          <w:bCs/>
+          <w:color w:val="auto"/>
+          <w:sz w:val="22"/>
+          <w:szCs w:val="22"/>
+          <w:u w:val="single"/>
+        </w:rPr>
+        <w:t>comprador.nombre</w:t>
+      </w:r>
+      <w:proofErr w:type="spellEnd"/>
+      <w:r>
+        <w:rPr>
+          <w:rStyle w:val="spellingerror"/>
+          <w:rFonts w:ascii="Arial" w:hAnsi="Arial" w:cs="Arial"/>
+          <w:b/>
+          <w:bCs/>
+          <w:color w:val="auto"/>
+          <w:sz w:val="22"/>
+          <w:szCs w:val="22"/>
+          <w:u w:val="single"/>
+        </w:rPr>
+        <w:t>}}</w:t>
+      </w:r>
+      <w:r>
+        <w:rPr>
+          <w:rFonts w:ascii="Arial" w:hAnsi="Arial" w:cs="Arial"/>
+          <w:b/>
+          <w:bCs/>
+          <w:color w:val="auto"/>
+          <w:sz w:val="22"/>
+          <w:szCs w:val="22"/>
+          <w:u w:val="single"/>
+        </w:rPr>
+        <w:t>,</w:t>
+      </w:r>
+      <w:r>
+        <w:rPr>
+          <w:color w:val="auto"/>
+          <w:sz w:val="22"/>
+          <w:szCs w:val="22"/>
+        </w:rPr>
+        <w:t xml:space="preserve"> </w:t>
+      </w:r>
+      <w:r>
+        <w:rPr>
+          <w:rFonts w:ascii="Arial" w:hAnsi="Arial" w:cs="Arial"/>
+          <w:bCs/>
           <w:color w:val="auto"/>
           <w:sz w:val="22"/>
           <w:szCs w:val="22"/>
@@ -5897,13 +6480,55 @@
           <w:sz w:val="22"/>
           <w:szCs w:val="22"/>
         </w:rPr>
-        <w:t xml:space="preserve">, numero sin número, código postal 43409, con fecha de nacimiento el día 16 dieciséis de julio  de 1982 mil novecientos ochenta y dos, de 43 cuarenta y tres años de edad, soltero, abogado, con Registro Federal de Contribuyentes número “SOHC820716”, exento en el Pago del Impuesto Sobre la Renta, sin comprobarlo al momento, con Clave Única de Registro de Población número “SOHC820716HHGLRR00”, de nacionalidad mexicana, misma que conserva y declara saber firmar; quien se identifica con Credencial para Votar con Fotografía con número “0668063869790”,  expedida por el Instituto Nacional Electoral, de paso por esta ciudad. </w:t>
+        <w:t xml:space="preserve">, numero sin número, código postal </w:t>
       </w:r>
       <w:r>
         <w:rPr>
           <w:rFonts w:ascii="Arial" w:hAnsi="Arial" w:cs="Arial"/>
           <w:bCs/>
           <w:color w:val="auto"/>
+          <w:sz w:val="22"/>
+          <w:szCs w:val="22"/>
+        </w:rPr>
+        <w:t>{{</w:t>
+      </w:r>
+      <w:proofErr w:type="spellStart"/>
+      <w:r>
+        <w:rPr>
+          <w:rFonts w:ascii="Arial" w:hAnsi="Arial" w:cs="Arial"/>
+          <w:bCs/>
+          <w:color w:val="auto"/>
+          <w:sz w:val="22"/>
+          <w:szCs w:val="22"/>
+        </w:rPr>
+        <w:t>codigo.postal_c</w:t>
+      </w:r>
+      <w:proofErr w:type="spellEnd"/>
+      <w:r>
+        <w:rPr>
+          <w:rFonts w:ascii="Arial" w:hAnsi="Arial" w:cs="Arial"/>
+          <w:bCs/>
+          <w:color w:val="auto"/>
+          <w:sz w:val="22"/>
+          <w:szCs w:val="22"/>
+        </w:rPr>
+        <w:t>}}</w:t>
+      </w:r>
+      <w:r>
+        <w:rPr>
+          <w:rFonts w:ascii="Arial" w:hAnsi="Arial" w:cs="Arial"/>
+          <w:bCs/>
+          <w:color w:val="auto"/>
+          <w:sz w:val="22"/>
+          <w:szCs w:val="22"/>
+        </w:rPr>
+        <w:t xml:space="preserve">, con fecha de nacimiento el día 16 dieciséis de julio  de 1982 mil novecientos ochenta y dos, de 43 cuarenta y tres años de edad, soltero, abogado, con Registro Federal de Contribuyentes número “SOHC820716”, exento en el Pago del Impuesto Sobre la Renta, sin comprobarlo al momento, con Clave Única de Registro de Población número “SOHC820716HHGLRR00”, de nacionalidad mexicana, misma que conserva y declara saber firmar; quien se identifica con Credencial para Votar con Fotografía con número “0668063869790”,  expedida por el Instituto Nacional Electoral, de paso por esta ciudad. </w:t>
+      </w:r>
+      <w:r>
+        <w:rPr>
+          <w:rFonts w:ascii="Arial" w:hAnsi="Arial" w:cs="Arial"/>
+          <w:bCs/>
+          <w:color w:val="auto"/>
         </w:rPr>
         <w:t xml:space="preserve">- - </w:t>
       </w:r>
@@ -6159,7 +6784,129 @@
           <w:sz w:val="22"/>
           <w:szCs w:val="22"/>
         </w:rPr>
-        <w:t xml:space="preserve">- - - </w:t>
+        <w:t>- - - - - - - -</w:t>
+      </w:r>
+      <w:r>
+        <w:rPr>
+          <w:rFonts w:ascii="Arial" w:hAnsi="Arial" w:cs="Arial"/>
+          <w:sz w:val="22"/>
+          <w:szCs w:val="22"/>
+        </w:rPr>
+        <w:t xml:space="preserve"> </w:t>
+      </w:r>
+      <w:r>
+        <w:rPr>
+          <w:rFonts w:ascii="Arial" w:hAnsi="Arial" w:cs="Arial"/>
+          <w:sz w:val="22"/>
+          <w:szCs w:val="22"/>
+        </w:rPr>
+        <w:t xml:space="preserve">- - - - </w:t>
+      </w:r>
+      <w:r>
+        <w:rPr>
+          <w:rFonts w:ascii="Arial" w:hAnsi="Arial" w:cs="Arial"/>
+          <w:sz w:val="22"/>
+          <w:szCs w:val="22"/>
+        </w:rPr>
+        <w:t>- - -</w:t>
+      </w:r>
+      <w:r>
+        <w:rPr>
+          <w:rFonts w:ascii="Arial" w:hAnsi="Arial" w:cs="Arial"/>
+          <w:sz w:val="22"/>
+          <w:szCs w:val="22"/>
+        </w:rPr>
+        <w:t xml:space="preserve"> - -</w:t>
+      </w:r>
+      <w:r>
+        <w:rPr>
+          <w:rFonts w:ascii="Arial" w:hAnsi="Arial" w:cs="Arial"/>
+          <w:sz w:val="22"/>
+          <w:szCs w:val="22"/>
+        </w:rPr>
+        <w:t xml:space="preserve">  C  E  R  T  I  F  I  C  A  C  I  </w:t>
+      </w:r>
+      <w:proofErr w:type="spellStart"/>
+      <w:r>
+        <w:rPr>
+          <w:rFonts w:ascii="Arial" w:hAnsi="Arial" w:cs="Arial"/>
+          <w:sz w:val="22"/>
+          <w:szCs w:val="22"/>
+        </w:rPr>
+        <w:t>Ó</w:t>
+      </w:r>
+      <w:proofErr w:type="spellEnd"/>
+      <w:r>
+        <w:rPr>
+          <w:rFonts w:ascii="Arial" w:hAnsi="Arial" w:cs="Arial"/>
+          <w:sz w:val="22"/>
+          <w:szCs w:val="22"/>
+        </w:rPr>
+        <w:t xml:space="preserve">  N  - - - - - - - - - - - -  _________________Yo, el suscrito notario: c  e  r  t  i  f  i  c  o:- - - - - - - - - - - - </w:t>
+      </w:r>
+      <w:r>
+        <w:rPr>
+          <w:rFonts w:ascii="Arial" w:hAnsi="Arial" w:cs="Arial"/>
+          <w:sz w:val="22"/>
+          <w:szCs w:val="22"/>
+        </w:rPr>
+        <w:t>-</w:t>
+      </w:r>
+      <w:r>
+        <w:rPr>
+          <w:rFonts w:ascii="Arial" w:hAnsi="Arial" w:cs="Arial"/>
+          <w:sz w:val="22"/>
+          <w:szCs w:val="22"/>
+        </w:rPr>
+        <w:t xml:space="preserve"> -</w:t>
+      </w:r>
+      <w:r>
+        <w:rPr>
+          <w:rFonts w:ascii="Arial" w:hAnsi="Arial" w:cs="Arial"/>
+          <w:sz w:val="22"/>
+          <w:szCs w:val="22"/>
+        </w:rPr>
+        <w:t xml:space="preserve"> </w:t>
+      </w:r>
+      <w:r>
+        <w:rPr>
+          <w:rFonts w:ascii="Arial" w:hAnsi="Arial" w:cs="Arial"/>
+          <w:sz w:val="22"/>
+          <w:szCs w:val="22"/>
+        </w:rPr>
+        <w:t>-</w:t>
+      </w:r>
+      <w:r>
+        <w:rPr>
+          <w:rFonts w:ascii="Arial" w:hAnsi="Arial" w:cs="Arial"/>
+          <w:sz w:val="22"/>
+          <w:szCs w:val="22"/>
+        </w:rPr>
+        <w:t xml:space="preserve"> </w:t>
+      </w:r>
+      <w:r>
+        <w:rPr>
+          <w:rFonts w:ascii="Arial" w:hAnsi="Arial" w:cs="Arial"/>
+          <w:sz w:val="22"/>
+          <w:szCs w:val="22"/>
+        </w:rPr>
+        <w:t>-</w:t>
+      </w:r>
+      <w:r>
+        <w:rPr>
+          <w:rFonts w:ascii="Arial" w:hAnsi="Arial" w:cs="Arial"/>
+          <w:sz w:val="22"/>
+          <w:szCs w:val="22"/>
+        </w:rPr>
+        <w:t xml:space="preserve"> </w:t>
+      </w:r>
+      <w:r>
+        <w:rPr>
+          <w:rFonts w:ascii="Arial" w:hAnsi="Arial" w:cs="Arial"/>
+          <w:sz w:val="22"/>
+          <w:szCs w:val="22"/>
+        </w:rPr>
+        <w:t xml:space="preserve">I.- La verdad de este acto jurídico. - - - - - - - - - - - - - - - - - - - - - - - - - - - - - - </w:t>
       </w:r>
       <w:r>
         <w:rPr>
@@ -6168,129 +6915,7 @@
           <w:szCs w:val="22"/>
         </w:rPr>
         <w:lastRenderedPageBreak/>
-        <w:t>- - - - -</w:t>
-      </w:r>
-      <w:r>
-        <w:rPr>
-          <w:rFonts w:ascii="Arial" w:hAnsi="Arial" w:cs="Arial"/>
-          <w:sz w:val="22"/>
-          <w:szCs w:val="22"/>
-        </w:rPr>
-        <w:t xml:space="preserve"> </w:t>
-      </w:r>
-      <w:r>
-        <w:rPr>
-          <w:rFonts w:ascii="Arial" w:hAnsi="Arial" w:cs="Arial"/>
-          <w:sz w:val="22"/>
-          <w:szCs w:val="22"/>
-        </w:rPr>
-        <w:t xml:space="preserve">- - - - </w:t>
-      </w:r>
-      <w:r>
-        <w:rPr>
-          <w:rFonts w:ascii="Arial" w:hAnsi="Arial" w:cs="Arial"/>
-          <w:sz w:val="22"/>
-          <w:szCs w:val="22"/>
-        </w:rPr>
-        <w:t>- - -</w:t>
-      </w:r>
-      <w:r>
-        <w:rPr>
-          <w:rFonts w:ascii="Arial" w:hAnsi="Arial" w:cs="Arial"/>
-          <w:sz w:val="22"/>
-          <w:szCs w:val="22"/>
-        </w:rPr>
-        <w:t xml:space="preserve"> - -</w:t>
-      </w:r>
-      <w:r>
-        <w:rPr>
-          <w:rFonts w:ascii="Arial" w:hAnsi="Arial" w:cs="Arial"/>
-          <w:sz w:val="22"/>
-          <w:szCs w:val="22"/>
-        </w:rPr>
-        <w:t xml:space="preserve">  C  E  R  T  I  F  I  C  A  C  I  </w:t>
-      </w:r>
-      <w:proofErr w:type="spellStart"/>
-      <w:r>
-        <w:rPr>
-          <w:rFonts w:ascii="Arial" w:hAnsi="Arial" w:cs="Arial"/>
-          <w:sz w:val="22"/>
-          <w:szCs w:val="22"/>
-        </w:rPr>
-        <w:t>Ó</w:t>
-      </w:r>
-      <w:proofErr w:type="spellEnd"/>
-      <w:r>
-        <w:rPr>
-          <w:rFonts w:ascii="Arial" w:hAnsi="Arial" w:cs="Arial"/>
-          <w:sz w:val="22"/>
-          <w:szCs w:val="22"/>
-        </w:rPr>
-        <w:t xml:space="preserve">  N  - - - - - - - - - - - -  _________________Yo, el suscrito notario: c  e  r  t  i  f  i  c  o:- - - - - - - - - - - - </w:t>
-      </w:r>
-      <w:r>
-        <w:rPr>
-          <w:rFonts w:ascii="Arial" w:hAnsi="Arial" w:cs="Arial"/>
-          <w:sz w:val="22"/>
-          <w:szCs w:val="22"/>
-        </w:rPr>
-        <w:t>-</w:t>
-      </w:r>
-      <w:r>
-        <w:rPr>
-          <w:rFonts w:ascii="Arial" w:hAnsi="Arial" w:cs="Arial"/>
-          <w:sz w:val="22"/>
-          <w:szCs w:val="22"/>
-        </w:rPr>
-        <w:t xml:space="preserve"> -</w:t>
-      </w:r>
-      <w:r>
-        <w:rPr>
-          <w:rFonts w:ascii="Arial" w:hAnsi="Arial" w:cs="Arial"/>
-          <w:sz w:val="22"/>
-          <w:szCs w:val="22"/>
-        </w:rPr>
-        <w:t xml:space="preserve"> </w:t>
-      </w:r>
-      <w:r>
-        <w:rPr>
-          <w:rFonts w:ascii="Arial" w:hAnsi="Arial" w:cs="Arial"/>
-          <w:sz w:val="22"/>
-          <w:szCs w:val="22"/>
-        </w:rPr>
-        <w:t>-</w:t>
-      </w:r>
-      <w:r>
-        <w:rPr>
-          <w:rFonts w:ascii="Arial" w:hAnsi="Arial" w:cs="Arial"/>
-          <w:sz w:val="22"/>
-          <w:szCs w:val="22"/>
-        </w:rPr>
-        <w:t xml:space="preserve"> </w:t>
-      </w:r>
-      <w:r>
-        <w:rPr>
-          <w:rFonts w:ascii="Arial" w:hAnsi="Arial" w:cs="Arial"/>
-          <w:sz w:val="22"/>
-          <w:szCs w:val="22"/>
-        </w:rPr>
-        <w:t>-</w:t>
-      </w:r>
-      <w:r>
-        <w:rPr>
-          <w:rFonts w:ascii="Arial" w:hAnsi="Arial" w:cs="Arial"/>
-          <w:sz w:val="22"/>
-          <w:szCs w:val="22"/>
-        </w:rPr>
-        <w:t xml:space="preserve"> </w:t>
-      </w:r>
-      <w:r>
-        <w:rPr>
-          <w:rFonts w:ascii="Arial" w:hAnsi="Arial" w:cs="Arial"/>
-          <w:sz w:val="22"/>
-          <w:szCs w:val="22"/>
-        </w:rPr>
-        <w:t xml:space="preserve">I.- La verdad de este acto jurídico. - - - - - - - - - - - - - - - - - - - - - - - - - - - - - - - </w:t>
+        <w:t xml:space="preserve">- </w:t>
       </w:r>
       <w:r>
         <w:rPr>
@@ -6702,7 +7327,116 @@
           <w:sz w:val="22"/>
           <w:szCs w:val="22"/>
         </w:rPr>
-        <w:t>Mauricio Carrasco Brihuega                                Carmen David Solís Hernández</w:t>
+        <w:t>{{</w:t>
+      </w:r>
+      <w:proofErr w:type="spellStart"/>
+      <w:proofErr w:type="gramStart"/>
+      <w:r>
+        <w:rPr>
+          <w:rStyle w:val="spellingerror"/>
+          <w:rFonts w:ascii="Arial" w:eastAsia="Arial" w:hAnsi="Arial" w:cs="Arial"/>
+          <w:bCs/>
+          <w:color w:val="00B0F0"/>
+          <w:sz w:val="22"/>
+          <w:szCs w:val="22"/>
+        </w:rPr>
+        <w:t>vendedor.nombre</w:t>
+      </w:r>
+      <w:proofErr w:type="spellEnd"/>
+      <w:r>
+        <w:rPr>
+          <w:rStyle w:val="spellingerror"/>
+          <w:rFonts w:ascii="Arial" w:eastAsia="Arial" w:hAnsi="Arial" w:cs="Arial"/>
+          <w:bCs/>
+          <w:color w:val="00B0F0"/>
+          <w:sz w:val="22"/>
+          <w:szCs w:val="22"/>
+        </w:rPr>
+        <w:t>}}</w:t>
+      </w:r>
+      <w:r>
+        <w:rPr>
+          <w:rStyle w:val="spellingerror"/>
+          <w:rFonts w:ascii="Arial" w:eastAsia="Arial" w:hAnsi="Arial" w:cs="Arial"/>
+          <w:bCs/>
+          <w:color w:val="00B0F0"/>
+          <w:sz w:val="22"/>
+          <w:szCs w:val="22"/>
+        </w:rPr>
+        <w:t xml:space="preserve">   </w:t>
+      </w:r>
+      <w:proofErr w:type="gramEnd"/>
+      <w:r>
+        <w:rPr>
+          <w:rStyle w:val="spellingerror"/>
+          <w:rFonts w:ascii="Arial" w:eastAsia="Arial" w:hAnsi="Arial" w:cs="Arial"/>
+          <w:bCs/>
+          <w:color w:val="00B0F0"/>
+          <w:sz w:val="22"/>
+          <w:szCs w:val="22"/>
+        </w:rPr>
+        <w:t xml:space="preserve">                          </w:t>
+      </w:r>
+      <w:proofErr w:type="gramStart"/>
+      <w:r>
+        <w:rPr>
+          <w:rStyle w:val="spellingerror"/>
+          <w:rFonts w:ascii="Arial" w:eastAsia="Arial" w:hAnsi="Arial" w:cs="Arial"/>
+          <w:bCs/>
+          <w:color w:val="00B0F0"/>
+          <w:sz w:val="22"/>
+          <w:szCs w:val="22"/>
+        </w:rPr>
+        <w:t xml:space="preserve">   </w:t>
+      </w:r>
+      <w:r>
+        <w:rPr>
+          <w:rStyle w:val="spellingerror"/>
+          <w:rFonts w:ascii="Arial" w:eastAsia="Arial" w:hAnsi="Arial" w:cs="Arial"/>
+          <w:bCs/>
+          <w:color w:val="00B0F0"/>
+          <w:sz w:val="22"/>
+          <w:szCs w:val="22"/>
+        </w:rPr>
+        <w:t>{</w:t>
+      </w:r>
+      <w:proofErr w:type="gramEnd"/>
+      <w:r>
+        <w:rPr>
+          <w:rStyle w:val="spellingerror"/>
+          <w:rFonts w:ascii="Arial" w:eastAsia="Arial" w:hAnsi="Arial" w:cs="Arial"/>
+          <w:bCs/>
+          <w:color w:val="00B0F0"/>
+          <w:sz w:val="22"/>
+          <w:szCs w:val="22"/>
+        </w:rPr>
+        <w:t>{</w:t>
+      </w:r>
+      <w:proofErr w:type="spellStart"/>
+      <w:proofErr w:type="gramStart"/>
+      <w:r>
+        <w:rPr>
+          <w:rStyle w:val="spellingerror"/>
+          <w:rFonts w:ascii="Arial" w:eastAsia="Arial" w:hAnsi="Arial" w:cs="Arial"/>
+          <w:bCs/>
+          <w:color w:val="00B0F0"/>
+          <w:sz w:val="22"/>
+          <w:szCs w:val="22"/>
+        </w:rPr>
+        <w:t>comprador.nombre</w:t>
+      </w:r>
+      <w:proofErr w:type="spellEnd"/>
+      <w:proofErr w:type="gramEnd"/>
+      <w:r>
+        <w:rPr>
+          <w:rStyle w:val="spellingerror"/>
+          <w:rFonts w:ascii="Arial" w:eastAsia="Arial" w:hAnsi="Arial" w:cs="Arial"/>
+          <w:bCs/>
+          <w:color w:val="00B0F0"/>
+          <w:sz w:val="22"/>
+          <w:szCs w:val="22"/>
+        </w:rPr>
+        <w:t>}}</w:t>
       </w:r>
     </w:p>
     <w:p>
@@ -7602,7 +8336,17 @@
           <w:szCs w:val="22"/>
           <w:lang w:val="es-ES_tradnl" w:bidi="ar-SA"/>
         </w:rPr>
-        <w:t xml:space="preserve">12 doce </w:t>
+        <w:t>12 doce días del mes de Septiembre del año 2024 dos mil veinticuatro</w:t>
+      </w:r>
+      <w:r>
+        <w:rPr>
+          <w:rFonts w:ascii="Arial" w:eastAsia="Times New Roman" w:hAnsi="Arial" w:cs="Arial"/>
+          <w:color w:val="auto"/>
+          <w:sz w:val="22"/>
+          <w:szCs w:val="22"/>
+          <w:lang w:val="es-ES_tradnl" w:bidi="ar-SA"/>
+        </w:rPr>
+        <w:t xml:space="preserve">, va en </w:t>
       </w:r>
       <w:r>
         <w:rPr>
@@ -7612,38 +8356,28 @@
           <w:szCs w:val="22"/>
           <w:lang w:val="es-ES_tradnl" w:bidi="ar-SA"/>
         </w:rPr>
+        <w:t xml:space="preserve">7 siete </w:t>
+      </w:r>
+      <w:r>
+        <w:rPr>
+          <w:rFonts w:ascii="Arial" w:eastAsia="Times New Roman" w:hAnsi="Arial" w:cs="Arial"/>
+          <w:color w:val="auto"/>
+          <w:sz w:val="22"/>
+          <w:szCs w:val="22"/>
+          <w:lang w:val="es-ES_tradnl" w:bidi="ar-SA"/>
+        </w:rPr>
+        <w:t xml:space="preserve">hojas útiles debidamente selladas, cotejadas y firmada de conformidad con lo dispuesto por los artículos 115 ciento quince y 116 ciento dieciséis de la Ley del Notariado </w:t>
+      </w:r>
+      <w:r>
+        <w:rPr>
+          <w:rFonts w:ascii="Arial" w:eastAsia="Times New Roman" w:hAnsi="Arial" w:cs="Arial"/>
+          <w:color w:val="auto"/>
+          <w:sz w:val="22"/>
+          <w:szCs w:val="22"/>
+          <w:lang w:val="es-ES_tradnl" w:bidi="ar-SA"/>
+        </w:rPr>
         <w:lastRenderedPageBreak/>
-        <w:t>días del mes de Septiembre del año 2024 dos mil veinticuatro</w:t>
-      </w:r>
-      <w:r>
-        <w:rPr>
-          <w:rFonts w:ascii="Arial" w:eastAsia="Times New Roman" w:hAnsi="Arial" w:cs="Arial"/>
-          <w:color w:val="auto"/>
-          <w:sz w:val="22"/>
-          <w:szCs w:val="22"/>
-          <w:lang w:val="es-ES_tradnl" w:bidi="ar-SA"/>
-        </w:rPr>
-        <w:t xml:space="preserve">, va en </w:t>
-      </w:r>
-      <w:r>
-        <w:rPr>
-          <w:rFonts w:ascii="Arial" w:eastAsia="Times New Roman" w:hAnsi="Arial" w:cs="Arial"/>
-          <w:color w:val="4472C4" w:themeColor="accent5"/>
-          <w:sz w:val="22"/>
-          <w:szCs w:val="22"/>
-          <w:lang w:val="es-ES_tradnl" w:bidi="ar-SA"/>
-        </w:rPr>
-        <w:t xml:space="preserve">7 siete </w:t>
-      </w:r>
-      <w:r>
-        <w:rPr>
-          <w:rFonts w:ascii="Arial" w:eastAsia="Times New Roman" w:hAnsi="Arial" w:cs="Arial"/>
-          <w:color w:val="auto"/>
-          <w:sz w:val="22"/>
-          <w:szCs w:val="22"/>
-          <w:lang w:val="es-ES_tradnl" w:bidi="ar-SA"/>
-        </w:rPr>
-        <w:t>hojas útiles debidamente selladas, cotejadas y firmada de conformidad con lo dispuesto por los artículos 115 ciento quince y 116 ciento dieciséis de la Ley del Notariado en vigor.- Doy Fe.- - - - - - - - - - - - - - - - - - - - - - - - - - - - - - - - - - - - - - - - - - - - - -</w:t>
+        <w:t>en vigor.- Doy Fe.- - - - - - - - - - - - - - - - - - - - - - - - - - - - - - - - - - - - - - - - - - - - - -</w:t>
       </w:r>
     </w:p>
     <w:p>
